--- a/Docs/handbook/HANDBOOK.docx
+++ b/Docs/handbook/HANDBOOK.docx
@@ -1,6 +1,6 @@
 
 <file path=word/document.xml><?xml version="1.0" encoding="utf-8"?>
-<w:document xmlns:wpc="http://schemas.microsoft.com/office/word/2010/wordprocessingCanvas" xmlns:cx="http://schemas.microsoft.com/office/drawing/2014/chartex" xmlns:cx1="http://schemas.microsoft.com/office/drawing/2015/9/8/chartex" xmlns:cx2="http://schemas.microsoft.com/office/drawing/2015/10/21/chartex" xmlns:cx3="http://schemas.microsoft.com/office/drawing/2016/5/9/chartex" xmlns:cx4="http://schemas.microsoft.com/office/drawing/2016/5/10/chartex" xmlns:cx5="http://schemas.microsoft.com/office/drawing/2016/5/11/chartex" xmlns:cx6="http://schemas.microsoft.com/office/drawing/2016/5/12/chartex" xmlns:cx7="http://schemas.microsoft.com/office/drawing/2016/5/13/chartex" xmlns:cx8="http://schemas.microsoft.com/office/drawing/2016/5/14/chartex" xmlns:mc="http://schemas.openxmlformats.org/markup-compatibility/2006" xmlns:aink="http://schemas.microsoft.com/office/drawing/2016/ink" xmlns:am3d="http://schemas.microsoft.com/office/drawing/2017/model3d" xmlns:o="urn:schemas-microsoft-com:office:office" xmlns:oel="http://schemas.microsoft.com/office/2019/extlst" xmlns:r="http://schemas.openxmlformats.org/officeDocument/2006/relationships" xmlns:m="http://schemas.openxmlformats.org/officeDocument/2006/math" xmlns:v="urn:schemas-microsoft-com:vml" xmlns:wp14="http://schemas.microsoft.com/office/word/2010/wordprocessingDrawing" xmlns:wp="http://schemas.openxmlformats.org/drawingml/2006/wordprocessingDrawing" xmlns:w10="urn:schemas-microsoft-com:office:word" xmlns:w="http://schemas.openxmlformats.org/wordprocessingml/2006/main" xmlns:w14="http://schemas.microsoft.com/office/word/2010/wordml" xmlns:w15="http://schemas.microsoft.com/office/word/2012/wordml" xmlns:w16cei="http://schemas.microsoft.com/office/word/2026/wordml/cei" xmlns:w16cex="http://schemas.microsoft.com/office/word/2018/wordml/cex" xmlns:w16cid="http://schemas.microsoft.com/office/word/2016/wordml/cid" xmlns:w16="http://schemas.microsoft.com/office/word/2018/wordml" xmlns:w16du="http://schemas.microsoft.com/office/word/2023/wordml/word16du" xmlns:w16sdtdh="http://schemas.microsoft.com/office/word/2020/wordml/sdtdatahash" xmlns:w16sdtfl="http://schemas.microsoft.com/office/word/2024/wordml/sdtformatlock" xmlns:w16se="http://schemas.microsoft.com/office/word/2015/wordml/symex" xmlns:wpg="http://schemas.microsoft.com/office/word/2010/wordprocessingGroup" xmlns:wpi="http://schemas.microsoft.com/office/word/2010/wordprocessingInk" xmlns:wne="http://schemas.microsoft.com/office/word/2006/wordml" xmlns:wps="http://schemas.microsoft.com/office/word/2010/wordprocessingShape" mc:Ignorable="w14 w15 w16se w16cid w16 w16cex w16sdtdh w16sdtfl w16du wp14">
+<w:document xmlns:wpc="http://schemas.microsoft.com/office/word/2010/wordprocessingCanvas" xmlns:cx="http://schemas.microsoft.com/office/drawing/2014/chartex" xmlns:cx1="http://schemas.microsoft.com/office/drawing/2015/9/8/chartex" xmlns:cx2="http://schemas.microsoft.com/office/drawing/2015/10/21/chartex" xmlns:cx3="http://schemas.microsoft.com/office/drawing/2016/5/9/chartex" xmlns:cx4="http://schemas.microsoft.com/office/drawing/2016/5/10/chartex" xmlns:cx5="http://schemas.microsoft.com/office/drawing/2016/5/11/chartex" xmlns:cx6="http://schemas.microsoft.com/office/drawing/2016/5/12/chartex" xmlns:cx7="http://schemas.microsoft.com/office/drawing/2016/5/13/chartex" xmlns:cx8="http://schemas.microsoft.com/office/drawing/2016/5/14/chartex" xmlns:mc="http://schemas.openxmlformats.org/markup-compatibility/2006" xmlns:aink="http://schemas.microsoft.com/office/drawing/2016/ink" xmlns:am3d="http://schemas.microsoft.com/office/drawing/2017/model3d" xmlns:o="urn:schemas-microsoft-com:office:office" xmlns:r="http://schemas.openxmlformats.org/officeDocument/2006/relationships" xmlns:m="http://schemas.openxmlformats.org/officeDocument/2006/math" xmlns:v="urn:schemas-microsoft-com:vml" xmlns:wp14="http://schemas.microsoft.com/office/word/2010/wordprocessingDrawing" xmlns:wp="http://schemas.openxmlformats.org/drawingml/2006/wordprocessingDrawing" xmlns:w10="urn:schemas-microsoft-com:office:word" xmlns:w="http://schemas.openxmlformats.org/wordprocessingml/2006/main" xmlns:w14="http://schemas.microsoft.com/office/word/2010/wordml" xmlns:w15="http://schemas.microsoft.com/office/word/2012/wordml" xmlns:w16cex="http://schemas.microsoft.com/office/word/2018/wordml/cex" xmlns:w16cid="http://schemas.microsoft.com/office/word/2016/wordml/cid" xmlns:w16="http://schemas.microsoft.com/office/word/2018/wordml" xmlns:w16se="http://schemas.microsoft.com/office/word/2015/wordml/symex" xmlns:wpg="http://schemas.microsoft.com/office/word/2010/wordprocessingGroup" xmlns:wpi="http://schemas.microsoft.com/office/word/2010/wordprocessingInk" xmlns:wne="http://schemas.microsoft.com/office/word/2006/wordml" xmlns:wps="http://schemas.microsoft.com/office/word/2010/wordprocessingShape" mc:Ignorable="w14 w15 w16se w16cid w16 w16cex wp14">
   <w:body>
     <w:p>
       <w:r>
@@ -20,22 +20,54 @@
     </w:p>
     <w:p>
       <w:r>
-        <w:t>**Version:** 2.0.0</w:t>
-      </w:r>
-    </w:p>
-    <w:p>
-      <w:r>
-        <w:t>**Edition:** OpenCV Edition</w:t>
-      </w:r>
-    </w:p>
-    <w:p>
-      <w:r>
-        <w:t>**Status:** Authoritative Project Specification</w:t>
-      </w:r>
-    </w:p>
-    <w:p>
-      <w:r>
-        <w:t>**Last Updated:** August 2026</w:t>
+        <w:t>**</w:t>
+      </w:r>
+      <w:proofErr w:type="gramStart"/>
+      <w:r>
+        <w:t>Version:*</w:t>
+      </w:r>
+      <w:proofErr w:type="gramEnd"/>
+      <w:r>
+        <w:t>* 2.0.0</w:t>
+      </w:r>
+    </w:p>
+    <w:p>
+      <w:r>
+        <w:t>**</w:t>
+      </w:r>
+      <w:proofErr w:type="gramStart"/>
+      <w:r>
+        <w:t>Edition:*</w:t>
+      </w:r>
+      <w:proofErr w:type="gramEnd"/>
+      <w:r>
+        <w:t>* OpenCV Edition</w:t>
+      </w:r>
+    </w:p>
+    <w:p>
+      <w:r>
+        <w:t>**</w:t>
+      </w:r>
+      <w:proofErr w:type="gramStart"/>
+      <w:r>
+        <w:t>Status:*</w:t>
+      </w:r>
+      <w:proofErr w:type="gramEnd"/>
+      <w:r>
+        <w:t>* Authoritative Project Specification</w:t>
+      </w:r>
+    </w:p>
+    <w:p>
+      <w:r>
+        <w:t xml:space="preserve">**Last </w:t>
+      </w:r>
+      <w:proofErr w:type="gramStart"/>
+      <w:r>
+        <w:t>Updated:*</w:t>
+      </w:r>
+      <w:proofErr w:type="gramEnd"/>
+      <w:r>
+        <w:t>* August 2026</w:t>
       </w:r>
     </w:p>
     <w:p>
@@ -77,7 +109,7 @@
       <w:r>
         <w:fldChar w:fldCharType="separate"/>
       </w:r>
-      <w:hyperlink w:anchor="_Toc236754289" w:history="1">
+      <w:hyperlink r:id="rId6" w:anchor="_Toc236754289" w:history="1">
         <w:r>
           <w:rPr>
             <w:rStyle w:val="Hyperlink"/>
@@ -87,49 +119,63 @@
         </w:r>
         <w:r>
           <w:rPr>
-            <w:noProof/>
-            <w:webHidden/>
+            <w:rStyle w:val="Hyperlink"/>
+            <w:noProof/>
+            <w:webHidden/>
+            <w:color w:val="auto"/>
           </w:rPr>
           <w:tab/>
         </w:r>
         <w:r>
           <w:rPr>
-            <w:noProof/>
-            <w:webHidden/>
+            <w:rStyle w:val="Hyperlink"/>
+            <w:noProof/>
+            <w:webHidden/>
+            <w:color w:val="auto"/>
           </w:rPr>
           <w:fldChar w:fldCharType="begin"/>
         </w:r>
         <w:r>
           <w:rPr>
-            <w:noProof/>
-            <w:webHidden/>
+            <w:rStyle w:val="Hyperlink"/>
+            <w:noProof/>
+            <w:webHidden/>
+            <w:color w:val="auto"/>
           </w:rPr>
           <w:instrText xml:space="preserve"> PAGEREF _Toc236754289 \h </w:instrText>
         </w:r>
         <w:r>
           <w:rPr>
-            <w:noProof/>
-            <w:webHidden/>
-          </w:rPr>
-        </w:r>
-        <w:r>
-          <w:rPr>
-            <w:noProof/>
-            <w:webHidden/>
+            <w:rStyle w:val="Hyperlink"/>
+            <w:noProof/>
+            <w:webHidden/>
+            <w:color w:val="auto"/>
+          </w:rPr>
+        </w:r>
+        <w:r>
+          <w:rPr>
+            <w:rStyle w:val="Hyperlink"/>
+            <w:noProof/>
+            <w:webHidden/>
+            <w:color w:val="auto"/>
           </w:rPr>
           <w:fldChar w:fldCharType="separate"/>
         </w:r>
         <w:r>
           <w:rPr>
-            <w:noProof/>
-            <w:webHidden/>
+            <w:rStyle w:val="Hyperlink"/>
+            <w:noProof/>
+            <w:webHidden/>
+            <w:color w:val="auto"/>
           </w:rPr>
           <w:t>1</w:t>
         </w:r>
         <w:r>
           <w:rPr>
-            <w:noProof/>
-            <w:webHidden/>
+            <w:rStyle w:val="Hyperlink"/>
+            <w:noProof/>
+            <w:webHidden/>
+            <w:color w:val="auto"/>
           </w:rPr>
           <w:fldChar w:fldCharType="end"/>
         </w:r>
@@ -149,7 +195,7 @@
           <w:lang w:eastAsia="en-IE"/>
         </w:rPr>
       </w:pPr>
-      <w:hyperlink w:anchor="_Toc236754290" w:history="1">
+      <w:hyperlink r:id="rId7" w:anchor="_Toc236754290" w:history="1">
         <w:r>
           <w:rPr>
             <w:rStyle w:val="Hyperlink"/>
@@ -159,8 +205,10 @@
         </w:r>
         <w:r>
           <w:rPr>
+            <w:rStyle w:val="Hyperlink"/>
             <w:rFonts w:eastAsiaTheme="minorEastAsia"/>
             <w:noProof/>
+            <w:color w:val="auto"/>
             <w:kern w:val="2"/>
             <w:lang w:eastAsia="en-IE"/>
           </w:rPr>
@@ -175,49 +223,63 @@
         </w:r>
         <w:r>
           <w:rPr>
-            <w:noProof/>
-            <w:webHidden/>
+            <w:rStyle w:val="Hyperlink"/>
+            <w:noProof/>
+            <w:webHidden/>
+            <w:color w:val="auto"/>
           </w:rPr>
           <w:tab/>
         </w:r>
         <w:r>
           <w:rPr>
-            <w:noProof/>
-            <w:webHidden/>
+            <w:rStyle w:val="Hyperlink"/>
+            <w:noProof/>
+            <w:webHidden/>
+            <w:color w:val="auto"/>
           </w:rPr>
           <w:fldChar w:fldCharType="begin"/>
         </w:r>
         <w:r>
           <w:rPr>
-            <w:noProof/>
-            <w:webHidden/>
+            <w:rStyle w:val="Hyperlink"/>
+            <w:noProof/>
+            <w:webHidden/>
+            <w:color w:val="auto"/>
           </w:rPr>
           <w:instrText xml:space="preserve"> PAGEREF _Toc236754290 \h </w:instrText>
         </w:r>
         <w:r>
           <w:rPr>
-            <w:noProof/>
-            <w:webHidden/>
-          </w:rPr>
-        </w:r>
-        <w:r>
-          <w:rPr>
-            <w:noProof/>
-            <w:webHidden/>
+            <w:rStyle w:val="Hyperlink"/>
+            <w:noProof/>
+            <w:webHidden/>
+            <w:color w:val="auto"/>
+          </w:rPr>
+        </w:r>
+        <w:r>
+          <w:rPr>
+            <w:rStyle w:val="Hyperlink"/>
+            <w:noProof/>
+            <w:webHidden/>
+            <w:color w:val="auto"/>
           </w:rPr>
           <w:fldChar w:fldCharType="separate"/>
         </w:r>
         <w:r>
           <w:rPr>
-            <w:noProof/>
-            <w:webHidden/>
+            <w:rStyle w:val="Hyperlink"/>
+            <w:noProof/>
+            <w:webHidden/>
+            <w:color w:val="auto"/>
           </w:rPr>
           <w:t>3</w:t>
         </w:r>
         <w:r>
           <w:rPr>
-            <w:noProof/>
-            <w:webHidden/>
+            <w:rStyle w:val="Hyperlink"/>
+            <w:noProof/>
+            <w:webHidden/>
+            <w:color w:val="auto"/>
           </w:rPr>
           <w:fldChar w:fldCharType="end"/>
         </w:r>
@@ -237,7 +299,7 @@
           <w:lang w:eastAsia="en-IE"/>
         </w:rPr>
       </w:pPr>
-      <w:hyperlink w:anchor="_Toc236754291" w:history="1">
+      <w:hyperlink r:id="rId8" w:anchor="_Toc236754291" w:history="1">
         <w:r>
           <w:rPr>
             <w:rStyle w:val="Hyperlink"/>
@@ -247,8 +309,10 @@
         </w:r>
         <w:r>
           <w:rPr>
+            <w:rStyle w:val="Hyperlink"/>
             <w:rFonts w:eastAsiaTheme="minorEastAsia"/>
             <w:noProof/>
+            <w:color w:val="auto"/>
             <w:kern w:val="2"/>
             <w:lang w:eastAsia="en-IE"/>
           </w:rPr>
@@ -263,49 +327,63 @@
         </w:r>
         <w:r>
           <w:rPr>
-            <w:noProof/>
-            <w:webHidden/>
+            <w:rStyle w:val="Hyperlink"/>
+            <w:noProof/>
+            <w:webHidden/>
+            <w:color w:val="auto"/>
           </w:rPr>
           <w:tab/>
         </w:r>
         <w:r>
           <w:rPr>
-            <w:noProof/>
-            <w:webHidden/>
+            <w:rStyle w:val="Hyperlink"/>
+            <w:noProof/>
+            <w:webHidden/>
+            <w:color w:val="auto"/>
           </w:rPr>
           <w:fldChar w:fldCharType="begin"/>
         </w:r>
         <w:r>
           <w:rPr>
-            <w:noProof/>
-            <w:webHidden/>
+            <w:rStyle w:val="Hyperlink"/>
+            <w:noProof/>
+            <w:webHidden/>
+            <w:color w:val="auto"/>
           </w:rPr>
           <w:instrText xml:space="preserve"> PAGEREF _Toc236754291 \h </w:instrText>
         </w:r>
         <w:r>
           <w:rPr>
-            <w:noProof/>
-            <w:webHidden/>
-          </w:rPr>
-        </w:r>
-        <w:r>
-          <w:rPr>
-            <w:noProof/>
-            <w:webHidden/>
+            <w:rStyle w:val="Hyperlink"/>
+            <w:noProof/>
+            <w:webHidden/>
+            <w:color w:val="auto"/>
+          </w:rPr>
+        </w:r>
+        <w:r>
+          <w:rPr>
+            <w:rStyle w:val="Hyperlink"/>
+            <w:noProof/>
+            <w:webHidden/>
+            <w:color w:val="auto"/>
           </w:rPr>
           <w:fldChar w:fldCharType="separate"/>
         </w:r>
         <w:r>
           <w:rPr>
-            <w:noProof/>
-            <w:webHidden/>
+            <w:rStyle w:val="Hyperlink"/>
+            <w:noProof/>
+            <w:webHidden/>
+            <w:color w:val="auto"/>
           </w:rPr>
           <w:t>3</w:t>
         </w:r>
         <w:r>
           <w:rPr>
-            <w:noProof/>
-            <w:webHidden/>
+            <w:rStyle w:val="Hyperlink"/>
+            <w:noProof/>
+            <w:webHidden/>
+            <w:color w:val="auto"/>
           </w:rPr>
           <w:fldChar w:fldCharType="end"/>
         </w:r>
@@ -325,7 +403,7 @@
           <w:lang w:eastAsia="en-IE"/>
         </w:rPr>
       </w:pPr>
-      <w:hyperlink w:anchor="_Toc236754292" w:history="1">
+      <w:hyperlink r:id="rId9" w:anchor="_Toc236754292" w:history="1">
         <w:r>
           <w:rPr>
             <w:rStyle w:val="Hyperlink"/>
@@ -335,8 +413,10 @@
         </w:r>
         <w:r>
           <w:rPr>
+            <w:rStyle w:val="Hyperlink"/>
             <w:rFonts w:eastAsiaTheme="minorEastAsia"/>
             <w:noProof/>
+            <w:color w:val="auto"/>
             <w:kern w:val="2"/>
             <w:lang w:eastAsia="en-IE"/>
           </w:rPr>
@@ -351,49 +431,63 @@
         </w:r>
         <w:r>
           <w:rPr>
-            <w:noProof/>
-            <w:webHidden/>
+            <w:rStyle w:val="Hyperlink"/>
+            <w:noProof/>
+            <w:webHidden/>
+            <w:color w:val="auto"/>
           </w:rPr>
           <w:tab/>
         </w:r>
         <w:r>
           <w:rPr>
-            <w:noProof/>
-            <w:webHidden/>
+            <w:rStyle w:val="Hyperlink"/>
+            <w:noProof/>
+            <w:webHidden/>
+            <w:color w:val="auto"/>
           </w:rPr>
           <w:fldChar w:fldCharType="begin"/>
         </w:r>
         <w:r>
           <w:rPr>
-            <w:noProof/>
-            <w:webHidden/>
+            <w:rStyle w:val="Hyperlink"/>
+            <w:noProof/>
+            <w:webHidden/>
+            <w:color w:val="auto"/>
           </w:rPr>
           <w:instrText xml:space="preserve"> PAGEREF _Toc236754292 \h </w:instrText>
         </w:r>
         <w:r>
           <w:rPr>
-            <w:noProof/>
-            <w:webHidden/>
-          </w:rPr>
-        </w:r>
-        <w:r>
-          <w:rPr>
-            <w:noProof/>
-            <w:webHidden/>
+            <w:rStyle w:val="Hyperlink"/>
+            <w:noProof/>
+            <w:webHidden/>
+            <w:color w:val="auto"/>
+          </w:rPr>
+        </w:r>
+        <w:r>
+          <w:rPr>
+            <w:rStyle w:val="Hyperlink"/>
+            <w:noProof/>
+            <w:webHidden/>
+            <w:color w:val="auto"/>
           </w:rPr>
           <w:fldChar w:fldCharType="separate"/>
         </w:r>
         <w:r>
           <w:rPr>
-            <w:noProof/>
-            <w:webHidden/>
+            <w:rStyle w:val="Hyperlink"/>
+            <w:noProof/>
+            <w:webHidden/>
+            <w:color w:val="auto"/>
           </w:rPr>
           <w:t>4</w:t>
         </w:r>
         <w:r>
           <w:rPr>
-            <w:noProof/>
-            <w:webHidden/>
+            <w:rStyle w:val="Hyperlink"/>
+            <w:noProof/>
+            <w:webHidden/>
+            <w:color w:val="auto"/>
           </w:rPr>
           <w:fldChar w:fldCharType="end"/>
         </w:r>
@@ -413,7 +507,7 @@
           <w:lang w:eastAsia="en-IE"/>
         </w:rPr>
       </w:pPr>
-      <w:hyperlink w:anchor="_Toc236754293" w:history="1">
+      <w:hyperlink r:id="rId10" w:anchor="_Toc236754293" w:history="1">
         <w:r>
           <w:rPr>
             <w:rStyle w:val="Hyperlink"/>
@@ -423,8 +517,10 @@
         </w:r>
         <w:r>
           <w:rPr>
+            <w:rStyle w:val="Hyperlink"/>
             <w:rFonts w:eastAsiaTheme="minorEastAsia"/>
             <w:noProof/>
+            <w:color w:val="auto"/>
             <w:kern w:val="2"/>
             <w:lang w:eastAsia="en-IE"/>
           </w:rPr>
@@ -439,49 +535,63 @@
         </w:r>
         <w:r>
           <w:rPr>
-            <w:noProof/>
-            <w:webHidden/>
+            <w:rStyle w:val="Hyperlink"/>
+            <w:noProof/>
+            <w:webHidden/>
+            <w:color w:val="auto"/>
           </w:rPr>
           <w:tab/>
         </w:r>
         <w:r>
           <w:rPr>
-            <w:noProof/>
-            <w:webHidden/>
+            <w:rStyle w:val="Hyperlink"/>
+            <w:noProof/>
+            <w:webHidden/>
+            <w:color w:val="auto"/>
           </w:rPr>
           <w:fldChar w:fldCharType="begin"/>
         </w:r>
         <w:r>
           <w:rPr>
-            <w:noProof/>
-            <w:webHidden/>
+            <w:rStyle w:val="Hyperlink"/>
+            <w:noProof/>
+            <w:webHidden/>
+            <w:color w:val="auto"/>
           </w:rPr>
           <w:instrText xml:space="preserve"> PAGEREF _Toc236754293 \h </w:instrText>
         </w:r>
         <w:r>
           <w:rPr>
-            <w:noProof/>
-            <w:webHidden/>
-          </w:rPr>
-        </w:r>
-        <w:r>
-          <w:rPr>
-            <w:noProof/>
-            <w:webHidden/>
+            <w:rStyle w:val="Hyperlink"/>
+            <w:noProof/>
+            <w:webHidden/>
+            <w:color w:val="auto"/>
+          </w:rPr>
+        </w:r>
+        <w:r>
+          <w:rPr>
+            <w:rStyle w:val="Hyperlink"/>
+            <w:noProof/>
+            <w:webHidden/>
+            <w:color w:val="auto"/>
           </w:rPr>
           <w:fldChar w:fldCharType="separate"/>
         </w:r>
         <w:r>
           <w:rPr>
-            <w:noProof/>
-            <w:webHidden/>
+            <w:rStyle w:val="Hyperlink"/>
+            <w:noProof/>
+            <w:webHidden/>
+            <w:color w:val="auto"/>
           </w:rPr>
           <w:t>5</w:t>
         </w:r>
         <w:r>
           <w:rPr>
-            <w:noProof/>
-            <w:webHidden/>
+            <w:rStyle w:val="Hyperlink"/>
+            <w:noProof/>
+            <w:webHidden/>
+            <w:color w:val="auto"/>
           </w:rPr>
           <w:fldChar w:fldCharType="end"/>
         </w:r>
@@ -501,7 +611,7 @@
           <w:lang w:eastAsia="en-IE"/>
         </w:rPr>
       </w:pPr>
-      <w:hyperlink w:anchor="_Toc236754294" w:history="1">
+      <w:hyperlink r:id="rId11" w:anchor="_Toc236754294" w:history="1">
         <w:r>
           <w:rPr>
             <w:rStyle w:val="Hyperlink"/>
@@ -511,8 +621,10 @@
         </w:r>
         <w:r>
           <w:rPr>
+            <w:rStyle w:val="Hyperlink"/>
             <w:rFonts w:eastAsiaTheme="minorEastAsia"/>
             <w:noProof/>
+            <w:color w:val="auto"/>
             <w:kern w:val="2"/>
             <w:lang w:eastAsia="en-IE"/>
           </w:rPr>
@@ -527,49 +639,63 @@
         </w:r>
         <w:r>
           <w:rPr>
-            <w:noProof/>
-            <w:webHidden/>
+            <w:rStyle w:val="Hyperlink"/>
+            <w:noProof/>
+            <w:webHidden/>
+            <w:color w:val="auto"/>
           </w:rPr>
           <w:tab/>
         </w:r>
         <w:r>
           <w:rPr>
-            <w:noProof/>
-            <w:webHidden/>
+            <w:rStyle w:val="Hyperlink"/>
+            <w:noProof/>
+            <w:webHidden/>
+            <w:color w:val="auto"/>
           </w:rPr>
           <w:fldChar w:fldCharType="begin"/>
         </w:r>
         <w:r>
           <w:rPr>
-            <w:noProof/>
-            <w:webHidden/>
+            <w:rStyle w:val="Hyperlink"/>
+            <w:noProof/>
+            <w:webHidden/>
+            <w:color w:val="auto"/>
           </w:rPr>
           <w:instrText xml:space="preserve"> PAGEREF _Toc236754294 \h </w:instrText>
         </w:r>
         <w:r>
           <w:rPr>
-            <w:noProof/>
-            <w:webHidden/>
-          </w:rPr>
-        </w:r>
-        <w:r>
-          <w:rPr>
-            <w:noProof/>
-            <w:webHidden/>
+            <w:rStyle w:val="Hyperlink"/>
+            <w:noProof/>
+            <w:webHidden/>
+            <w:color w:val="auto"/>
+          </w:rPr>
+        </w:r>
+        <w:r>
+          <w:rPr>
+            <w:rStyle w:val="Hyperlink"/>
+            <w:noProof/>
+            <w:webHidden/>
+            <w:color w:val="auto"/>
           </w:rPr>
           <w:fldChar w:fldCharType="separate"/>
         </w:r>
         <w:r>
           <w:rPr>
-            <w:noProof/>
-            <w:webHidden/>
+            <w:rStyle w:val="Hyperlink"/>
+            <w:noProof/>
+            <w:webHidden/>
+            <w:color w:val="auto"/>
           </w:rPr>
           <w:t>5</w:t>
         </w:r>
         <w:r>
           <w:rPr>
-            <w:noProof/>
-            <w:webHidden/>
+            <w:rStyle w:val="Hyperlink"/>
+            <w:noProof/>
+            <w:webHidden/>
+            <w:color w:val="auto"/>
           </w:rPr>
           <w:fldChar w:fldCharType="end"/>
         </w:r>
@@ -589,7 +715,7 @@
           <w:lang w:eastAsia="en-IE"/>
         </w:rPr>
       </w:pPr>
-      <w:hyperlink w:anchor="_Toc236754295" w:history="1">
+      <w:hyperlink r:id="rId12" w:anchor="_Toc236754295" w:history="1">
         <w:r>
           <w:rPr>
             <w:rStyle w:val="Hyperlink"/>
@@ -599,8 +725,10 @@
         </w:r>
         <w:r>
           <w:rPr>
+            <w:rStyle w:val="Hyperlink"/>
             <w:rFonts w:eastAsiaTheme="minorEastAsia"/>
             <w:noProof/>
+            <w:color w:val="auto"/>
             <w:kern w:val="2"/>
             <w:lang w:eastAsia="en-IE"/>
           </w:rPr>
@@ -615,49 +743,63 @@
         </w:r>
         <w:r>
           <w:rPr>
-            <w:noProof/>
-            <w:webHidden/>
+            <w:rStyle w:val="Hyperlink"/>
+            <w:noProof/>
+            <w:webHidden/>
+            <w:color w:val="auto"/>
           </w:rPr>
           <w:tab/>
         </w:r>
         <w:r>
           <w:rPr>
-            <w:noProof/>
-            <w:webHidden/>
+            <w:rStyle w:val="Hyperlink"/>
+            <w:noProof/>
+            <w:webHidden/>
+            <w:color w:val="auto"/>
           </w:rPr>
           <w:fldChar w:fldCharType="begin"/>
         </w:r>
         <w:r>
           <w:rPr>
-            <w:noProof/>
-            <w:webHidden/>
+            <w:rStyle w:val="Hyperlink"/>
+            <w:noProof/>
+            <w:webHidden/>
+            <w:color w:val="auto"/>
           </w:rPr>
           <w:instrText xml:space="preserve"> PAGEREF _Toc236754295 \h </w:instrText>
         </w:r>
         <w:r>
           <w:rPr>
-            <w:noProof/>
-            <w:webHidden/>
-          </w:rPr>
-        </w:r>
-        <w:r>
-          <w:rPr>
-            <w:noProof/>
-            <w:webHidden/>
+            <w:rStyle w:val="Hyperlink"/>
+            <w:noProof/>
+            <w:webHidden/>
+            <w:color w:val="auto"/>
+          </w:rPr>
+        </w:r>
+        <w:r>
+          <w:rPr>
+            <w:rStyle w:val="Hyperlink"/>
+            <w:noProof/>
+            <w:webHidden/>
+            <w:color w:val="auto"/>
           </w:rPr>
           <w:fldChar w:fldCharType="separate"/>
         </w:r>
         <w:r>
           <w:rPr>
-            <w:noProof/>
-            <w:webHidden/>
+            <w:rStyle w:val="Hyperlink"/>
+            <w:noProof/>
+            <w:webHidden/>
+            <w:color w:val="auto"/>
           </w:rPr>
           <w:t>6</w:t>
         </w:r>
         <w:r>
           <w:rPr>
-            <w:noProof/>
-            <w:webHidden/>
+            <w:rStyle w:val="Hyperlink"/>
+            <w:noProof/>
+            <w:webHidden/>
+            <w:color w:val="auto"/>
           </w:rPr>
           <w:fldChar w:fldCharType="end"/>
         </w:r>
@@ -676,7 +818,7 @@
           <w:lang w:eastAsia="en-IE"/>
         </w:rPr>
       </w:pPr>
-      <w:hyperlink w:anchor="_Toc236754296" w:history="1">
+      <w:hyperlink r:id="rId13" w:anchor="_Toc236754296" w:history="1">
         <w:r>
           <w:rPr>
             <w:rStyle w:val="Hyperlink"/>
@@ -686,49 +828,63 @@
         </w:r>
         <w:r>
           <w:rPr>
-            <w:noProof/>
-            <w:webHidden/>
+            <w:rStyle w:val="Hyperlink"/>
+            <w:noProof/>
+            <w:webHidden/>
+            <w:color w:val="auto"/>
           </w:rPr>
           <w:tab/>
         </w:r>
         <w:r>
           <w:rPr>
-            <w:noProof/>
-            <w:webHidden/>
+            <w:rStyle w:val="Hyperlink"/>
+            <w:noProof/>
+            <w:webHidden/>
+            <w:color w:val="auto"/>
           </w:rPr>
           <w:fldChar w:fldCharType="begin"/>
         </w:r>
         <w:r>
           <w:rPr>
-            <w:noProof/>
-            <w:webHidden/>
+            <w:rStyle w:val="Hyperlink"/>
+            <w:noProof/>
+            <w:webHidden/>
+            <w:color w:val="auto"/>
           </w:rPr>
           <w:instrText xml:space="preserve"> PAGEREF _Toc236754296 \h </w:instrText>
         </w:r>
         <w:r>
           <w:rPr>
-            <w:noProof/>
-            <w:webHidden/>
-          </w:rPr>
-        </w:r>
-        <w:r>
-          <w:rPr>
-            <w:noProof/>
-            <w:webHidden/>
+            <w:rStyle w:val="Hyperlink"/>
+            <w:noProof/>
+            <w:webHidden/>
+            <w:color w:val="auto"/>
+          </w:rPr>
+        </w:r>
+        <w:r>
+          <w:rPr>
+            <w:rStyle w:val="Hyperlink"/>
+            <w:noProof/>
+            <w:webHidden/>
+            <w:color w:val="auto"/>
           </w:rPr>
           <w:fldChar w:fldCharType="separate"/>
         </w:r>
         <w:r>
           <w:rPr>
-            <w:noProof/>
-            <w:webHidden/>
+            <w:rStyle w:val="Hyperlink"/>
+            <w:noProof/>
+            <w:webHidden/>
+            <w:color w:val="auto"/>
           </w:rPr>
           <w:t>6</w:t>
         </w:r>
         <w:r>
           <w:rPr>
-            <w:noProof/>
-            <w:webHidden/>
+            <w:rStyle w:val="Hyperlink"/>
+            <w:noProof/>
+            <w:webHidden/>
+            <w:color w:val="auto"/>
           </w:rPr>
           <w:fldChar w:fldCharType="end"/>
         </w:r>
@@ -747,7 +903,7 @@
           <w:lang w:eastAsia="en-IE"/>
         </w:rPr>
       </w:pPr>
-      <w:hyperlink w:anchor="_Toc236754297" w:history="1">
+      <w:hyperlink r:id="rId14" w:anchor="_Toc236754297" w:history="1">
         <w:r>
           <w:rPr>
             <w:rStyle w:val="Hyperlink"/>
@@ -757,49 +913,63 @@
         </w:r>
         <w:r>
           <w:rPr>
-            <w:noProof/>
-            <w:webHidden/>
+            <w:rStyle w:val="Hyperlink"/>
+            <w:noProof/>
+            <w:webHidden/>
+            <w:color w:val="auto"/>
           </w:rPr>
           <w:tab/>
         </w:r>
         <w:r>
           <w:rPr>
-            <w:noProof/>
-            <w:webHidden/>
+            <w:rStyle w:val="Hyperlink"/>
+            <w:noProof/>
+            <w:webHidden/>
+            <w:color w:val="auto"/>
           </w:rPr>
           <w:fldChar w:fldCharType="begin"/>
         </w:r>
         <w:r>
           <w:rPr>
-            <w:noProof/>
-            <w:webHidden/>
+            <w:rStyle w:val="Hyperlink"/>
+            <w:noProof/>
+            <w:webHidden/>
+            <w:color w:val="auto"/>
           </w:rPr>
           <w:instrText xml:space="preserve"> PAGEREF _Toc236754297 \h </w:instrText>
         </w:r>
         <w:r>
           <w:rPr>
-            <w:noProof/>
-            <w:webHidden/>
-          </w:rPr>
-        </w:r>
-        <w:r>
-          <w:rPr>
-            <w:noProof/>
-            <w:webHidden/>
+            <w:rStyle w:val="Hyperlink"/>
+            <w:noProof/>
+            <w:webHidden/>
+            <w:color w:val="auto"/>
+          </w:rPr>
+        </w:r>
+        <w:r>
+          <w:rPr>
+            <w:rStyle w:val="Hyperlink"/>
+            <w:noProof/>
+            <w:webHidden/>
+            <w:color w:val="auto"/>
           </w:rPr>
           <w:fldChar w:fldCharType="separate"/>
         </w:r>
         <w:r>
           <w:rPr>
-            <w:noProof/>
-            <w:webHidden/>
+            <w:rStyle w:val="Hyperlink"/>
+            <w:noProof/>
+            <w:webHidden/>
+            <w:color w:val="auto"/>
           </w:rPr>
           <w:t>6</w:t>
         </w:r>
         <w:r>
           <w:rPr>
-            <w:noProof/>
-            <w:webHidden/>
+            <w:rStyle w:val="Hyperlink"/>
+            <w:noProof/>
+            <w:webHidden/>
+            <w:color w:val="auto"/>
           </w:rPr>
           <w:fldChar w:fldCharType="end"/>
         </w:r>
@@ -818,7 +988,7 @@
           <w:lang w:eastAsia="en-IE"/>
         </w:rPr>
       </w:pPr>
-      <w:hyperlink w:anchor="_Toc236754298" w:history="1">
+      <w:hyperlink r:id="rId15" w:anchor="_Toc236754298" w:history="1">
         <w:r>
           <w:rPr>
             <w:rStyle w:val="Hyperlink"/>
@@ -828,49 +998,63 @@
         </w:r>
         <w:r>
           <w:rPr>
-            <w:noProof/>
-            <w:webHidden/>
+            <w:rStyle w:val="Hyperlink"/>
+            <w:noProof/>
+            <w:webHidden/>
+            <w:color w:val="auto"/>
           </w:rPr>
           <w:tab/>
         </w:r>
         <w:r>
           <w:rPr>
-            <w:noProof/>
-            <w:webHidden/>
+            <w:rStyle w:val="Hyperlink"/>
+            <w:noProof/>
+            <w:webHidden/>
+            <w:color w:val="auto"/>
           </w:rPr>
           <w:fldChar w:fldCharType="begin"/>
         </w:r>
         <w:r>
           <w:rPr>
-            <w:noProof/>
-            <w:webHidden/>
+            <w:rStyle w:val="Hyperlink"/>
+            <w:noProof/>
+            <w:webHidden/>
+            <w:color w:val="auto"/>
           </w:rPr>
           <w:instrText xml:space="preserve"> PAGEREF _Toc236754298 \h </w:instrText>
         </w:r>
         <w:r>
           <w:rPr>
-            <w:noProof/>
-            <w:webHidden/>
-          </w:rPr>
-        </w:r>
-        <w:r>
-          <w:rPr>
-            <w:noProof/>
-            <w:webHidden/>
+            <w:rStyle w:val="Hyperlink"/>
+            <w:noProof/>
+            <w:webHidden/>
+            <w:color w:val="auto"/>
+          </w:rPr>
+        </w:r>
+        <w:r>
+          <w:rPr>
+            <w:rStyle w:val="Hyperlink"/>
+            <w:noProof/>
+            <w:webHidden/>
+            <w:color w:val="auto"/>
           </w:rPr>
           <w:fldChar w:fldCharType="separate"/>
         </w:r>
         <w:r>
           <w:rPr>
-            <w:noProof/>
-            <w:webHidden/>
+            <w:rStyle w:val="Hyperlink"/>
+            <w:noProof/>
+            <w:webHidden/>
+            <w:color w:val="auto"/>
           </w:rPr>
           <w:t>6</w:t>
         </w:r>
         <w:r>
           <w:rPr>
-            <w:noProof/>
-            <w:webHidden/>
+            <w:rStyle w:val="Hyperlink"/>
+            <w:noProof/>
+            <w:webHidden/>
+            <w:color w:val="auto"/>
           </w:rPr>
           <w:fldChar w:fldCharType="end"/>
         </w:r>
@@ -889,7 +1073,7 @@
           <w:lang w:eastAsia="en-IE"/>
         </w:rPr>
       </w:pPr>
-      <w:hyperlink w:anchor="_Toc236754299" w:history="1">
+      <w:hyperlink r:id="rId16" w:anchor="_Toc236754299" w:history="1">
         <w:r>
           <w:rPr>
             <w:rStyle w:val="Hyperlink"/>
@@ -899,49 +1083,63 @@
         </w:r>
         <w:r>
           <w:rPr>
-            <w:noProof/>
-            <w:webHidden/>
+            <w:rStyle w:val="Hyperlink"/>
+            <w:noProof/>
+            <w:webHidden/>
+            <w:color w:val="auto"/>
           </w:rPr>
           <w:tab/>
         </w:r>
         <w:r>
           <w:rPr>
-            <w:noProof/>
-            <w:webHidden/>
+            <w:rStyle w:val="Hyperlink"/>
+            <w:noProof/>
+            <w:webHidden/>
+            <w:color w:val="auto"/>
           </w:rPr>
           <w:fldChar w:fldCharType="begin"/>
         </w:r>
         <w:r>
           <w:rPr>
-            <w:noProof/>
-            <w:webHidden/>
+            <w:rStyle w:val="Hyperlink"/>
+            <w:noProof/>
+            <w:webHidden/>
+            <w:color w:val="auto"/>
           </w:rPr>
           <w:instrText xml:space="preserve"> PAGEREF _Toc236754299 \h </w:instrText>
         </w:r>
         <w:r>
           <w:rPr>
-            <w:noProof/>
-            <w:webHidden/>
-          </w:rPr>
-        </w:r>
-        <w:r>
-          <w:rPr>
-            <w:noProof/>
-            <w:webHidden/>
+            <w:rStyle w:val="Hyperlink"/>
+            <w:noProof/>
+            <w:webHidden/>
+            <w:color w:val="auto"/>
+          </w:rPr>
+        </w:r>
+        <w:r>
+          <w:rPr>
+            <w:rStyle w:val="Hyperlink"/>
+            <w:noProof/>
+            <w:webHidden/>
+            <w:color w:val="auto"/>
           </w:rPr>
           <w:fldChar w:fldCharType="separate"/>
         </w:r>
         <w:r>
           <w:rPr>
-            <w:noProof/>
-            <w:webHidden/>
+            <w:rStyle w:val="Hyperlink"/>
+            <w:noProof/>
+            <w:webHidden/>
+            <w:color w:val="auto"/>
           </w:rPr>
           <w:t>6</w:t>
         </w:r>
         <w:r>
           <w:rPr>
-            <w:noProof/>
-            <w:webHidden/>
+            <w:rStyle w:val="Hyperlink"/>
+            <w:noProof/>
+            <w:webHidden/>
+            <w:color w:val="auto"/>
           </w:rPr>
           <w:fldChar w:fldCharType="end"/>
         </w:r>
@@ -960,7 +1158,7 @@
           <w:lang w:eastAsia="en-IE"/>
         </w:rPr>
       </w:pPr>
-      <w:hyperlink w:anchor="_Toc236754300" w:history="1">
+      <w:hyperlink r:id="rId17" w:anchor="_Toc236754300" w:history="1">
         <w:r>
           <w:rPr>
             <w:rStyle w:val="Hyperlink"/>
@@ -970,49 +1168,63 @@
         </w:r>
         <w:r>
           <w:rPr>
-            <w:noProof/>
-            <w:webHidden/>
+            <w:rStyle w:val="Hyperlink"/>
+            <w:noProof/>
+            <w:webHidden/>
+            <w:color w:val="auto"/>
           </w:rPr>
           <w:tab/>
         </w:r>
         <w:r>
           <w:rPr>
-            <w:noProof/>
-            <w:webHidden/>
+            <w:rStyle w:val="Hyperlink"/>
+            <w:noProof/>
+            <w:webHidden/>
+            <w:color w:val="auto"/>
           </w:rPr>
           <w:fldChar w:fldCharType="begin"/>
         </w:r>
         <w:r>
           <w:rPr>
-            <w:noProof/>
-            <w:webHidden/>
+            <w:rStyle w:val="Hyperlink"/>
+            <w:noProof/>
+            <w:webHidden/>
+            <w:color w:val="auto"/>
           </w:rPr>
           <w:instrText xml:space="preserve"> PAGEREF _Toc236754300 \h </w:instrText>
         </w:r>
         <w:r>
           <w:rPr>
-            <w:noProof/>
-            <w:webHidden/>
-          </w:rPr>
-        </w:r>
-        <w:r>
-          <w:rPr>
-            <w:noProof/>
-            <w:webHidden/>
+            <w:rStyle w:val="Hyperlink"/>
+            <w:noProof/>
+            <w:webHidden/>
+            <w:color w:val="auto"/>
+          </w:rPr>
+        </w:r>
+        <w:r>
+          <w:rPr>
+            <w:rStyle w:val="Hyperlink"/>
+            <w:noProof/>
+            <w:webHidden/>
+            <w:color w:val="auto"/>
           </w:rPr>
           <w:fldChar w:fldCharType="separate"/>
         </w:r>
         <w:r>
           <w:rPr>
-            <w:noProof/>
-            <w:webHidden/>
+            <w:rStyle w:val="Hyperlink"/>
+            <w:noProof/>
+            <w:webHidden/>
+            <w:color w:val="auto"/>
           </w:rPr>
           <w:t>8</w:t>
         </w:r>
         <w:r>
           <w:rPr>
-            <w:noProof/>
-            <w:webHidden/>
+            <w:rStyle w:val="Hyperlink"/>
+            <w:noProof/>
+            <w:webHidden/>
+            <w:color w:val="auto"/>
           </w:rPr>
           <w:fldChar w:fldCharType="end"/>
         </w:r>
@@ -1031,7 +1243,7 @@
           <w:lang w:eastAsia="en-IE"/>
         </w:rPr>
       </w:pPr>
-      <w:hyperlink w:anchor="_Toc236754301" w:history="1">
+      <w:hyperlink r:id="rId18" w:anchor="_Toc236754301" w:history="1">
         <w:r>
           <w:rPr>
             <w:rStyle w:val="Hyperlink"/>
@@ -1041,49 +1253,63 @@
         </w:r>
         <w:r>
           <w:rPr>
-            <w:noProof/>
-            <w:webHidden/>
+            <w:rStyle w:val="Hyperlink"/>
+            <w:noProof/>
+            <w:webHidden/>
+            <w:color w:val="auto"/>
           </w:rPr>
           <w:tab/>
         </w:r>
         <w:r>
           <w:rPr>
-            <w:noProof/>
-            <w:webHidden/>
+            <w:rStyle w:val="Hyperlink"/>
+            <w:noProof/>
+            <w:webHidden/>
+            <w:color w:val="auto"/>
           </w:rPr>
           <w:fldChar w:fldCharType="begin"/>
         </w:r>
         <w:r>
           <w:rPr>
-            <w:noProof/>
-            <w:webHidden/>
+            <w:rStyle w:val="Hyperlink"/>
+            <w:noProof/>
+            <w:webHidden/>
+            <w:color w:val="auto"/>
           </w:rPr>
           <w:instrText xml:space="preserve"> PAGEREF _Toc236754301 \h </w:instrText>
         </w:r>
         <w:r>
           <w:rPr>
-            <w:noProof/>
-            <w:webHidden/>
-          </w:rPr>
-        </w:r>
-        <w:r>
-          <w:rPr>
-            <w:noProof/>
-            <w:webHidden/>
+            <w:rStyle w:val="Hyperlink"/>
+            <w:noProof/>
+            <w:webHidden/>
+            <w:color w:val="auto"/>
+          </w:rPr>
+        </w:r>
+        <w:r>
+          <w:rPr>
+            <w:rStyle w:val="Hyperlink"/>
+            <w:noProof/>
+            <w:webHidden/>
+            <w:color w:val="auto"/>
           </w:rPr>
           <w:fldChar w:fldCharType="separate"/>
         </w:r>
         <w:r>
           <w:rPr>
-            <w:noProof/>
-            <w:webHidden/>
+            <w:rStyle w:val="Hyperlink"/>
+            <w:noProof/>
+            <w:webHidden/>
+            <w:color w:val="auto"/>
           </w:rPr>
           <w:t>9</w:t>
         </w:r>
         <w:r>
           <w:rPr>
-            <w:noProof/>
-            <w:webHidden/>
+            <w:rStyle w:val="Hyperlink"/>
+            <w:noProof/>
+            <w:webHidden/>
+            <w:color w:val="auto"/>
           </w:rPr>
           <w:fldChar w:fldCharType="end"/>
         </w:r>
@@ -1102,7 +1328,7 @@
           <w:lang w:eastAsia="en-IE"/>
         </w:rPr>
       </w:pPr>
-      <w:hyperlink w:anchor="_Toc236754302" w:history="1">
+      <w:hyperlink r:id="rId19" w:anchor="_Toc236754302" w:history="1">
         <w:r>
           <w:rPr>
             <w:rStyle w:val="Hyperlink"/>
@@ -1112,49 +1338,63 @@
         </w:r>
         <w:r>
           <w:rPr>
-            <w:noProof/>
-            <w:webHidden/>
+            <w:rStyle w:val="Hyperlink"/>
+            <w:noProof/>
+            <w:webHidden/>
+            <w:color w:val="auto"/>
           </w:rPr>
           <w:tab/>
         </w:r>
         <w:r>
           <w:rPr>
-            <w:noProof/>
-            <w:webHidden/>
+            <w:rStyle w:val="Hyperlink"/>
+            <w:noProof/>
+            <w:webHidden/>
+            <w:color w:val="auto"/>
           </w:rPr>
           <w:fldChar w:fldCharType="begin"/>
         </w:r>
         <w:r>
           <w:rPr>
-            <w:noProof/>
-            <w:webHidden/>
+            <w:rStyle w:val="Hyperlink"/>
+            <w:noProof/>
+            <w:webHidden/>
+            <w:color w:val="auto"/>
           </w:rPr>
           <w:instrText xml:space="preserve"> PAGEREF _Toc236754302 \h </w:instrText>
         </w:r>
         <w:r>
           <w:rPr>
-            <w:noProof/>
-            <w:webHidden/>
-          </w:rPr>
-        </w:r>
-        <w:r>
-          <w:rPr>
-            <w:noProof/>
-            <w:webHidden/>
+            <w:rStyle w:val="Hyperlink"/>
+            <w:noProof/>
+            <w:webHidden/>
+            <w:color w:val="auto"/>
+          </w:rPr>
+        </w:r>
+        <w:r>
+          <w:rPr>
+            <w:rStyle w:val="Hyperlink"/>
+            <w:noProof/>
+            <w:webHidden/>
+            <w:color w:val="auto"/>
           </w:rPr>
           <w:fldChar w:fldCharType="separate"/>
         </w:r>
         <w:r>
           <w:rPr>
-            <w:noProof/>
-            <w:webHidden/>
+            <w:rStyle w:val="Hyperlink"/>
+            <w:noProof/>
+            <w:webHidden/>
+            <w:color w:val="auto"/>
           </w:rPr>
           <w:t>10</w:t>
         </w:r>
         <w:r>
           <w:rPr>
-            <w:noProof/>
-            <w:webHidden/>
+            <w:rStyle w:val="Hyperlink"/>
+            <w:noProof/>
+            <w:webHidden/>
+            <w:color w:val="auto"/>
           </w:rPr>
           <w:fldChar w:fldCharType="end"/>
         </w:r>
@@ -1173,7 +1413,7 @@
           <w:lang w:eastAsia="en-IE"/>
         </w:rPr>
       </w:pPr>
-      <w:hyperlink w:anchor="_Toc236754303" w:history="1">
+      <w:hyperlink r:id="rId20" w:anchor="_Toc236754303" w:history="1">
         <w:r>
           <w:rPr>
             <w:rStyle w:val="Hyperlink"/>
@@ -1183,49 +1423,63 @@
         </w:r>
         <w:r>
           <w:rPr>
-            <w:noProof/>
-            <w:webHidden/>
+            <w:rStyle w:val="Hyperlink"/>
+            <w:noProof/>
+            <w:webHidden/>
+            <w:color w:val="auto"/>
           </w:rPr>
           <w:tab/>
         </w:r>
         <w:r>
           <w:rPr>
-            <w:noProof/>
-            <w:webHidden/>
+            <w:rStyle w:val="Hyperlink"/>
+            <w:noProof/>
+            <w:webHidden/>
+            <w:color w:val="auto"/>
           </w:rPr>
           <w:fldChar w:fldCharType="begin"/>
         </w:r>
         <w:r>
           <w:rPr>
-            <w:noProof/>
-            <w:webHidden/>
+            <w:rStyle w:val="Hyperlink"/>
+            <w:noProof/>
+            <w:webHidden/>
+            <w:color w:val="auto"/>
           </w:rPr>
           <w:instrText xml:space="preserve"> PAGEREF _Toc236754303 \h </w:instrText>
         </w:r>
         <w:r>
           <w:rPr>
-            <w:noProof/>
-            <w:webHidden/>
-          </w:rPr>
-        </w:r>
-        <w:r>
-          <w:rPr>
-            <w:noProof/>
-            <w:webHidden/>
+            <w:rStyle w:val="Hyperlink"/>
+            <w:noProof/>
+            <w:webHidden/>
+            <w:color w:val="auto"/>
+          </w:rPr>
+        </w:r>
+        <w:r>
+          <w:rPr>
+            <w:rStyle w:val="Hyperlink"/>
+            <w:noProof/>
+            <w:webHidden/>
+            <w:color w:val="auto"/>
           </w:rPr>
           <w:fldChar w:fldCharType="separate"/>
         </w:r>
         <w:r>
           <w:rPr>
-            <w:noProof/>
-            <w:webHidden/>
+            <w:rStyle w:val="Hyperlink"/>
+            <w:noProof/>
+            <w:webHidden/>
+            <w:color w:val="auto"/>
           </w:rPr>
           <w:t>10</w:t>
         </w:r>
         <w:r>
           <w:rPr>
-            <w:noProof/>
-            <w:webHidden/>
+            <w:rStyle w:val="Hyperlink"/>
+            <w:noProof/>
+            <w:webHidden/>
+            <w:color w:val="auto"/>
           </w:rPr>
           <w:fldChar w:fldCharType="end"/>
         </w:r>
@@ -1244,7 +1498,7 @@
           <w:lang w:eastAsia="en-IE"/>
         </w:rPr>
       </w:pPr>
-      <w:hyperlink w:anchor="_Toc236754304" w:history="1">
+      <w:hyperlink r:id="rId21" w:anchor="_Toc236754304" w:history="1">
         <w:r>
           <w:rPr>
             <w:rStyle w:val="Hyperlink"/>
@@ -1254,49 +1508,63 @@
         </w:r>
         <w:r>
           <w:rPr>
-            <w:noProof/>
-            <w:webHidden/>
+            <w:rStyle w:val="Hyperlink"/>
+            <w:noProof/>
+            <w:webHidden/>
+            <w:color w:val="auto"/>
           </w:rPr>
           <w:tab/>
         </w:r>
         <w:r>
           <w:rPr>
-            <w:noProof/>
-            <w:webHidden/>
+            <w:rStyle w:val="Hyperlink"/>
+            <w:noProof/>
+            <w:webHidden/>
+            <w:color w:val="auto"/>
           </w:rPr>
           <w:fldChar w:fldCharType="begin"/>
         </w:r>
         <w:r>
           <w:rPr>
-            <w:noProof/>
-            <w:webHidden/>
+            <w:rStyle w:val="Hyperlink"/>
+            <w:noProof/>
+            <w:webHidden/>
+            <w:color w:val="auto"/>
           </w:rPr>
           <w:instrText xml:space="preserve"> PAGEREF _Toc236754304 \h </w:instrText>
         </w:r>
         <w:r>
           <w:rPr>
-            <w:noProof/>
-            <w:webHidden/>
-          </w:rPr>
-        </w:r>
-        <w:r>
-          <w:rPr>
-            <w:noProof/>
-            <w:webHidden/>
+            <w:rStyle w:val="Hyperlink"/>
+            <w:noProof/>
+            <w:webHidden/>
+            <w:color w:val="auto"/>
+          </w:rPr>
+        </w:r>
+        <w:r>
+          <w:rPr>
+            <w:rStyle w:val="Hyperlink"/>
+            <w:noProof/>
+            <w:webHidden/>
+            <w:color w:val="auto"/>
           </w:rPr>
           <w:fldChar w:fldCharType="separate"/>
         </w:r>
         <w:r>
           <w:rPr>
-            <w:noProof/>
-            <w:webHidden/>
+            <w:rStyle w:val="Hyperlink"/>
+            <w:noProof/>
+            <w:webHidden/>
+            <w:color w:val="auto"/>
           </w:rPr>
           <w:t>11</w:t>
         </w:r>
         <w:r>
           <w:rPr>
-            <w:noProof/>
-            <w:webHidden/>
+            <w:rStyle w:val="Hyperlink"/>
+            <w:noProof/>
+            <w:webHidden/>
+            <w:color w:val="auto"/>
           </w:rPr>
           <w:fldChar w:fldCharType="end"/>
         </w:r>
@@ -1315,7 +1583,7 @@
           <w:lang w:eastAsia="en-IE"/>
         </w:rPr>
       </w:pPr>
-      <w:hyperlink w:anchor="_Toc236754305" w:history="1">
+      <w:hyperlink r:id="rId22" w:anchor="_Toc236754305" w:history="1">
         <w:r>
           <w:rPr>
             <w:rStyle w:val="Hyperlink"/>
@@ -1325,49 +1593,63 @@
         </w:r>
         <w:r>
           <w:rPr>
-            <w:noProof/>
-            <w:webHidden/>
+            <w:rStyle w:val="Hyperlink"/>
+            <w:noProof/>
+            <w:webHidden/>
+            <w:color w:val="auto"/>
           </w:rPr>
           <w:tab/>
         </w:r>
         <w:r>
           <w:rPr>
-            <w:noProof/>
-            <w:webHidden/>
+            <w:rStyle w:val="Hyperlink"/>
+            <w:noProof/>
+            <w:webHidden/>
+            <w:color w:val="auto"/>
           </w:rPr>
           <w:fldChar w:fldCharType="begin"/>
         </w:r>
         <w:r>
           <w:rPr>
-            <w:noProof/>
-            <w:webHidden/>
+            <w:rStyle w:val="Hyperlink"/>
+            <w:noProof/>
+            <w:webHidden/>
+            <w:color w:val="auto"/>
           </w:rPr>
           <w:instrText xml:space="preserve"> PAGEREF _Toc236754305 \h </w:instrText>
         </w:r>
         <w:r>
           <w:rPr>
-            <w:noProof/>
-            <w:webHidden/>
-          </w:rPr>
-        </w:r>
-        <w:r>
-          <w:rPr>
-            <w:noProof/>
-            <w:webHidden/>
+            <w:rStyle w:val="Hyperlink"/>
+            <w:noProof/>
+            <w:webHidden/>
+            <w:color w:val="auto"/>
+          </w:rPr>
+        </w:r>
+        <w:r>
+          <w:rPr>
+            <w:rStyle w:val="Hyperlink"/>
+            <w:noProof/>
+            <w:webHidden/>
+            <w:color w:val="auto"/>
           </w:rPr>
           <w:fldChar w:fldCharType="separate"/>
         </w:r>
         <w:r>
           <w:rPr>
-            <w:noProof/>
-            <w:webHidden/>
+            <w:rStyle w:val="Hyperlink"/>
+            <w:noProof/>
+            <w:webHidden/>
+            <w:color w:val="auto"/>
           </w:rPr>
           <w:t>12</w:t>
         </w:r>
         <w:r>
           <w:rPr>
-            <w:noProof/>
-            <w:webHidden/>
+            <w:rStyle w:val="Hyperlink"/>
+            <w:noProof/>
+            <w:webHidden/>
+            <w:color w:val="auto"/>
           </w:rPr>
           <w:fldChar w:fldCharType="end"/>
         </w:r>
@@ -1386,7 +1668,7 @@
           <w:lang w:eastAsia="en-IE"/>
         </w:rPr>
       </w:pPr>
-      <w:hyperlink w:anchor="_Toc236754306" w:history="1">
+      <w:hyperlink r:id="rId23" w:anchor="_Toc236754306" w:history="1">
         <w:r>
           <w:rPr>
             <w:rStyle w:val="Hyperlink"/>
@@ -1396,49 +1678,63 @@
         </w:r>
         <w:r>
           <w:rPr>
-            <w:noProof/>
-            <w:webHidden/>
+            <w:rStyle w:val="Hyperlink"/>
+            <w:noProof/>
+            <w:webHidden/>
+            <w:color w:val="auto"/>
           </w:rPr>
           <w:tab/>
         </w:r>
         <w:r>
           <w:rPr>
-            <w:noProof/>
-            <w:webHidden/>
+            <w:rStyle w:val="Hyperlink"/>
+            <w:noProof/>
+            <w:webHidden/>
+            <w:color w:val="auto"/>
           </w:rPr>
           <w:fldChar w:fldCharType="begin"/>
         </w:r>
         <w:r>
           <w:rPr>
-            <w:noProof/>
-            <w:webHidden/>
+            <w:rStyle w:val="Hyperlink"/>
+            <w:noProof/>
+            <w:webHidden/>
+            <w:color w:val="auto"/>
           </w:rPr>
           <w:instrText xml:space="preserve"> PAGEREF _Toc236754306 \h </w:instrText>
         </w:r>
         <w:r>
           <w:rPr>
-            <w:noProof/>
-            <w:webHidden/>
-          </w:rPr>
-        </w:r>
-        <w:r>
-          <w:rPr>
-            <w:noProof/>
-            <w:webHidden/>
+            <w:rStyle w:val="Hyperlink"/>
+            <w:noProof/>
+            <w:webHidden/>
+            <w:color w:val="auto"/>
+          </w:rPr>
+        </w:r>
+        <w:r>
+          <w:rPr>
+            <w:rStyle w:val="Hyperlink"/>
+            <w:noProof/>
+            <w:webHidden/>
+            <w:color w:val="auto"/>
           </w:rPr>
           <w:fldChar w:fldCharType="separate"/>
         </w:r>
         <w:r>
           <w:rPr>
-            <w:noProof/>
-            <w:webHidden/>
+            <w:rStyle w:val="Hyperlink"/>
+            <w:noProof/>
+            <w:webHidden/>
+            <w:color w:val="auto"/>
           </w:rPr>
           <w:t>12</w:t>
         </w:r>
         <w:r>
           <w:rPr>
-            <w:noProof/>
-            <w:webHidden/>
+            <w:rStyle w:val="Hyperlink"/>
+            <w:noProof/>
+            <w:webHidden/>
+            <w:color w:val="auto"/>
           </w:rPr>
           <w:fldChar w:fldCharType="end"/>
         </w:r>
@@ -1457,7 +1753,7 @@
           <w:lang w:eastAsia="en-IE"/>
         </w:rPr>
       </w:pPr>
-      <w:hyperlink w:anchor="_Toc236754307" w:history="1">
+      <w:hyperlink r:id="rId24" w:anchor="_Toc236754307" w:history="1">
         <w:r>
           <w:rPr>
             <w:rStyle w:val="Hyperlink"/>
@@ -1467,49 +1763,63 @@
         </w:r>
         <w:r>
           <w:rPr>
-            <w:noProof/>
-            <w:webHidden/>
+            <w:rStyle w:val="Hyperlink"/>
+            <w:noProof/>
+            <w:webHidden/>
+            <w:color w:val="auto"/>
           </w:rPr>
           <w:tab/>
         </w:r>
         <w:r>
           <w:rPr>
-            <w:noProof/>
-            <w:webHidden/>
+            <w:rStyle w:val="Hyperlink"/>
+            <w:noProof/>
+            <w:webHidden/>
+            <w:color w:val="auto"/>
           </w:rPr>
           <w:fldChar w:fldCharType="begin"/>
         </w:r>
         <w:r>
           <w:rPr>
-            <w:noProof/>
-            <w:webHidden/>
+            <w:rStyle w:val="Hyperlink"/>
+            <w:noProof/>
+            <w:webHidden/>
+            <w:color w:val="auto"/>
           </w:rPr>
           <w:instrText xml:space="preserve"> PAGEREF _Toc236754307 \h </w:instrText>
         </w:r>
         <w:r>
           <w:rPr>
-            <w:noProof/>
-            <w:webHidden/>
-          </w:rPr>
-        </w:r>
-        <w:r>
-          <w:rPr>
-            <w:noProof/>
-            <w:webHidden/>
+            <w:rStyle w:val="Hyperlink"/>
+            <w:noProof/>
+            <w:webHidden/>
+            <w:color w:val="auto"/>
+          </w:rPr>
+        </w:r>
+        <w:r>
+          <w:rPr>
+            <w:rStyle w:val="Hyperlink"/>
+            <w:noProof/>
+            <w:webHidden/>
+            <w:color w:val="auto"/>
           </w:rPr>
           <w:fldChar w:fldCharType="separate"/>
         </w:r>
         <w:r>
           <w:rPr>
-            <w:noProof/>
-            <w:webHidden/>
+            <w:rStyle w:val="Hyperlink"/>
+            <w:noProof/>
+            <w:webHidden/>
+            <w:color w:val="auto"/>
           </w:rPr>
           <w:t>14</w:t>
         </w:r>
         <w:r>
           <w:rPr>
-            <w:noProof/>
-            <w:webHidden/>
+            <w:rStyle w:val="Hyperlink"/>
+            <w:noProof/>
+            <w:webHidden/>
+            <w:color w:val="auto"/>
           </w:rPr>
           <w:fldChar w:fldCharType="end"/>
         </w:r>
@@ -1528,7 +1838,7 @@
           <w:lang w:eastAsia="en-IE"/>
         </w:rPr>
       </w:pPr>
-      <w:hyperlink w:anchor="_Toc236754308" w:history="1">
+      <w:hyperlink r:id="rId25" w:anchor="_Toc236754308" w:history="1">
         <w:r>
           <w:rPr>
             <w:rStyle w:val="Hyperlink"/>
@@ -1538,49 +1848,63 @@
         </w:r>
         <w:r>
           <w:rPr>
-            <w:noProof/>
-            <w:webHidden/>
+            <w:rStyle w:val="Hyperlink"/>
+            <w:noProof/>
+            <w:webHidden/>
+            <w:color w:val="auto"/>
           </w:rPr>
           <w:tab/>
         </w:r>
         <w:r>
           <w:rPr>
-            <w:noProof/>
-            <w:webHidden/>
+            <w:rStyle w:val="Hyperlink"/>
+            <w:noProof/>
+            <w:webHidden/>
+            <w:color w:val="auto"/>
           </w:rPr>
           <w:fldChar w:fldCharType="begin"/>
         </w:r>
         <w:r>
           <w:rPr>
-            <w:noProof/>
-            <w:webHidden/>
+            <w:rStyle w:val="Hyperlink"/>
+            <w:noProof/>
+            <w:webHidden/>
+            <w:color w:val="auto"/>
           </w:rPr>
           <w:instrText xml:space="preserve"> PAGEREF _Toc236754308 \h </w:instrText>
         </w:r>
         <w:r>
           <w:rPr>
-            <w:noProof/>
-            <w:webHidden/>
-          </w:rPr>
-        </w:r>
-        <w:r>
-          <w:rPr>
-            <w:noProof/>
-            <w:webHidden/>
+            <w:rStyle w:val="Hyperlink"/>
+            <w:noProof/>
+            <w:webHidden/>
+            <w:color w:val="auto"/>
+          </w:rPr>
+        </w:r>
+        <w:r>
+          <w:rPr>
+            <w:rStyle w:val="Hyperlink"/>
+            <w:noProof/>
+            <w:webHidden/>
+            <w:color w:val="auto"/>
           </w:rPr>
           <w:fldChar w:fldCharType="separate"/>
         </w:r>
         <w:r>
           <w:rPr>
-            <w:noProof/>
-            <w:webHidden/>
+            <w:rStyle w:val="Hyperlink"/>
+            <w:noProof/>
+            <w:webHidden/>
+            <w:color w:val="auto"/>
           </w:rPr>
           <w:t>14</w:t>
         </w:r>
         <w:r>
           <w:rPr>
-            <w:noProof/>
-            <w:webHidden/>
+            <w:rStyle w:val="Hyperlink"/>
+            <w:noProof/>
+            <w:webHidden/>
+            <w:color w:val="auto"/>
           </w:rPr>
           <w:fldChar w:fldCharType="end"/>
         </w:r>
@@ -1599,7 +1923,7 @@
           <w:lang w:eastAsia="en-IE"/>
         </w:rPr>
       </w:pPr>
-      <w:hyperlink w:anchor="_Toc236754309" w:history="1">
+      <w:hyperlink r:id="rId26" w:anchor="_Toc236754309" w:history="1">
         <w:r>
           <w:rPr>
             <w:rStyle w:val="Hyperlink"/>
@@ -1609,49 +1933,63 @@
         </w:r>
         <w:r>
           <w:rPr>
-            <w:noProof/>
-            <w:webHidden/>
+            <w:rStyle w:val="Hyperlink"/>
+            <w:noProof/>
+            <w:webHidden/>
+            <w:color w:val="auto"/>
           </w:rPr>
           <w:tab/>
         </w:r>
         <w:r>
           <w:rPr>
-            <w:noProof/>
-            <w:webHidden/>
+            <w:rStyle w:val="Hyperlink"/>
+            <w:noProof/>
+            <w:webHidden/>
+            <w:color w:val="auto"/>
           </w:rPr>
           <w:fldChar w:fldCharType="begin"/>
         </w:r>
         <w:r>
           <w:rPr>
-            <w:noProof/>
-            <w:webHidden/>
+            <w:rStyle w:val="Hyperlink"/>
+            <w:noProof/>
+            <w:webHidden/>
+            <w:color w:val="auto"/>
           </w:rPr>
           <w:instrText xml:space="preserve"> PAGEREF _Toc236754309 \h </w:instrText>
         </w:r>
         <w:r>
           <w:rPr>
-            <w:noProof/>
-            <w:webHidden/>
-          </w:rPr>
-        </w:r>
-        <w:r>
-          <w:rPr>
-            <w:noProof/>
-            <w:webHidden/>
+            <w:rStyle w:val="Hyperlink"/>
+            <w:noProof/>
+            <w:webHidden/>
+            <w:color w:val="auto"/>
+          </w:rPr>
+        </w:r>
+        <w:r>
+          <w:rPr>
+            <w:rStyle w:val="Hyperlink"/>
+            <w:noProof/>
+            <w:webHidden/>
+            <w:color w:val="auto"/>
           </w:rPr>
           <w:fldChar w:fldCharType="separate"/>
         </w:r>
         <w:r>
           <w:rPr>
-            <w:noProof/>
-            <w:webHidden/>
+            <w:rStyle w:val="Hyperlink"/>
+            <w:noProof/>
+            <w:webHidden/>
+            <w:color w:val="auto"/>
           </w:rPr>
           <w:t>17</w:t>
         </w:r>
         <w:r>
           <w:rPr>
-            <w:noProof/>
-            <w:webHidden/>
+            <w:rStyle w:val="Hyperlink"/>
+            <w:noProof/>
+            <w:webHidden/>
+            <w:color w:val="auto"/>
           </w:rPr>
           <w:fldChar w:fldCharType="end"/>
         </w:r>
@@ -1670,7 +2008,7 @@
           <w:lang w:eastAsia="en-IE"/>
         </w:rPr>
       </w:pPr>
-      <w:hyperlink w:anchor="_Toc236754310" w:history="1">
+      <w:hyperlink r:id="rId27" w:anchor="_Toc236754310" w:history="1">
         <w:r>
           <w:rPr>
             <w:rStyle w:val="Hyperlink"/>
@@ -1680,49 +2018,63 @@
         </w:r>
         <w:r>
           <w:rPr>
-            <w:noProof/>
-            <w:webHidden/>
+            <w:rStyle w:val="Hyperlink"/>
+            <w:noProof/>
+            <w:webHidden/>
+            <w:color w:val="auto"/>
           </w:rPr>
           <w:tab/>
         </w:r>
         <w:r>
           <w:rPr>
-            <w:noProof/>
-            <w:webHidden/>
+            <w:rStyle w:val="Hyperlink"/>
+            <w:noProof/>
+            <w:webHidden/>
+            <w:color w:val="auto"/>
           </w:rPr>
           <w:fldChar w:fldCharType="begin"/>
         </w:r>
         <w:r>
           <w:rPr>
-            <w:noProof/>
-            <w:webHidden/>
+            <w:rStyle w:val="Hyperlink"/>
+            <w:noProof/>
+            <w:webHidden/>
+            <w:color w:val="auto"/>
           </w:rPr>
           <w:instrText xml:space="preserve"> PAGEREF _Toc236754310 \h </w:instrText>
         </w:r>
         <w:r>
           <w:rPr>
-            <w:noProof/>
-            <w:webHidden/>
-          </w:rPr>
-        </w:r>
-        <w:r>
-          <w:rPr>
-            <w:noProof/>
-            <w:webHidden/>
+            <w:rStyle w:val="Hyperlink"/>
+            <w:noProof/>
+            <w:webHidden/>
+            <w:color w:val="auto"/>
+          </w:rPr>
+        </w:r>
+        <w:r>
+          <w:rPr>
+            <w:rStyle w:val="Hyperlink"/>
+            <w:noProof/>
+            <w:webHidden/>
+            <w:color w:val="auto"/>
           </w:rPr>
           <w:fldChar w:fldCharType="separate"/>
         </w:r>
         <w:r>
           <w:rPr>
-            <w:noProof/>
-            <w:webHidden/>
+            <w:rStyle w:val="Hyperlink"/>
+            <w:noProof/>
+            <w:webHidden/>
+            <w:color w:val="auto"/>
           </w:rPr>
           <w:t>19</w:t>
         </w:r>
         <w:r>
           <w:rPr>
-            <w:noProof/>
-            <w:webHidden/>
+            <w:rStyle w:val="Hyperlink"/>
+            <w:noProof/>
+            <w:webHidden/>
+            <w:color w:val="auto"/>
           </w:rPr>
           <w:fldChar w:fldCharType="end"/>
         </w:r>
@@ -1741,7 +2093,7 @@
           <w:lang w:eastAsia="en-IE"/>
         </w:rPr>
       </w:pPr>
-      <w:hyperlink w:anchor="_Toc236754311" w:history="1">
+      <w:hyperlink r:id="rId28" w:anchor="_Toc236754311" w:history="1">
         <w:r>
           <w:rPr>
             <w:rStyle w:val="Hyperlink"/>
@@ -1751,49 +2103,63 @@
         </w:r>
         <w:r>
           <w:rPr>
-            <w:noProof/>
-            <w:webHidden/>
+            <w:rStyle w:val="Hyperlink"/>
+            <w:noProof/>
+            <w:webHidden/>
+            <w:color w:val="auto"/>
           </w:rPr>
           <w:tab/>
         </w:r>
         <w:r>
           <w:rPr>
-            <w:noProof/>
-            <w:webHidden/>
+            <w:rStyle w:val="Hyperlink"/>
+            <w:noProof/>
+            <w:webHidden/>
+            <w:color w:val="auto"/>
           </w:rPr>
           <w:fldChar w:fldCharType="begin"/>
         </w:r>
         <w:r>
           <w:rPr>
-            <w:noProof/>
-            <w:webHidden/>
+            <w:rStyle w:val="Hyperlink"/>
+            <w:noProof/>
+            <w:webHidden/>
+            <w:color w:val="auto"/>
           </w:rPr>
           <w:instrText xml:space="preserve"> PAGEREF _Toc236754311 \h </w:instrText>
         </w:r>
         <w:r>
           <w:rPr>
-            <w:noProof/>
-            <w:webHidden/>
-          </w:rPr>
-        </w:r>
-        <w:r>
-          <w:rPr>
-            <w:noProof/>
-            <w:webHidden/>
+            <w:rStyle w:val="Hyperlink"/>
+            <w:noProof/>
+            <w:webHidden/>
+            <w:color w:val="auto"/>
+          </w:rPr>
+        </w:r>
+        <w:r>
+          <w:rPr>
+            <w:rStyle w:val="Hyperlink"/>
+            <w:noProof/>
+            <w:webHidden/>
+            <w:color w:val="auto"/>
           </w:rPr>
           <w:fldChar w:fldCharType="separate"/>
         </w:r>
         <w:r>
           <w:rPr>
-            <w:noProof/>
-            <w:webHidden/>
+            <w:rStyle w:val="Hyperlink"/>
+            <w:noProof/>
+            <w:webHidden/>
+            <w:color w:val="auto"/>
           </w:rPr>
           <w:t>20</w:t>
         </w:r>
         <w:r>
           <w:rPr>
-            <w:noProof/>
-            <w:webHidden/>
+            <w:rStyle w:val="Hyperlink"/>
+            <w:noProof/>
+            <w:webHidden/>
+            <w:color w:val="auto"/>
           </w:rPr>
           <w:fldChar w:fldCharType="end"/>
         </w:r>
@@ -1812,7 +2178,7 @@
           <w:lang w:eastAsia="en-IE"/>
         </w:rPr>
       </w:pPr>
-      <w:hyperlink w:anchor="_Toc236754312" w:history="1">
+      <w:hyperlink r:id="rId29" w:anchor="_Toc236754312" w:history="1">
         <w:r>
           <w:rPr>
             <w:rStyle w:val="Hyperlink"/>
@@ -1822,49 +2188,63 @@
         </w:r>
         <w:r>
           <w:rPr>
-            <w:noProof/>
-            <w:webHidden/>
+            <w:rStyle w:val="Hyperlink"/>
+            <w:noProof/>
+            <w:webHidden/>
+            <w:color w:val="auto"/>
           </w:rPr>
           <w:tab/>
         </w:r>
         <w:r>
           <w:rPr>
-            <w:noProof/>
-            <w:webHidden/>
+            <w:rStyle w:val="Hyperlink"/>
+            <w:noProof/>
+            <w:webHidden/>
+            <w:color w:val="auto"/>
           </w:rPr>
           <w:fldChar w:fldCharType="begin"/>
         </w:r>
         <w:r>
           <w:rPr>
-            <w:noProof/>
-            <w:webHidden/>
+            <w:rStyle w:val="Hyperlink"/>
+            <w:noProof/>
+            <w:webHidden/>
+            <w:color w:val="auto"/>
           </w:rPr>
           <w:instrText xml:space="preserve"> PAGEREF _Toc236754312 \h </w:instrText>
         </w:r>
         <w:r>
           <w:rPr>
-            <w:noProof/>
-            <w:webHidden/>
-          </w:rPr>
-        </w:r>
-        <w:r>
-          <w:rPr>
-            <w:noProof/>
-            <w:webHidden/>
+            <w:rStyle w:val="Hyperlink"/>
+            <w:noProof/>
+            <w:webHidden/>
+            <w:color w:val="auto"/>
+          </w:rPr>
+        </w:r>
+        <w:r>
+          <w:rPr>
+            <w:rStyle w:val="Hyperlink"/>
+            <w:noProof/>
+            <w:webHidden/>
+            <w:color w:val="auto"/>
           </w:rPr>
           <w:fldChar w:fldCharType="separate"/>
         </w:r>
         <w:r>
           <w:rPr>
-            <w:noProof/>
-            <w:webHidden/>
+            <w:rStyle w:val="Hyperlink"/>
+            <w:noProof/>
+            <w:webHidden/>
+            <w:color w:val="auto"/>
           </w:rPr>
           <w:t>21</w:t>
         </w:r>
         <w:r>
           <w:rPr>
-            <w:noProof/>
-            <w:webHidden/>
+            <w:rStyle w:val="Hyperlink"/>
+            <w:noProof/>
+            <w:webHidden/>
+            <w:color w:val="auto"/>
           </w:rPr>
           <w:fldChar w:fldCharType="end"/>
         </w:r>
@@ -1883,7 +2263,7 @@
           <w:lang w:eastAsia="en-IE"/>
         </w:rPr>
       </w:pPr>
-      <w:hyperlink w:anchor="_Toc236754313" w:history="1">
+      <w:hyperlink r:id="rId30" w:anchor="_Toc236754313" w:history="1">
         <w:r>
           <w:rPr>
             <w:rStyle w:val="Hyperlink"/>
@@ -1893,49 +2273,63 @@
         </w:r>
         <w:r>
           <w:rPr>
-            <w:noProof/>
-            <w:webHidden/>
+            <w:rStyle w:val="Hyperlink"/>
+            <w:noProof/>
+            <w:webHidden/>
+            <w:color w:val="auto"/>
           </w:rPr>
           <w:tab/>
         </w:r>
         <w:r>
           <w:rPr>
-            <w:noProof/>
-            <w:webHidden/>
+            <w:rStyle w:val="Hyperlink"/>
+            <w:noProof/>
+            <w:webHidden/>
+            <w:color w:val="auto"/>
           </w:rPr>
           <w:fldChar w:fldCharType="begin"/>
         </w:r>
         <w:r>
           <w:rPr>
-            <w:noProof/>
-            <w:webHidden/>
+            <w:rStyle w:val="Hyperlink"/>
+            <w:noProof/>
+            <w:webHidden/>
+            <w:color w:val="auto"/>
           </w:rPr>
           <w:instrText xml:space="preserve"> PAGEREF _Toc236754313 \h </w:instrText>
         </w:r>
         <w:r>
           <w:rPr>
-            <w:noProof/>
-            <w:webHidden/>
-          </w:rPr>
-        </w:r>
-        <w:r>
-          <w:rPr>
-            <w:noProof/>
-            <w:webHidden/>
+            <w:rStyle w:val="Hyperlink"/>
+            <w:noProof/>
+            <w:webHidden/>
+            <w:color w:val="auto"/>
+          </w:rPr>
+        </w:r>
+        <w:r>
+          <w:rPr>
+            <w:rStyle w:val="Hyperlink"/>
+            <w:noProof/>
+            <w:webHidden/>
+            <w:color w:val="auto"/>
           </w:rPr>
           <w:fldChar w:fldCharType="separate"/>
         </w:r>
         <w:r>
           <w:rPr>
-            <w:noProof/>
-            <w:webHidden/>
+            <w:rStyle w:val="Hyperlink"/>
+            <w:noProof/>
+            <w:webHidden/>
+            <w:color w:val="auto"/>
           </w:rPr>
           <w:t>23</w:t>
         </w:r>
         <w:r>
           <w:rPr>
-            <w:noProof/>
-            <w:webHidden/>
+            <w:rStyle w:val="Hyperlink"/>
+            <w:noProof/>
+            <w:webHidden/>
+            <w:color w:val="auto"/>
           </w:rPr>
           <w:fldChar w:fldCharType="end"/>
         </w:r>
@@ -1954,7 +2348,7 @@
           <w:lang w:eastAsia="en-IE"/>
         </w:rPr>
       </w:pPr>
-      <w:hyperlink w:anchor="_Toc236754314" w:history="1">
+      <w:hyperlink r:id="rId31" w:anchor="_Toc236754314" w:history="1">
         <w:r>
           <w:rPr>
             <w:rStyle w:val="Hyperlink"/>
@@ -1964,49 +2358,63 @@
         </w:r>
         <w:r>
           <w:rPr>
-            <w:noProof/>
-            <w:webHidden/>
+            <w:rStyle w:val="Hyperlink"/>
+            <w:noProof/>
+            <w:webHidden/>
+            <w:color w:val="auto"/>
           </w:rPr>
           <w:tab/>
         </w:r>
         <w:r>
           <w:rPr>
-            <w:noProof/>
-            <w:webHidden/>
+            <w:rStyle w:val="Hyperlink"/>
+            <w:noProof/>
+            <w:webHidden/>
+            <w:color w:val="auto"/>
           </w:rPr>
           <w:fldChar w:fldCharType="begin"/>
         </w:r>
         <w:r>
           <w:rPr>
-            <w:noProof/>
-            <w:webHidden/>
+            <w:rStyle w:val="Hyperlink"/>
+            <w:noProof/>
+            <w:webHidden/>
+            <w:color w:val="auto"/>
           </w:rPr>
           <w:instrText xml:space="preserve"> PAGEREF _Toc236754314 \h </w:instrText>
         </w:r>
         <w:r>
           <w:rPr>
-            <w:noProof/>
-            <w:webHidden/>
-          </w:rPr>
-        </w:r>
-        <w:r>
-          <w:rPr>
-            <w:noProof/>
-            <w:webHidden/>
+            <w:rStyle w:val="Hyperlink"/>
+            <w:noProof/>
+            <w:webHidden/>
+            <w:color w:val="auto"/>
+          </w:rPr>
+        </w:r>
+        <w:r>
+          <w:rPr>
+            <w:rStyle w:val="Hyperlink"/>
+            <w:noProof/>
+            <w:webHidden/>
+            <w:color w:val="auto"/>
           </w:rPr>
           <w:fldChar w:fldCharType="separate"/>
         </w:r>
         <w:r>
           <w:rPr>
-            <w:noProof/>
-            <w:webHidden/>
+            <w:rStyle w:val="Hyperlink"/>
+            <w:noProof/>
+            <w:webHidden/>
+            <w:color w:val="auto"/>
           </w:rPr>
           <w:t>25</w:t>
         </w:r>
         <w:r>
           <w:rPr>
-            <w:noProof/>
-            <w:webHidden/>
+            <w:rStyle w:val="Hyperlink"/>
+            <w:noProof/>
+            <w:webHidden/>
+            <w:color w:val="auto"/>
           </w:rPr>
           <w:fldChar w:fldCharType="end"/>
         </w:r>
@@ -2025,7 +2433,7 @@
           <w:lang w:eastAsia="en-IE"/>
         </w:rPr>
       </w:pPr>
-      <w:hyperlink w:anchor="_Toc236754315" w:history="1">
+      <w:hyperlink r:id="rId32" w:anchor="_Toc236754315" w:history="1">
         <w:r>
           <w:rPr>
             <w:rStyle w:val="Hyperlink"/>
@@ -2035,49 +2443,63 @@
         </w:r>
         <w:r>
           <w:rPr>
-            <w:noProof/>
-            <w:webHidden/>
+            <w:rStyle w:val="Hyperlink"/>
+            <w:noProof/>
+            <w:webHidden/>
+            <w:color w:val="auto"/>
           </w:rPr>
           <w:tab/>
         </w:r>
         <w:r>
           <w:rPr>
-            <w:noProof/>
-            <w:webHidden/>
+            <w:rStyle w:val="Hyperlink"/>
+            <w:noProof/>
+            <w:webHidden/>
+            <w:color w:val="auto"/>
           </w:rPr>
           <w:fldChar w:fldCharType="begin"/>
         </w:r>
         <w:r>
           <w:rPr>
-            <w:noProof/>
-            <w:webHidden/>
+            <w:rStyle w:val="Hyperlink"/>
+            <w:noProof/>
+            <w:webHidden/>
+            <w:color w:val="auto"/>
           </w:rPr>
           <w:instrText xml:space="preserve"> PAGEREF _Toc236754315 \h </w:instrText>
         </w:r>
         <w:r>
           <w:rPr>
-            <w:noProof/>
-            <w:webHidden/>
-          </w:rPr>
-        </w:r>
-        <w:r>
-          <w:rPr>
-            <w:noProof/>
-            <w:webHidden/>
+            <w:rStyle w:val="Hyperlink"/>
+            <w:noProof/>
+            <w:webHidden/>
+            <w:color w:val="auto"/>
+          </w:rPr>
+        </w:r>
+        <w:r>
+          <w:rPr>
+            <w:rStyle w:val="Hyperlink"/>
+            <w:noProof/>
+            <w:webHidden/>
+            <w:color w:val="auto"/>
           </w:rPr>
           <w:fldChar w:fldCharType="separate"/>
         </w:r>
         <w:r>
           <w:rPr>
-            <w:noProof/>
-            <w:webHidden/>
+            <w:rStyle w:val="Hyperlink"/>
+            <w:noProof/>
+            <w:webHidden/>
+            <w:color w:val="auto"/>
           </w:rPr>
           <w:t>25</w:t>
         </w:r>
         <w:r>
           <w:rPr>
-            <w:noProof/>
-            <w:webHidden/>
+            <w:rStyle w:val="Hyperlink"/>
+            <w:noProof/>
+            <w:webHidden/>
+            <w:color w:val="auto"/>
           </w:rPr>
           <w:fldChar w:fldCharType="end"/>
         </w:r>
@@ -2096,7 +2518,7 @@
           <w:lang w:eastAsia="en-IE"/>
         </w:rPr>
       </w:pPr>
-      <w:hyperlink w:anchor="_Toc236754316" w:history="1">
+      <w:hyperlink r:id="rId33" w:anchor="_Toc236754316" w:history="1">
         <w:r>
           <w:rPr>
             <w:rStyle w:val="Hyperlink"/>
@@ -2106,49 +2528,63 @@
         </w:r>
         <w:r>
           <w:rPr>
-            <w:noProof/>
-            <w:webHidden/>
+            <w:rStyle w:val="Hyperlink"/>
+            <w:noProof/>
+            <w:webHidden/>
+            <w:color w:val="auto"/>
           </w:rPr>
           <w:tab/>
         </w:r>
         <w:r>
           <w:rPr>
-            <w:noProof/>
-            <w:webHidden/>
+            <w:rStyle w:val="Hyperlink"/>
+            <w:noProof/>
+            <w:webHidden/>
+            <w:color w:val="auto"/>
           </w:rPr>
           <w:fldChar w:fldCharType="begin"/>
         </w:r>
         <w:r>
           <w:rPr>
-            <w:noProof/>
-            <w:webHidden/>
+            <w:rStyle w:val="Hyperlink"/>
+            <w:noProof/>
+            <w:webHidden/>
+            <w:color w:val="auto"/>
           </w:rPr>
           <w:instrText xml:space="preserve"> PAGEREF _Toc236754316 \h </w:instrText>
         </w:r>
         <w:r>
           <w:rPr>
-            <w:noProof/>
-            <w:webHidden/>
-          </w:rPr>
-        </w:r>
-        <w:r>
-          <w:rPr>
-            <w:noProof/>
-            <w:webHidden/>
+            <w:rStyle w:val="Hyperlink"/>
+            <w:noProof/>
+            <w:webHidden/>
+            <w:color w:val="auto"/>
+          </w:rPr>
+        </w:r>
+        <w:r>
+          <w:rPr>
+            <w:rStyle w:val="Hyperlink"/>
+            <w:noProof/>
+            <w:webHidden/>
+            <w:color w:val="auto"/>
           </w:rPr>
           <w:fldChar w:fldCharType="separate"/>
         </w:r>
         <w:r>
           <w:rPr>
-            <w:noProof/>
-            <w:webHidden/>
+            <w:rStyle w:val="Hyperlink"/>
+            <w:noProof/>
+            <w:webHidden/>
+            <w:color w:val="auto"/>
           </w:rPr>
           <w:t>26</w:t>
         </w:r>
         <w:r>
           <w:rPr>
-            <w:noProof/>
-            <w:webHidden/>
+            <w:rStyle w:val="Hyperlink"/>
+            <w:noProof/>
+            <w:webHidden/>
+            <w:color w:val="auto"/>
           </w:rPr>
           <w:fldChar w:fldCharType="end"/>
         </w:r>
@@ -2167,7 +2603,7 @@
           <w:lang w:eastAsia="en-IE"/>
         </w:rPr>
       </w:pPr>
-      <w:hyperlink w:anchor="_Toc236754317" w:history="1">
+      <w:hyperlink r:id="rId34" w:anchor="_Toc236754317" w:history="1">
         <w:r>
           <w:rPr>
             <w:rStyle w:val="Hyperlink"/>
@@ -2177,49 +2613,63 @@
         </w:r>
         <w:r>
           <w:rPr>
-            <w:noProof/>
-            <w:webHidden/>
+            <w:rStyle w:val="Hyperlink"/>
+            <w:noProof/>
+            <w:webHidden/>
+            <w:color w:val="auto"/>
           </w:rPr>
           <w:tab/>
         </w:r>
         <w:r>
           <w:rPr>
-            <w:noProof/>
-            <w:webHidden/>
+            <w:rStyle w:val="Hyperlink"/>
+            <w:noProof/>
+            <w:webHidden/>
+            <w:color w:val="auto"/>
           </w:rPr>
           <w:fldChar w:fldCharType="begin"/>
         </w:r>
         <w:r>
           <w:rPr>
-            <w:noProof/>
-            <w:webHidden/>
+            <w:rStyle w:val="Hyperlink"/>
+            <w:noProof/>
+            <w:webHidden/>
+            <w:color w:val="auto"/>
           </w:rPr>
           <w:instrText xml:space="preserve"> PAGEREF _Toc236754317 \h </w:instrText>
         </w:r>
         <w:r>
           <w:rPr>
-            <w:noProof/>
-            <w:webHidden/>
-          </w:rPr>
-        </w:r>
-        <w:r>
-          <w:rPr>
-            <w:noProof/>
-            <w:webHidden/>
+            <w:rStyle w:val="Hyperlink"/>
+            <w:noProof/>
+            <w:webHidden/>
+            <w:color w:val="auto"/>
+          </w:rPr>
+        </w:r>
+        <w:r>
+          <w:rPr>
+            <w:rStyle w:val="Hyperlink"/>
+            <w:noProof/>
+            <w:webHidden/>
+            <w:color w:val="auto"/>
           </w:rPr>
           <w:fldChar w:fldCharType="separate"/>
         </w:r>
         <w:r>
           <w:rPr>
-            <w:noProof/>
-            <w:webHidden/>
+            <w:rStyle w:val="Hyperlink"/>
+            <w:noProof/>
+            <w:webHidden/>
+            <w:color w:val="auto"/>
           </w:rPr>
           <w:t>26</w:t>
         </w:r>
         <w:r>
           <w:rPr>
-            <w:noProof/>
-            <w:webHidden/>
+            <w:rStyle w:val="Hyperlink"/>
+            <w:noProof/>
+            <w:webHidden/>
+            <w:color w:val="auto"/>
           </w:rPr>
           <w:fldChar w:fldCharType="end"/>
         </w:r>
@@ -2238,7 +2688,7 @@
           <w:lang w:eastAsia="en-IE"/>
         </w:rPr>
       </w:pPr>
-      <w:hyperlink w:anchor="_Toc236754318" w:history="1">
+      <w:hyperlink r:id="rId35" w:anchor="_Toc236754318" w:history="1">
         <w:r>
           <w:rPr>
             <w:rStyle w:val="Hyperlink"/>
@@ -2248,49 +2698,63 @@
         </w:r>
         <w:r>
           <w:rPr>
-            <w:noProof/>
-            <w:webHidden/>
+            <w:rStyle w:val="Hyperlink"/>
+            <w:noProof/>
+            <w:webHidden/>
+            <w:color w:val="auto"/>
           </w:rPr>
           <w:tab/>
         </w:r>
         <w:r>
           <w:rPr>
-            <w:noProof/>
-            <w:webHidden/>
+            <w:rStyle w:val="Hyperlink"/>
+            <w:noProof/>
+            <w:webHidden/>
+            <w:color w:val="auto"/>
           </w:rPr>
           <w:fldChar w:fldCharType="begin"/>
         </w:r>
         <w:r>
           <w:rPr>
-            <w:noProof/>
-            <w:webHidden/>
+            <w:rStyle w:val="Hyperlink"/>
+            <w:noProof/>
+            <w:webHidden/>
+            <w:color w:val="auto"/>
           </w:rPr>
           <w:instrText xml:space="preserve"> PAGEREF _Toc236754318 \h </w:instrText>
         </w:r>
         <w:r>
           <w:rPr>
-            <w:noProof/>
-            <w:webHidden/>
-          </w:rPr>
-        </w:r>
-        <w:r>
-          <w:rPr>
-            <w:noProof/>
-            <w:webHidden/>
+            <w:rStyle w:val="Hyperlink"/>
+            <w:noProof/>
+            <w:webHidden/>
+            <w:color w:val="auto"/>
+          </w:rPr>
+        </w:r>
+        <w:r>
+          <w:rPr>
+            <w:rStyle w:val="Hyperlink"/>
+            <w:noProof/>
+            <w:webHidden/>
+            <w:color w:val="auto"/>
           </w:rPr>
           <w:fldChar w:fldCharType="separate"/>
         </w:r>
         <w:r>
           <w:rPr>
-            <w:noProof/>
-            <w:webHidden/>
+            <w:rStyle w:val="Hyperlink"/>
+            <w:noProof/>
+            <w:webHidden/>
+            <w:color w:val="auto"/>
           </w:rPr>
           <w:t>27</w:t>
         </w:r>
         <w:r>
           <w:rPr>
-            <w:noProof/>
-            <w:webHidden/>
+            <w:rStyle w:val="Hyperlink"/>
+            <w:noProof/>
+            <w:webHidden/>
+            <w:color w:val="auto"/>
           </w:rPr>
           <w:fldChar w:fldCharType="end"/>
         </w:r>
@@ -2309,7 +2773,7 @@
           <w:lang w:eastAsia="en-IE"/>
         </w:rPr>
       </w:pPr>
-      <w:hyperlink w:anchor="_Toc236754319" w:history="1">
+      <w:hyperlink r:id="rId36" w:anchor="_Toc236754319" w:history="1">
         <w:r>
           <w:rPr>
             <w:rStyle w:val="Hyperlink"/>
@@ -2319,49 +2783,63 @@
         </w:r>
         <w:r>
           <w:rPr>
-            <w:noProof/>
-            <w:webHidden/>
+            <w:rStyle w:val="Hyperlink"/>
+            <w:noProof/>
+            <w:webHidden/>
+            <w:color w:val="auto"/>
           </w:rPr>
           <w:tab/>
         </w:r>
         <w:r>
           <w:rPr>
-            <w:noProof/>
-            <w:webHidden/>
+            <w:rStyle w:val="Hyperlink"/>
+            <w:noProof/>
+            <w:webHidden/>
+            <w:color w:val="auto"/>
           </w:rPr>
           <w:fldChar w:fldCharType="begin"/>
         </w:r>
         <w:r>
           <w:rPr>
-            <w:noProof/>
-            <w:webHidden/>
+            <w:rStyle w:val="Hyperlink"/>
+            <w:noProof/>
+            <w:webHidden/>
+            <w:color w:val="auto"/>
           </w:rPr>
           <w:instrText xml:space="preserve"> PAGEREF _Toc236754319 \h </w:instrText>
         </w:r>
         <w:r>
           <w:rPr>
-            <w:noProof/>
-            <w:webHidden/>
-          </w:rPr>
-        </w:r>
-        <w:r>
-          <w:rPr>
-            <w:noProof/>
-            <w:webHidden/>
+            <w:rStyle w:val="Hyperlink"/>
+            <w:noProof/>
+            <w:webHidden/>
+            <w:color w:val="auto"/>
+          </w:rPr>
+        </w:r>
+        <w:r>
+          <w:rPr>
+            <w:rStyle w:val="Hyperlink"/>
+            <w:noProof/>
+            <w:webHidden/>
+            <w:color w:val="auto"/>
           </w:rPr>
           <w:fldChar w:fldCharType="separate"/>
         </w:r>
         <w:r>
           <w:rPr>
-            <w:noProof/>
-            <w:webHidden/>
+            <w:rStyle w:val="Hyperlink"/>
+            <w:noProof/>
+            <w:webHidden/>
+            <w:color w:val="auto"/>
           </w:rPr>
           <w:t>28</w:t>
         </w:r>
         <w:r>
           <w:rPr>
-            <w:noProof/>
-            <w:webHidden/>
+            <w:rStyle w:val="Hyperlink"/>
+            <w:noProof/>
+            <w:webHidden/>
+            <w:color w:val="auto"/>
           </w:rPr>
           <w:fldChar w:fldCharType="end"/>
         </w:r>
@@ -2380,7 +2858,7 @@
           <w:lang w:eastAsia="en-IE"/>
         </w:rPr>
       </w:pPr>
-      <w:hyperlink w:anchor="_Toc236754320" w:history="1">
+      <w:hyperlink r:id="rId37" w:anchor="_Toc236754320" w:history="1">
         <w:r>
           <w:rPr>
             <w:rStyle w:val="Hyperlink"/>
@@ -2390,49 +2868,63 @@
         </w:r>
         <w:r>
           <w:rPr>
-            <w:noProof/>
-            <w:webHidden/>
+            <w:rStyle w:val="Hyperlink"/>
+            <w:noProof/>
+            <w:webHidden/>
+            <w:color w:val="auto"/>
           </w:rPr>
           <w:tab/>
         </w:r>
         <w:r>
           <w:rPr>
-            <w:noProof/>
-            <w:webHidden/>
+            <w:rStyle w:val="Hyperlink"/>
+            <w:noProof/>
+            <w:webHidden/>
+            <w:color w:val="auto"/>
           </w:rPr>
           <w:fldChar w:fldCharType="begin"/>
         </w:r>
         <w:r>
           <w:rPr>
-            <w:noProof/>
-            <w:webHidden/>
+            <w:rStyle w:val="Hyperlink"/>
+            <w:noProof/>
+            <w:webHidden/>
+            <w:color w:val="auto"/>
           </w:rPr>
           <w:instrText xml:space="preserve"> PAGEREF _Toc236754320 \h </w:instrText>
         </w:r>
         <w:r>
           <w:rPr>
-            <w:noProof/>
-            <w:webHidden/>
-          </w:rPr>
-        </w:r>
-        <w:r>
-          <w:rPr>
-            <w:noProof/>
-            <w:webHidden/>
+            <w:rStyle w:val="Hyperlink"/>
+            <w:noProof/>
+            <w:webHidden/>
+            <w:color w:val="auto"/>
+          </w:rPr>
+        </w:r>
+        <w:r>
+          <w:rPr>
+            <w:rStyle w:val="Hyperlink"/>
+            <w:noProof/>
+            <w:webHidden/>
+            <w:color w:val="auto"/>
           </w:rPr>
           <w:fldChar w:fldCharType="separate"/>
         </w:r>
         <w:r>
           <w:rPr>
-            <w:noProof/>
-            <w:webHidden/>
+            <w:rStyle w:val="Hyperlink"/>
+            <w:noProof/>
+            <w:webHidden/>
+            <w:color w:val="auto"/>
           </w:rPr>
           <w:t>28</w:t>
         </w:r>
         <w:r>
           <w:rPr>
-            <w:noProof/>
-            <w:webHidden/>
+            <w:rStyle w:val="Hyperlink"/>
+            <w:noProof/>
+            <w:webHidden/>
+            <w:color w:val="auto"/>
           </w:rPr>
           <w:fldChar w:fldCharType="end"/>
         </w:r>
@@ -2451,7 +2943,7 @@
           <w:lang w:eastAsia="en-IE"/>
         </w:rPr>
       </w:pPr>
-      <w:hyperlink w:anchor="_Toc236754321" w:history="1">
+      <w:hyperlink r:id="rId38" w:anchor="_Toc236754321" w:history="1">
         <w:r>
           <w:rPr>
             <w:rStyle w:val="Hyperlink"/>
@@ -2461,49 +2953,63 @@
         </w:r>
         <w:r>
           <w:rPr>
-            <w:noProof/>
-            <w:webHidden/>
+            <w:rStyle w:val="Hyperlink"/>
+            <w:noProof/>
+            <w:webHidden/>
+            <w:color w:val="auto"/>
           </w:rPr>
           <w:tab/>
         </w:r>
         <w:r>
           <w:rPr>
-            <w:noProof/>
-            <w:webHidden/>
+            <w:rStyle w:val="Hyperlink"/>
+            <w:noProof/>
+            <w:webHidden/>
+            <w:color w:val="auto"/>
           </w:rPr>
           <w:fldChar w:fldCharType="begin"/>
         </w:r>
         <w:r>
           <w:rPr>
-            <w:noProof/>
-            <w:webHidden/>
+            <w:rStyle w:val="Hyperlink"/>
+            <w:noProof/>
+            <w:webHidden/>
+            <w:color w:val="auto"/>
           </w:rPr>
           <w:instrText xml:space="preserve"> PAGEREF _Toc236754321 \h </w:instrText>
         </w:r>
         <w:r>
           <w:rPr>
-            <w:noProof/>
-            <w:webHidden/>
-          </w:rPr>
-        </w:r>
-        <w:r>
-          <w:rPr>
-            <w:noProof/>
-            <w:webHidden/>
+            <w:rStyle w:val="Hyperlink"/>
+            <w:noProof/>
+            <w:webHidden/>
+            <w:color w:val="auto"/>
+          </w:rPr>
+        </w:r>
+        <w:r>
+          <w:rPr>
+            <w:rStyle w:val="Hyperlink"/>
+            <w:noProof/>
+            <w:webHidden/>
+            <w:color w:val="auto"/>
           </w:rPr>
           <w:fldChar w:fldCharType="separate"/>
         </w:r>
         <w:r>
           <w:rPr>
-            <w:noProof/>
-            <w:webHidden/>
+            <w:rStyle w:val="Hyperlink"/>
+            <w:noProof/>
+            <w:webHidden/>
+            <w:color w:val="auto"/>
           </w:rPr>
           <w:t>29</w:t>
         </w:r>
         <w:r>
           <w:rPr>
-            <w:noProof/>
-            <w:webHidden/>
+            <w:rStyle w:val="Hyperlink"/>
+            <w:noProof/>
+            <w:webHidden/>
+            <w:color w:val="auto"/>
           </w:rPr>
           <w:fldChar w:fldCharType="end"/>
         </w:r>
@@ -2522,7 +3028,7 @@
           <w:lang w:eastAsia="en-IE"/>
         </w:rPr>
       </w:pPr>
-      <w:hyperlink w:anchor="_Toc236754322" w:history="1">
+      <w:hyperlink r:id="rId39" w:anchor="_Toc236754322" w:history="1">
         <w:r>
           <w:rPr>
             <w:rStyle w:val="Hyperlink"/>
@@ -2532,49 +3038,63 @@
         </w:r>
         <w:r>
           <w:rPr>
-            <w:noProof/>
-            <w:webHidden/>
+            <w:rStyle w:val="Hyperlink"/>
+            <w:noProof/>
+            <w:webHidden/>
+            <w:color w:val="auto"/>
           </w:rPr>
           <w:tab/>
         </w:r>
         <w:r>
           <w:rPr>
-            <w:noProof/>
-            <w:webHidden/>
+            <w:rStyle w:val="Hyperlink"/>
+            <w:noProof/>
+            <w:webHidden/>
+            <w:color w:val="auto"/>
           </w:rPr>
           <w:fldChar w:fldCharType="begin"/>
         </w:r>
         <w:r>
           <w:rPr>
-            <w:noProof/>
-            <w:webHidden/>
+            <w:rStyle w:val="Hyperlink"/>
+            <w:noProof/>
+            <w:webHidden/>
+            <w:color w:val="auto"/>
           </w:rPr>
           <w:instrText xml:space="preserve"> PAGEREF _Toc236754322 \h </w:instrText>
         </w:r>
         <w:r>
           <w:rPr>
-            <w:noProof/>
-            <w:webHidden/>
-          </w:rPr>
-        </w:r>
-        <w:r>
-          <w:rPr>
-            <w:noProof/>
-            <w:webHidden/>
+            <w:rStyle w:val="Hyperlink"/>
+            <w:noProof/>
+            <w:webHidden/>
+            <w:color w:val="auto"/>
+          </w:rPr>
+        </w:r>
+        <w:r>
+          <w:rPr>
+            <w:rStyle w:val="Hyperlink"/>
+            <w:noProof/>
+            <w:webHidden/>
+            <w:color w:val="auto"/>
           </w:rPr>
           <w:fldChar w:fldCharType="separate"/>
         </w:r>
         <w:r>
           <w:rPr>
-            <w:noProof/>
-            <w:webHidden/>
+            <w:rStyle w:val="Hyperlink"/>
+            <w:noProof/>
+            <w:webHidden/>
+            <w:color w:val="auto"/>
           </w:rPr>
           <w:t>29</w:t>
         </w:r>
         <w:r>
           <w:rPr>
-            <w:noProof/>
-            <w:webHidden/>
+            <w:rStyle w:val="Hyperlink"/>
+            <w:noProof/>
+            <w:webHidden/>
+            <w:color w:val="auto"/>
           </w:rPr>
           <w:fldChar w:fldCharType="end"/>
         </w:r>
@@ -2593,7 +3113,7 @@
           <w:lang w:eastAsia="en-IE"/>
         </w:rPr>
       </w:pPr>
-      <w:hyperlink w:anchor="_Toc236754323" w:history="1">
+      <w:hyperlink r:id="rId40" w:anchor="_Toc236754323" w:history="1">
         <w:r>
           <w:rPr>
             <w:rStyle w:val="Hyperlink"/>
@@ -2603,49 +3123,63 @@
         </w:r>
         <w:r>
           <w:rPr>
-            <w:noProof/>
-            <w:webHidden/>
+            <w:rStyle w:val="Hyperlink"/>
+            <w:noProof/>
+            <w:webHidden/>
+            <w:color w:val="auto"/>
           </w:rPr>
           <w:tab/>
         </w:r>
         <w:r>
           <w:rPr>
-            <w:noProof/>
-            <w:webHidden/>
+            <w:rStyle w:val="Hyperlink"/>
+            <w:noProof/>
+            <w:webHidden/>
+            <w:color w:val="auto"/>
           </w:rPr>
           <w:fldChar w:fldCharType="begin"/>
         </w:r>
         <w:r>
           <w:rPr>
-            <w:noProof/>
-            <w:webHidden/>
+            <w:rStyle w:val="Hyperlink"/>
+            <w:noProof/>
+            <w:webHidden/>
+            <w:color w:val="auto"/>
           </w:rPr>
           <w:instrText xml:space="preserve"> PAGEREF _Toc236754323 \h </w:instrText>
         </w:r>
         <w:r>
           <w:rPr>
-            <w:noProof/>
-            <w:webHidden/>
-          </w:rPr>
-        </w:r>
-        <w:r>
-          <w:rPr>
-            <w:noProof/>
-            <w:webHidden/>
+            <w:rStyle w:val="Hyperlink"/>
+            <w:noProof/>
+            <w:webHidden/>
+            <w:color w:val="auto"/>
+          </w:rPr>
+        </w:r>
+        <w:r>
+          <w:rPr>
+            <w:rStyle w:val="Hyperlink"/>
+            <w:noProof/>
+            <w:webHidden/>
+            <w:color w:val="auto"/>
           </w:rPr>
           <w:fldChar w:fldCharType="separate"/>
         </w:r>
         <w:r>
           <w:rPr>
-            <w:noProof/>
-            <w:webHidden/>
+            <w:rStyle w:val="Hyperlink"/>
+            <w:noProof/>
+            <w:webHidden/>
+            <w:color w:val="auto"/>
           </w:rPr>
           <w:t>30</w:t>
         </w:r>
         <w:r>
           <w:rPr>
-            <w:noProof/>
-            <w:webHidden/>
+            <w:rStyle w:val="Hyperlink"/>
+            <w:noProof/>
+            <w:webHidden/>
+            <w:color w:val="auto"/>
           </w:rPr>
           <w:fldChar w:fldCharType="end"/>
         </w:r>
@@ -2664,7 +3198,7 @@
           <w:lang w:eastAsia="en-IE"/>
         </w:rPr>
       </w:pPr>
-      <w:hyperlink w:anchor="_Toc236754324" w:history="1">
+      <w:hyperlink r:id="rId41" w:anchor="_Toc236754324" w:history="1">
         <w:r>
           <w:rPr>
             <w:rStyle w:val="Hyperlink"/>
@@ -2674,49 +3208,63 @@
         </w:r>
         <w:r>
           <w:rPr>
-            <w:noProof/>
-            <w:webHidden/>
+            <w:rStyle w:val="Hyperlink"/>
+            <w:noProof/>
+            <w:webHidden/>
+            <w:color w:val="auto"/>
           </w:rPr>
           <w:tab/>
         </w:r>
         <w:r>
           <w:rPr>
-            <w:noProof/>
-            <w:webHidden/>
+            <w:rStyle w:val="Hyperlink"/>
+            <w:noProof/>
+            <w:webHidden/>
+            <w:color w:val="auto"/>
           </w:rPr>
           <w:fldChar w:fldCharType="begin"/>
         </w:r>
         <w:r>
           <w:rPr>
-            <w:noProof/>
-            <w:webHidden/>
+            <w:rStyle w:val="Hyperlink"/>
+            <w:noProof/>
+            <w:webHidden/>
+            <w:color w:val="auto"/>
           </w:rPr>
           <w:instrText xml:space="preserve"> PAGEREF _Toc236754324 \h </w:instrText>
         </w:r>
         <w:r>
           <w:rPr>
-            <w:noProof/>
-            <w:webHidden/>
-          </w:rPr>
-        </w:r>
-        <w:r>
-          <w:rPr>
-            <w:noProof/>
-            <w:webHidden/>
+            <w:rStyle w:val="Hyperlink"/>
+            <w:noProof/>
+            <w:webHidden/>
+            <w:color w:val="auto"/>
+          </w:rPr>
+        </w:r>
+        <w:r>
+          <w:rPr>
+            <w:rStyle w:val="Hyperlink"/>
+            <w:noProof/>
+            <w:webHidden/>
+            <w:color w:val="auto"/>
           </w:rPr>
           <w:fldChar w:fldCharType="separate"/>
         </w:r>
         <w:r>
           <w:rPr>
-            <w:noProof/>
-            <w:webHidden/>
+            <w:rStyle w:val="Hyperlink"/>
+            <w:noProof/>
+            <w:webHidden/>
+            <w:color w:val="auto"/>
           </w:rPr>
           <w:t>30</w:t>
         </w:r>
         <w:r>
           <w:rPr>
-            <w:noProof/>
-            <w:webHidden/>
+            <w:rStyle w:val="Hyperlink"/>
+            <w:noProof/>
+            <w:webHidden/>
+            <w:color w:val="auto"/>
           </w:rPr>
           <w:fldChar w:fldCharType="end"/>
         </w:r>
@@ -2735,7 +3283,7 @@
           <w:lang w:eastAsia="en-IE"/>
         </w:rPr>
       </w:pPr>
-      <w:hyperlink w:anchor="_Toc236754325" w:history="1">
+      <w:hyperlink r:id="rId42" w:anchor="_Toc236754325" w:history="1">
         <w:r>
           <w:rPr>
             <w:rStyle w:val="Hyperlink"/>
@@ -2745,49 +3293,63 @@
         </w:r>
         <w:r>
           <w:rPr>
-            <w:noProof/>
-            <w:webHidden/>
+            <w:rStyle w:val="Hyperlink"/>
+            <w:noProof/>
+            <w:webHidden/>
+            <w:color w:val="auto"/>
           </w:rPr>
           <w:tab/>
         </w:r>
         <w:r>
           <w:rPr>
-            <w:noProof/>
-            <w:webHidden/>
+            <w:rStyle w:val="Hyperlink"/>
+            <w:noProof/>
+            <w:webHidden/>
+            <w:color w:val="auto"/>
           </w:rPr>
           <w:fldChar w:fldCharType="begin"/>
         </w:r>
         <w:r>
           <w:rPr>
-            <w:noProof/>
-            <w:webHidden/>
+            <w:rStyle w:val="Hyperlink"/>
+            <w:noProof/>
+            <w:webHidden/>
+            <w:color w:val="auto"/>
           </w:rPr>
           <w:instrText xml:space="preserve"> PAGEREF _Toc236754325 \h </w:instrText>
         </w:r>
         <w:r>
           <w:rPr>
-            <w:noProof/>
-            <w:webHidden/>
-          </w:rPr>
-        </w:r>
-        <w:r>
-          <w:rPr>
-            <w:noProof/>
-            <w:webHidden/>
+            <w:rStyle w:val="Hyperlink"/>
+            <w:noProof/>
+            <w:webHidden/>
+            <w:color w:val="auto"/>
+          </w:rPr>
+        </w:r>
+        <w:r>
+          <w:rPr>
+            <w:rStyle w:val="Hyperlink"/>
+            <w:noProof/>
+            <w:webHidden/>
+            <w:color w:val="auto"/>
           </w:rPr>
           <w:fldChar w:fldCharType="separate"/>
         </w:r>
         <w:r>
           <w:rPr>
-            <w:noProof/>
-            <w:webHidden/>
+            <w:rStyle w:val="Hyperlink"/>
+            <w:noProof/>
+            <w:webHidden/>
+            <w:color w:val="auto"/>
           </w:rPr>
           <w:t>31</w:t>
         </w:r>
         <w:r>
           <w:rPr>
-            <w:noProof/>
-            <w:webHidden/>
+            <w:rStyle w:val="Hyperlink"/>
+            <w:noProof/>
+            <w:webHidden/>
+            <w:color w:val="auto"/>
           </w:rPr>
           <w:fldChar w:fldCharType="end"/>
         </w:r>
@@ -2806,7 +3368,7 @@
           <w:lang w:eastAsia="en-IE"/>
         </w:rPr>
       </w:pPr>
-      <w:hyperlink w:anchor="_Toc236754326" w:history="1">
+      <w:hyperlink r:id="rId43" w:anchor="_Toc236754326" w:history="1">
         <w:r>
           <w:rPr>
             <w:rStyle w:val="Hyperlink"/>
@@ -2816,49 +3378,63 @@
         </w:r>
         <w:r>
           <w:rPr>
-            <w:noProof/>
-            <w:webHidden/>
+            <w:rStyle w:val="Hyperlink"/>
+            <w:noProof/>
+            <w:webHidden/>
+            <w:color w:val="auto"/>
           </w:rPr>
           <w:tab/>
         </w:r>
         <w:r>
           <w:rPr>
-            <w:noProof/>
-            <w:webHidden/>
+            <w:rStyle w:val="Hyperlink"/>
+            <w:noProof/>
+            <w:webHidden/>
+            <w:color w:val="auto"/>
           </w:rPr>
           <w:fldChar w:fldCharType="begin"/>
         </w:r>
         <w:r>
           <w:rPr>
-            <w:noProof/>
-            <w:webHidden/>
+            <w:rStyle w:val="Hyperlink"/>
+            <w:noProof/>
+            <w:webHidden/>
+            <w:color w:val="auto"/>
           </w:rPr>
           <w:instrText xml:space="preserve"> PAGEREF _Toc236754326 \h </w:instrText>
         </w:r>
         <w:r>
           <w:rPr>
-            <w:noProof/>
-            <w:webHidden/>
-          </w:rPr>
-        </w:r>
-        <w:r>
-          <w:rPr>
-            <w:noProof/>
-            <w:webHidden/>
+            <w:rStyle w:val="Hyperlink"/>
+            <w:noProof/>
+            <w:webHidden/>
+            <w:color w:val="auto"/>
+          </w:rPr>
+        </w:r>
+        <w:r>
+          <w:rPr>
+            <w:rStyle w:val="Hyperlink"/>
+            <w:noProof/>
+            <w:webHidden/>
+            <w:color w:val="auto"/>
           </w:rPr>
           <w:fldChar w:fldCharType="separate"/>
         </w:r>
         <w:r>
           <w:rPr>
-            <w:noProof/>
-            <w:webHidden/>
+            <w:rStyle w:val="Hyperlink"/>
+            <w:noProof/>
+            <w:webHidden/>
+            <w:color w:val="auto"/>
           </w:rPr>
           <w:t>32</w:t>
         </w:r>
         <w:r>
           <w:rPr>
-            <w:noProof/>
-            <w:webHidden/>
+            <w:rStyle w:val="Hyperlink"/>
+            <w:noProof/>
+            <w:webHidden/>
+            <w:color w:val="auto"/>
           </w:rPr>
           <w:fldChar w:fldCharType="end"/>
         </w:r>
@@ -2877,7 +3453,7 @@
           <w:lang w:eastAsia="en-IE"/>
         </w:rPr>
       </w:pPr>
-      <w:hyperlink w:anchor="_Toc236754327" w:history="1">
+      <w:hyperlink r:id="rId44" w:anchor="_Toc236754327" w:history="1">
         <w:r>
           <w:rPr>
             <w:rStyle w:val="Hyperlink"/>
@@ -2887,49 +3463,63 @@
         </w:r>
         <w:r>
           <w:rPr>
-            <w:noProof/>
-            <w:webHidden/>
+            <w:rStyle w:val="Hyperlink"/>
+            <w:noProof/>
+            <w:webHidden/>
+            <w:color w:val="auto"/>
           </w:rPr>
           <w:tab/>
         </w:r>
         <w:r>
           <w:rPr>
-            <w:noProof/>
-            <w:webHidden/>
+            <w:rStyle w:val="Hyperlink"/>
+            <w:noProof/>
+            <w:webHidden/>
+            <w:color w:val="auto"/>
           </w:rPr>
           <w:fldChar w:fldCharType="begin"/>
         </w:r>
         <w:r>
           <w:rPr>
-            <w:noProof/>
-            <w:webHidden/>
+            <w:rStyle w:val="Hyperlink"/>
+            <w:noProof/>
+            <w:webHidden/>
+            <w:color w:val="auto"/>
           </w:rPr>
           <w:instrText xml:space="preserve"> PAGEREF _Toc236754327 \h </w:instrText>
         </w:r>
         <w:r>
           <w:rPr>
-            <w:noProof/>
-            <w:webHidden/>
-          </w:rPr>
-        </w:r>
-        <w:r>
-          <w:rPr>
-            <w:noProof/>
-            <w:webHidden/>
+            <w:rStyle w:val="Hyperlink"/>
+            <w:noProof/>
+            <w:webHidden/>
+            <w:color w:val="auto"/>
+          </w:rPr>
+        </w:r>
+        <w:r>
+          <w:rPr>
+            <w:rStyle w:val="Hyperlink"/>
+            <w:noProof/>
+            <w:webHidden/>
+            <w:color w:val="auto"/>
           </w:rPr>
           <w:fldChar w:fldCharType="separate"/>
         </w:r>
         <w:r>
           <w:rPr>
-            <w:noProof/>
-            <w:webHidden/>
+            <w:rStyle w:val="Hyperlink"/>
+            <w:noProof/>
+            <w:webHidden/>
+            <w:color w:val="auto"/>
           </w:rPr>
           <w:t>32</w:t>
         </w:r>
         <w:r>
           <w:rPr>
-            <w:noProof/>
-            <w:webHidden/>
+            <w:rStyle w:val="Hyperlink"/>
+            <w:noProof/>
+            <w:webHidden/>
+            <w:color w:val="auto"/>
           </w:rPr>
           <w:fldChar w:fldCharType="end"/>
         </w:r>
@@ -2948,7 +3538,7 @@
           <w:lang w:eastAsia="en-IE"/>
         </w:rPr>
       </w:pPr>
-      <w:hyperlink w:anchor="_Toc236754328" w:history="1">
+      <w:hyperlink r:id="rId45" w:anchor="_Toc236754328" w:history="1">
         <w:r>
           <w:rPr>
             <w:rStyle w:val="Hyperlink"/>
@@ -2958,49 +3548,63 @@
         </w:r>
         <w:r>
           <w:rPr>
-            <w:noProof/>
-            <w:webHidden/>
+            <w:rStyle w:val="Hyperlink"/>
+            <w:noProof/>
+            <w:webHidden/>
+            <w:color w:val="auto"/>
           </w:rPr>
           <w:tab/>
         </w:r>
         <w:r>
           <w:rPr>
-            <w:noProof/>
-            <w:webHidden/>
+            <w:rStyle w:val="Hyperlink"/>
+            <w:noProof/>
+            <w:webHidden/>
+            <w:color w:val="auto"/>
           </w:rPr>
           <w:fldChar w:fldCharType="begin"/>
         </w:r>
         <w:r>
           <w:rPr>
-            <w:noProof/>
-            <w:webHidden/>
+            <w:rStyle w:val="Hyperlink"/>
+            <w:noProof/>
+            <w:webHidden/>
+            <w:color w:val="auto"/>
           </w:rPr>
           <w:instrText xml:space="preserve"> PAGEREF _Toc236754328 \h </w:instrText>
         </w:r>
         <w:r>
           <w:rPr>
-            <w:noProof/>
-            <w:webHidden/>
-          </w:rPr>
-        </w:r>
-        <w:r>
-          <w:rPr>
-            <w:noProof/>
-            <w:webHidden/>
+            <w:rStyle w:val="Hyperlink"/>
+            <w:noProof/>
+            <w:webHidden/>
+            <w:color w:val="auto"/>
+          </w:rPr>
+        </w:r>
+        <w:r>
+          <w:rPr>
+            <w:rStyle w:val="Hyperlink"/>
+            <w:noProof/>
+            <w:webHidden/>
+            <w:color w:val="auto"/>
           </w:rPr>
           <w:fldChar w:fldCharType="separate"/>
         </w:r>
         <w:r>
           <w:rPr>
-            <w:noProof/>
-            <w:webHidden/>
+            <w:rStyle w:val="Hyperlink"/>
+            <w:noProof/>
+            <w:webHidden/>
+            <w:color w:val="auto"/>
           </w:rPr>
           <w:t>33</w:t>
         </w:r>
         <w:r>
           <w:rPr>
-            <w:noProof/>
-            <w:webHidden/>
+            <w:rStyle w:val="Hyperlink"/>
+            <w:noProof/>
+            <w:webHidden/>
+            <w:color w:val="auto"/>
           </w:rPr>
           <w:fldChar w:fldCharType="end"/>
         </w:r>
@@ -3019,7 +3623,7 @@
           <w:lang w:eastAsia="en-IE"/>
         </w:rPr>
       </w:pPr>
-      <w:hyperlink w:anchor="_Toc236754329" w:history="1">
+      <w:hyperlink r:id="rId46" w:anchor="_Toc236754329" w:history="1">
         <w:r>
           <w:rPr>
             <w:rStyle w:val="Hyperlink"/>
@@ -3029,49 +3633,63 @@
         </w:r>
         <w:r>
           <w:rPr>
-            <w:noProof/>
-            <w:webHidden/>
+            <w:rStyle w:val="Hyperlink"/>
+            <w:noProof/>
+            <w:webHidden/>
+            <w:color w:val="auto"/>
           </w:rPr>
           <w:tab/>
         </w:r>
         <w:r>
           <w:rPr>
-            <w:noProof/>
-            <w:webHidden/>
+            <w:rStyle w:val="Hyperlink"/>
+            <w:noProof/>
+            <w:webHidden/>
+            <w:color w:val="auto"/>
           </w:rPr>
           <w:fldChar w:fldCharType="begin"/>
         </w:r>
         <w:r>
           <w:rPr>
-            <w:noProof/>
-            <w:webHidden/>
+            <w:rStyle w:val="Hyperlink"/>
+            <w:noProof/>
+            <w:webHidden/>
+            <w:color w:val="auto"/>
           </w:rPr>
           <w:instrText xml:space="preserve"> PAGEREF _Toc236754329 \h </w:instrText>
         </w:r>
         <w:r>
           <w:rPr>
-            <w:noProof/>
-            <w:webHidden/>
-          </w:rPr>
-        </w:r>
-        <w:r>
-          <w:rPr>
-            <w:noProof/>
-            <w:webHidden/>
+            <w:rStyle w:val="Hyperlink"/>
+            <w:noProof/>
+            <w:webHidden/>
+            <w:color w:val="auto"/>
+          </w:rPr>
+        </w:r>
+        <w:r>
+          <w:rPr>
+            <w:rStyle w:val="Hyperlink"/>
+            <w:noProof/>
+            <w:webHidden/>
+            <w:color w:val="auto"/>
           </w:rPr>
           <w:fldChar w:fldCharType="separate"/>
         </w:r>
         <w:r>
           <w:rPr>
-            <w:noProof/>
-            <w:webHidden/>
+            <w:rStyle w:val="Hyperlink"/>
+            <w:noProof/>
+            <w:webHidden/>
+            <w:color w:val="auto"/>
           </w:rPr>
           <w:t>33</w:t>
         </w:r>
         <w:r>
           <w:rPr>
-            <w:noProof/>
-            <w:webHidden/>
+            <w:rStyle w:val="Hyperlink"/>
+            <w:noProof/>
+            <w:webHidden/>
+            <w:color w:val="auto"/>
           </w:rPr>
           <w:fldChar w:fldCharType="end"/>
         </w:r>
@@ -3090,7 +3708,7 @@
           <w:lang w:eastAsia="en-IE"/>
         </w:rPr>
       </w:pPr>
-      <w:hyperlink w:anchor="_Toc236754330" w:history="1">
+      <w:hyperlink r:id="rId47" w:anchor="_Toc236754330" w:history="1">
         <w:r>
           <w:rPr>
             <w:rStyle w:val="Hyperlink"/>
@@ -3100,49 +3718,63 @@
         </w:r>
         <w:r>
           <w:rPr>
-            <w:noProof/>
-            <w:webHidden/>
+            <w:rStyle w:val="Hyperlink"/>
+            <w:noProof/>
+            <w:webHidden/>
+            <w:color w:val="auto"/>
           </w:rPr>
           <w:tab/>
         </w:r>
         <w:r>
           <w:rPr>
-            <w:noProof/>
-            <w:webHidden/>
+            <w:rStyle w:val="Hyperlink"/>
+            <w:noProof/>
+            <w:webHidden/>
+            <w:color w:val="auto"/>
           </w:rPr>
           <w:fldChar w:fldCharType="begin"/>
         </w:r>
         <w:r>
           <w:rPr>
-            <w:noProof/>
-            <w:webHidden/>
+            <w:rStyle w:val="Hyperlink"/>
+            <w:noProof/>
+            <w:webHidden/>
+            <w:color w:val="auto"/>
           </w:rPr>
           <w:instrText xml:space="preserve"> PAGEREF _Toc236754330 \h </w:instrText>
         </w:r>
         <w:r>
           <w:rPr>
-            <w:noProof/>
-            <w:webHidden/>
-          </w:rPr>
-        </w:r>
-        <w:r>
-          <w:rPr>
-            <w:noProof/>
-            <w:webHidden/>
+            <w:rStyle w:val="Hyperlink"/>
+            <w:noProof/>
+            <w:webHidden/>
+            <w:color w:val="auto"/>
+          </w:rPr>
+        </w:r>
+        <w:r>
+          <w:rPr>
+            <w:rStyle w:val="Hyperlink"/>
+            <w:noProof/>
+            <w:webHidden/>
+            <w:color w:val="auto"/>
           </w:rPr>
           <w:fldChar w:fldCharType="separate"/>
         </w:r>
         <w:r>
           <w:rPr>
-            <w:noProof/>
-            <w:webHidden/>
+            <w:rStyle w:val="Hyperlink"/>
+            <w:noProof/>
+            <w:webHidden/>
+            <w:color w:val="auto"/>
           </w:rPr>
           <w:t>34</w:t>
         </w:r>
         <w:r>
           <w:rPr>
-            <w:noProof/>
-            <w:webHidden/>
+            <w:rStyle w:val="Hyperlink"/>
+            <w:noProof/>
+            <w:webHidden/>
+            <w:color w:val="auto"/>
           </w:rPr>
           <w:fldChar w:fldCharType="end"/>
         </w:r>
@@ -3161,7 +3793,7 @@
           <w:lang w:eastAsia="en-IE"/>
         </w:rPr>
       </w:pPr>
-      <w:hyperlink w:anchor="_Toc236754331" w:history="1">
+      <w:hyperlink r:id="rId48" w:anchor="_Toc236754331" w:history="1">
         <w:r>
           <w:rPr>
             <w:rStyle w:val="Hyperlink"/>
@@ -3171,49 +3803,63 @@
         </w:r>
         <w:r>
           <w:rPr>
-            <w:noProof/>
-            <w:webHidden/>
+            <w:rStyle w:val="Hyperlink"/>
+            <w:noProof/>
+            <w:webHidden/>
+            <w:color w:val="auto"/>
           </w:rPr>
           <w:tab/>
         </w:r>
         <w:r>
           <w:rPr>
-            <w:noProof/>
-            <w:webHidden/>
+            <w:rStyle w:val="Hyperlink"/>
+            <w:noProof/>
+            <w:webHidden/>
+            <w:color w:val="auto"/>
           </w:rPr>
           <w:fldChar w:fldCharType="begin"/>
         </w:r>
         <w:r>
           <w:rPr>
-            <w:noProof/>
-            <w:webHidden/>
+            <w:rStyle w:val="Hyperlink"/>
+            <w:noProof/>
+            <w:webHidden/>
+            <w:color w:val="auto"/>
           </w:rPr>
           <w:instrText xml:space="preserve"> PAGEREF _Toc236754331 \h </w:instrText>
         </w:r>
         <w:r>
           <w:rPr>
-            <w:noProof/>
-            <w:webHidden/>
-          </w:rPr>
-        </w:r>
-        <w:r>
-          <w:rPr>
-            <w:noProof/>
-            <w:webHidden/>
+            <w:rStyle w:val="Hyperlink"/>
+            <w:noProof/>
+            <w:webHidden/>
+            <w:color w:val="auto"/>
+          </w:rPr>
+        </w:r>
+        <w:r>
+          <w:rPr>
+            <w:rStyle w:val="Hyperlink"/>
+            <w:noProof/>
+            <w:webHidden/>
+            <w:color w:val="auto"/>
           </w:rPr>
           <w:fldChar w:fldCharType="separate"/>
         </w:r>
         <w:r>
           <w:rPr>
-            <w:noProof/>
-            <w:webHidden/>
+            <w:rStyle w:val="Hyperlink"/>
+            <w:noProof/>
+            <w:webHidden/>
+            <w:color w:val="auto"/>
           </w:rPr>
           <w:t>34</w:t>
         </w:r>
         <w:r>
           <w:rPr>
-            <w:noProof/>
-            <w:webHidden/>
+            <w:rStyle w:val="Hyperlink"/>
+            <w:noProof/>
+            <w:webHidden/>
+            <w:color w:val="auto"/>
           </w:rPr>
           <w:fldChar w:fldCharType="end"/>
         </w:r>
@@ -3232,7 +3878,7 @@
           <w:lang w:eastAsia="en-IE"/>
         </w:rPr>
       </w:pPr>
-      <w:hyperlink w:anchor="_Toc236754332" w:history="1">
+      <w:hyperlink r:id="rId49" w:anchor="_Toc236754332" w:history="1">
         <w:r>
           <w:rPr>
             <w:rStyle w:val="Hyperlink"/>
@@ -3242,49 +3888,63 @@
         </w:r>
         <w:r>
           <w:rPr>
-            <w:noProof/>
-            <w:webHidden/>
+            <w:rStyle w:val="Hyperlink"/>
+            <w:noProof/>
+            <w:webHidden/>
+            <w:color w:val="auto"/>
           </w:rPr>
           <w:tab/>
         </w:r>
         <w:r>
           <w:rPr>
-            <w:noProof/>
-            <w:webHidden/>
+            <w:rStyle w:val="Hyperlink"/>
+            <w:noProof/>
+            <w:webHidden/>
+            <w:color w:val="auto"/>
           </w:rPr>
           <w:fldChar w:fldCharType="begin"/>
         </w:r>
         <w:r>
           <w:rPr>
-            <w:noProof/>
-            <w:webHidden/>
+            <w:rStyle w:val="Hyperlink"/>
+            <w:noProof/>
+            <w:webHidden/>
+            <w:color w:val="auto"/>
           </w:rPr>
           <w:instrText xml:space="preserve"> PAGEREF _Toc236754332 \h </w:instrText>
         </w:r>
         <w:r>
           <w:rPr>
-            <w:noProof/>
-            <w:webHidden/>
-          </w:rPr>
-        </w:r>
-        <w:r>
-          <w:rPr>
-            <w:noProof/>
-            <w:webHidden/>
+            <w:rStyle w:val="Hyperlink"/>
+            <w:noProof/>
+            <w:webHidden/>
+            <w:color w:val="auto"/>
+          </w:rPr>
+        </w:r>
+        <w:r>
+          <w:rPr>
+            <w:rStyle w:val="Hyperlink"/>
+            <w:noProof/>
+            <w:webHidden/>
+            <w:color w:val="auto"/>
           </w:rPr>
           <w:fldChar w:fldCharType="separate"/>
         </w:r>
         <w:r>
           <w:rPr>
-            <w:noProof/>
-            <w:webHidden/>
+            <w:rStyle w:val="Hyperlink"/>
+            <w:noProof/>
+            <w:webHidden/>
+            <w:color w:val="auto"/>
           </w:rPr>
           <w:t>35</w:t>
         </w:r>
         <w:r>
           <w:rPr>
-            <w:noProof/>
-            <w:webHidden/>
+            <w:rStyle w:val="Hyperlink"/>
+            <w:noProof/>
+            <w:webHidden/>
+            <w:color w:val="auto"/>
           </w:rPr>
           <w:fldChar w:fldCharType="end"/>
         </w:r>
@@ -3303,7 +3963,7 @@
           <w:lang w:eastAsia="en-IE"/>
         </w:rPr>
       </w:pPr>
-      <w:hyperlink w:anchor="_Toc236754333" w:history="1">
+      <w:hyperlink r:id="rId50" w:anchor="_Toc236754333" w:history="1">
         <w:r>
           <w:rPr>
             <w:rStyle w:val="Hyperlink"/>
@@ -3313,49 +3973,63 @@
         </w:r>
         <w:r>
           <w:rPr>
-            <w:noProof/>
-            <w:webHidden/>
+            <w:rStyle w:val="Hyperlink"/>
+            <w:noProof/>
+            <w:webHidden/>
+            <w:color w:val="auto"/>
           </w:rPr>
           <w:tab/>
         </w:r>
         <w:r>
           <w:rPr>
-            <w:noProof/>
-            <w:webHidden/>
+            <w:rStyle w:val="Hyperlink"/>
+            <w:noProof/>
+            <w:webHidden/>
+            <w:color w:val="auto"/>
           </w:rPr>
           <w:fldChar w:fldCharType="begin"/>
         </w:r>
         <w:r>
           <w:rPr>
-            <w:noProof/>
-            <w:webHidden/>
+            <w:rStyle w:val="Hyperlink"/>
+            <w:noProof/>
+            <w:webHidden/>
+            <w:color w:val="auto"/>
           </w:rPr>
           <w:instrText xml:space="preserve"> PAGEREF _Toc236754333 \h </w:instrText>
         </w:r>
         <w:r>
           <w:rPr>
-            <w:noProof/>
-            <w:webHidden/>
-          </w:rPr>
-        </w:r>
-        <w:r>
-          <w:rPr>
-            <w:noProof/>
-            <w:webHidden/>
+            <w:rStyle w:val="Hyperlink"/>
+            <w:noProof/>
+            <w:webHidden/>
+            <w:color w:val="auto"/>
+          </w:rPr>
+        </w:r>
+        <w:r>
+          <w:rPr>
+            <w:rStyle w:val="Hyperlink"/>
+            <w:noProof/>
+            <w:webHidden/>
+            <w:color w:val="auto"/>
           </w:rPr>
           <w:fldChar w:fldCharType="separate"/>
         </w:r>
         <w:r>
           <w:rPr>
-            <w:noProof/>
-            <w:webHidden/>
+            <w:rStyle w:val="Hyperlink"/>
+            <w:noProof/>
+            <w:webHidden/>
+            <w:color w:val="auto"/>
           </w:rPr>
           <w:t>35</w:t>
         </w:r>
         <w:r>
           <w:rPr>
-            <w:noProof/>
-            <w:webHidden/>
+            <w:rStyle w:val="Hyperlink"/>
+            <w:noProof/>
+            <w:webHidden/>
+            <w:color w:val="auto"/>
           </w:rPr>
           <w:fldChar w:fldCharType="end"/>
         </w:r>
@@ -3374,7 +4048,7 @@
           <w:lang w:eastAsia="en-IE"/>
         </w:rPr>
       </w:pPr>
-      <w:hyperlink w:anchor="_Toc236754334" w:history="1">
+      <w:hyperlink r:id="rId51" w:anchor="_Toc236754334" w:history="1">
         <w:r>
           <w:rPr>
             <w:rStyle w:val="Hyperlink"/>
@@ -3384,49 +4058,63 @@
         </w:r>
         <w:r>
           <w:rPr>
-            <w:noProof/>
-            <w:webHidden/>
+            <w:rStyle w:val="Hyperlink"/>
+            <w:noProof/>
+            <w:webHidden/>
+            <w:color w:val="auto"/>
           </w:rPr>
           <w:tab/>
         </w:r>
         <w:r>
           <w:rPr>
-            <w:noProof/>
-            <w:webHidden/>
+            <w:rStyle w:val="Hyperlink"/>
+            <w:noProof/>
+            <w:webHidden/>
+            <w:color w:val="auto"/>
           </w:rPr>
           <w:fldChar w:fldCharType="begin"/>
         </w:r>
         <w:r>
           <w:rPr>
-            <w:noProof/>
-            <w:webHidden/>
+            <w:rStyle w:val="Hyperlink"/>
+            <w:noProof/>
+            <w:webHidden/>
+            <w:color w:val="auto"/>
           </w:rPr>
           <w:instrText xml:space="preserve"> PAGEREF _Toc236754334 \h </w:instrText>
         </w:r>
         <w:r>
           <w:rPr>
-            <w:noProof/>
-            <w:webHidden/>
-          </w:rPr>
-        </w:r>
-        <w:r>
-          <w:rPr>
-            <w:noProof/>
-            <w:webHidden/>
+            <w:rStyle w:val="Hyperlink"/>
+            <w:noProof/>
+            <w:webHidden/>
+            <w:color w:val="auto"/>
+          </w:rPr>
+        </w:r>
+        <w:r>
+          <w:rPr>
+            <w:rStyle w:val="Hyperlink"/>
+            <w:noProof/>
+            <w:webHidden/>
+            <w:color w:val="auto"/>
           </w:rPr>
           <w:fldChar w:fldCharType="separate"/>
         </w:r>
         <w:r>
           <w:rPr>
-            <w:noProof/>
-            <w:webHidden/>
+            <w:rStyle w:val="Hyperlink"/>
+            <w:noProof/>
+            <w:webHidden/>
+            <w:color w:val="auto"/>
           </w:rPr>
           <w:t>36</w:t>
         </w:r>
         <w:r>
           <w:rPr>
-            <w:noProof/>
-            <w:webHidden/>
+            <w:rStyle w:val="Hyperlink"/>
+            <w:noProof/>
+            <w:webHidden/>
+            <w:color w:val="auto"/>
           </w:rPr>
           <w:fldChar w:fldCharType="end"/>
         </w:r>
@@ -3445,7 +4133,7 @@
           <w:lang w:eastAsia="en-IE"/>
         </w:rPr>
       </w:pPr>
-      <w:hyperlink w:anchor="_Toc236754335" w:history="1">
+      <w:hyperlink r:id="rId52" w:anchor="_Toc236754335" w:history="1">
         <w:r>
           <w:rPr>
             <w:rStyle w:val="Hyperlink"/>
@@ -3455,49 +4143,63 @@
         </w:r>
         <w:r>
           <w:rPr>
-            <w:noProof/>
-            <w:webHidden/>
+            <w:rStyle w:val="Hyperlink"/>
+            <w:noProof/>
+            <w:webHidden/>
+            <w:color w:val="auto"/>
           </w:rPr>
           <w:tab/>
         </w:r>
         <w:r>
           <w:rPr>
-            <w:noProof/>
-            <w:webHidden/>
+            <w:rStyle w:val="Hyperlink"/>
+            <w:noProof/>
+            <w:webHidden/>
+            <w:color w:val="auto"/>
           </w:rPr>
           <w:fldChar w:fldCharType="begin"/>
         </w:r>
         <w:r>
           <w:rPr>
-            <w:noProof/>
-            <w:webHidden/>
+            <w:rStyle w:val="Hyperlink"/>
+            <w:noProof/>
+            <w:webHidden/>
+            <w:color w:val="auto"/>
           </w:rPr>
           <w:instrText xml:space="preserve"> PAGEREF _Toc236754335 \h </w:instrText>
         </w:r>
         <w:r>
           <w:rPr>
-            <w:noProof/>
-            <w:webHidden/>
-          </w:rPr>
-        </w:r>
-        <w:r>
-          <w:rPr>
-            <w:noProof/>
-            <w:webHidden/>
+            <w:rStyle w:val="Hyperlink"/>
+            <w:noProof/>
+            <w:webHidden/>
+            <w:color w:val="auto"/>
+          </w:rPr>
+        </w:r>
+        <w:r>
+          <w:rPr>
+            <w:rStyle w:val="Hyperlink"/>
+            <w:noProof/>
+            <w:webHidden/>
+            <w:color w:val="auto"/>
           </w:rPr>
           <w:fldChar w:fldCharType="separate"/>
         </w:r>
         <w:r>
           <w:rPr>
-            <w:noProof/>
-            <w:webHidden/>
+            <w:rStyle w:val="Hyperlink"/>
+            <w:noProof/>
+            <w:webHidden/>
+            <w:color w:val="auto"/>
           </w:rPr>
           <w:t>36</w:t>
         </w:r>
         <w:r>
           <w:rPr>
-            <w:noProof/>
-            <w:webHidden/>
+            <w:rStyle w:val="Hyperlink"/>
+            <w:noProof/>
+            <w:webHidden/>
+            <w:color w:val="auto"/>
           </w:rPr>
           <w:fldChar w:fldCharType="end"/>
         </w:r>
@@ -3523,8 +4225,9 @@
         <w:pStyle w:val="Heading1"/>
         <w:numPr>
           <w:ilvl w:val="0"/>
-          <w:numId w:val="2"/>
+          <w:numId w:val="10"/>
         </w:numPr>
+        <w:spacing w:line="276" w:lineRule="auto"/>
         <w:rPr>
           <w:rStyle w:val="Heading1Char"/>
         </w:rPr>
@@ -3604,8 +4307,9 @@
         <w:pStyle w:val="Heading1"/>
         <w:numPr>
           <w:ilvl w:val="0"/>
-          <w:numId w:val="2"/>
+          <w:numId w:val="10"/>
         </w:numPr>
+        <w:spacing w:line="276" w:lineRule="auto"/>
       </w:pPr>
       <w:bookmarkStart w:id="2" w:name="_Toc236754291"/>
       <w:r>
@@ -3752,13 +4456,8 @@
       </w:r>
     </w:p>
     <w:p>
-      <w:proofErr w:type="gramStart"/>
-      <w:r>
-        <w:t>scrape, or</w:t>
-      </w:r>
-      <w:proofErr w:type="gramEnd"/>
-      <w:r>
-        <w:t xml:space="preserve"> redistribute imagery.</w:t>
+      <w:r>
+        <w:t>scrape, or redistribute imagery.</w:t>
       </w:r>
     </w:p>
     <w:p>
@@ -3772,8 +4471,9 @@
         <w:pStyle w:val="Heading1"/>
         <w:numPr>
           <w:ilvl w:val="0"/>
-          <w:numId w:val="2"/>
+          <w:numId w:val="10"/>
         </w:numPr>
+        <w:spacing w:line="276" w:lineRule="auto"/>
       </w:pPr>
       <w:bookmarkStart w:id="3" w:name="_Toc236754292"/>
       <w:r>
@@ -3800,15 +4500,7 @@
         <w:ind w:left="720"/>
       </w:pPr>
       <w:r>
-        <w:t xml:space="preserve">- </w:t>
-      </w:r>
-      <w:proofErr w:type="gramStart"/>
-      <w:r>
-        <w:t>High quality</w:t>
-      </w:r>
-      <w:proofErr w:type="gramEnd"/>
-      <w:r>
-        <w:t xml:space="preserve"> editable polygons.</w:t>
+        <w:t>- High quality editable polygons.</w:t>
       </w:r>
     </w:p>
     <w:p>
@@ -3872,8 +4564,9 @@
         <w:pStyle w:val="Heading1"/>
         <w:numPr>
           <w:ilvl w:val="0"/>
-          <w:numId w:val="2"/>
+          <w:numId w:val="10"/>
         </w:numPr>
+        <w:spacing w:line="276" w:lineRule="auto"/>
       </w:pPr>
       <w:bookmarkStart w:id="4" w:name="_Toc236754293"/>
       <w:r>
@@ -3892,8 +4585,9 @@
         <w:pStyle w:val="ListParagraph"/>
         <w:numPr>
           <w:ilvl w:val="0"/>
-          <w:numId w:val="8"/>
+          <w:numId w:val="11"/>
         </w:numPr>
+        <w:spacing w:line="276" w:lineRule="auto"/>
       </w:pPr>
       <w:r>
         <w:t>Greens</w:t>
@@ -3904,8 +4598,9 @@
         <w:pStyle w:val="ListParagraph"/>
         <w:numPr>
           <w:ilvl w:val="0"/>
-          <w:numId w:val="8"/>
+          <w:numId w:val="11"/>
         </w:numPr>
+        <w:spacing w:line="276" w:lineRule="auto"/>
       </w:pPr>
       <w:r>
         <w:t>Green Fringes</w:t>
@@ -3916,8 +4611,9 @@
         <w:pStyle w:val="ListParagraph"/>
         <w:numPr>
           <w:ilvl w:val="0"/>
-          <w:numId w:val="8"/>
+          <w:numId w:val="11"/>
         </w:numPr>
+        <w:spacing w:line="276" w:lineRule="auto"/>
       </w:pPr>
       <w:r>
         <w:t>Tee Boxes</w:t>
@@ -3928,8 +4624,9 @@
         <w:pStyle w:val="ListParagraph"/>
         <w:numPr>
           <w:ilvl w:val="0"/>
-          <w:numId w:val="8"/>
+          <w:numId w:val="11"/>
         </w:numPr>
+        <w:spacing w:line="276" w:lineRule="auto"/>
       </w:pPr>
       <w:r>
         <w:t>Bunkers</w:t>
@@ -3940,8 +4637,9 @@
         <w:pStyle w:val="ListParagraph"/>
         <w:numPr>
           <w:ilvl w:val="0"/>
-          <w:numId w:val="8"/>
+          <w:numId w:val="11"/>
         </w:numPr>
+        <w:spacing w:line="276" w:lineRule="auto"/>
       </w:pPr>
       <w:r>
         <w:t>Fairways</w:t>
@@ -3952,8 +4650,9 @@
         <w:pStyle w:val="ListParagraph"/>
         <w:numPr>
           <w:ilvl w:val="0"/>
-          <w:numId w:val="8"/>
+          <w:numId w:val="11"/>
         </w:numPr>
+        <w:spacing w:line="276" w:lineRule="auto"/>
       </w:pPr>
       <w:r>
         <w:t>Water Hazards</w:t>
@@ -3964,8 +4663,9 @@
         <w:pStyle w:val="ListParagraph"/>
         <w:numPr>
           <w:ilvl w:val="0"/>
-          <w:numId w:val="8"/>
+          <w:numId w:val="11"/>
         </w:numPr>
+        <w:spacing w:line="276" w:lineRule="auto"/>
       </w:pPr>
       <w:r>
         <w:t>Cart Paths</w:t>
@@ -3976,8 +4676,9 @@
         <w:pStyle w:val="ListParagraph"/>
         <w:numPr>
           <w:ilvl w:val="0"/>
-          <w:numId w:val="8"/>
+          <w:numId w:val="11"/>
         </w:numPr>
+        <w:spacing w:line="276" w:lineRule="auto"/>
       </w:pPr>
       <w:r>
         <w:t>Trees</w:t>
@@ -3988,8 +4689,9 @@
         <w:pStyle w:val="ListParagraph"/>
         <w:numPr>
           <w:ilvl w:val="0"/>
-          <w:numId w:val="8"/>
+          <w:numId w:val="11"/>
         </w:numPr>
+        <w:spacing w:line="276" w:lineRule="auto"/>
       </w:pPr>
       <w:r>
         <w:t>Rough</w:t>
@@ -4016,8 +4718,9 @@
         <w:pStyle w:val="Heading1"/>
         <w:numPr>
           <w:ilvl w:val="0"/>
-          <w:numId w:val="2"/>
+          <w:numId w:val="10"/>
         </w:numPr>
+        <w:spacing w:line="276" w:lineRule="auto"/>
       </w:pPr>
       <w:bookmarkStart w:id="5" w:name="_Toc236754294"/>
       <w:proofErr w:type="gramStart"/>
@@ -4100,8 +4803,9 @@
         <w:pStyle w:val="Heading1"/>
         <w:numPr>
           <w:ilvl w:val="0"/>
-          <w:numId w:val="2"/>
+          <w:numId w:val="10"/>
         </w:numPr>
+        <w:spacing w:line="276" w:lineRule="auto"/>
       </w:pPr>
       <w:bookmarkStart w:id="6" w:name="_Toc236754295"/>
       <w:r>
@@ -4120,56 +4824,41 @@
         <w:rPr>
           <w:rStyle w:val="Heading2Char"/>
         </w:rPr>
-        <w:t xml:space="preserve">6.1 </w:t>
-      </w:r>
+        <w:t>6.1 Language</w:t>
+      </w:r>
+      <w:bookmarkEnd w:id="7"/>
+    </w:p>
+    <w:p>
+      <w:r>
+        <w:t>TypeScript</w:t>
+      </w:r>
+    </w:p>
+    <w:p>
+      <w:pPr>
+        <w:pStyle w:val="Heading2"/>
+        <w:ind w:left="720"/>
+      </w:pPr>
+      <w:bookmarkStart w:id="8" w:name="_Toc236754297"/>
+      <w:r>
+        <w:t>6.2 Runtime</w:t>
+      </w:r>
+      <w:bookmarkEnd w:id="8"/>
+    </w:p>
+    <w:p>
+      <w:r>
+        <w:t>Node.js</w:t>
+      </w:r>
+    </w:p>
+    <w:p>
+      <w:pPr>
+        <w:ind w:left="720"/>
+      </w:pPr>
+      <w:bookmarkStart w:id="9" w:name="_Toc236754298"/>
       <w:r>
         <w:rPr>
           <w:rStyle w:val="Heading2Char"/>
         </w:rPr>
-        <w:t>Language</w:t>
-      </w:r>
-      <w:bookmarkEnd w:id="7"/>
-    </w:p>
-    <w:p>
-      <w:r>
-        <w:t>TypeScript</w:t>
-      </w:r>
-    </w:p>
-    <w:p>
-      <w:pPr>
-        <w:pStyle w:val="Heading2"/>
-        <w:ind w:left="720"/>
-      </w:pPr>
-      <w:bookmarkStart w:id="8" w:name="_Toc236754297"/>
-      <w:r>
-        <w:t xml:space="preserve">6.2 </w:t>
-      </w:r>
-      <w:r>
-        <w:t>Runtime</w:t>
-      </w:r>
-      <w:bookmarkEnd w:id="8"/>
-    </w:p>
-    <w:p>
-      <w:r>
-        <w:t>Node.js</w:t>
-      </w:r>
-    </w:p>
-    <w:p>
-      <w:pPr>
-        <w:ind w:left="720"/>
-      </w:pPr>
-      <w:bookmarkStart w:id="9" w:name="_Toc236754298"/>
-      <w:r>
-        <w:rPr>
-          <w:rStyle w:val="Heading2Char"/>
-        </w:rPr>
-        <w:t xml:space="preserve">6.3 </w:t>
-      </w:r>
-      <w:r>
-        <w:rPr>
-          <w:rStyle w:val="Heading2Char"/>
-        </w:rPr>
-        <w:t>Package Manager</w:t>
+        <w:t>6.3 Package Manager</w:t>
       </w:r>
       <w:bookmarkEnd w:id="9"/>
     </w:p>
@@ -4475,13 +5164,8 @@
     </w:p>
     <w:p>
       <w:r>
-        <w:t xml:space="preserve"> </w:t>
-      </w:r>
-      <w:proofErr w:type="spellStart"/>
-      <w:r>
-        <w:t>FeatureDetectionEngine</w:t>
-      </w:r>
-      <w:proofErr w:type="spellEnd"/>
+        <w:t xml:space="preserve"> FeatureDetectionEngine</w:t>
+      </w:r>
     </w:p>
     <w:p>
       <w:r>
@@ -4790,13 +5474,7 @@
         <w:rPr>
           <w:rStyle w:val="Heading1Char"/>
         </w:rPr>
-        <w:t xml:space="preserve">10 </w:t>
-      </w:r>
-      <w:r>
-        <w:rPr>
-          <w:rStyle w:val="Heading1Char"/>
-        </w:rPr>
-        <w:t>Dependency Rules</w:t>
+        <w:t>10 Dependency Rules</w:t>
       </w:r>
       <w:bookmarkEnd w:id="13"/>
     </w:p>
@@ -5225,8 +5903,13 @@
       </w:r>
     </w:p>
     <w:p>
-      <w:r>
-        <w:t>A[Input Image]</w:t>
+      <w:proofErr w:type="gramStart"/>
+      <w:r>
+        <w:t>A[</w:t>
+      </w:r>
+      <w:proofErr w:type="gramEnd"/>
+      <w:r>
+        <w:t>Input Image]</w:t>
       </w:r>
     </w:p>
     <w:p>
@@ -5301,49 +5984,113 @@
     <w:p/>
     <w:p>
       <w:r>
-        <w:t>--&gt; B[OpenCV Pre-processing]</w:t>
-      </w:r>
-    </w:p>
-    <w:p/>
-    <w:p>
-      <w:r>
-        <w:t>B --&gt; C[Green Detection]</w:t>
-      </w:r>
-    </w:p>
-    <w:p/>
-    <w:p>
-      <w:r>
-        <w:t>C --&gt; D[Green Fringe Generation]</w:t>
-      </w:r>
-    </w:p>
-    <w:p/>
-    <w:p>
-      <w:r>
-        <w:t>D --&gt; E[Tee Box Detection]</w:t>
-      </w:r>
-    </w:p>
-    <w:p/>
-    <w:p>
-      <w:r>
-        <w:t>E --&gt; F[Bunker Detection]</w:t>
-      </w:r>
-    </w:p>
-    <w:p/>
-    <w:p>
-      <w:r>
-        <w:t>F --&gt; G[Fringe Clipping]</w:t>
-      </w:r>
-    </w:p>
-    <w:p/>
-    <w:p>
-      <w:r>
-        <w:t>G --&gt; H[Fairway Detection]</w:t>
-      </w:r>
-    </w:p>
-    <w:p/>
-    <w:p>
-      <w:r>
-        <w:t>H --&gt; I[Future Detectors]</w:t>
+        <w:t xml:space="preserve">--&gt; </w:t>
+      </w:r>
+      <w:proofErr w:type="gramStart"/>
+      <w:r>
+        <w:t>B[</w:t>
+      </w:r>
+      <w:proofErr w:type="gramEnd"/>
+      <w:r>
+        <w:t>OpenCV Pre-processing]</w:t>
+      </w:r>
+    </w:p>
+    <w:p/>
+    <w:p>
+      <w:r>
+        <w:t xml:space="preserve">B --&gt; </w:t>
+      </w:r>
+      <w:proofErr w:type="gramStart"/>
+      <w:r>
+        <w:t>C[</w:t>
+      </w:r>
+      <w:proofErr w:type="gramEnd"/>
+      <w:r>
+        <w:t>Green Detection]</w:t>
+      </w:r>
+    </w:p>
+    <w:p/>
+    <w:p>
+      <w:r>
+        <w:t xml:space="preserve">C --&gt; </w:t>
+      </w:r>
+      <w:proofErr w:type="gramStart"/>
+      <w:r>
+        <w:t>D[</w:t>
+      </w:r>
+      <w:proofErr w:type="gramEnd"/>
+      <w:r>
+        <w:t>Green Fringe Generation]</w:t>
+      </w:r>
+    </w:p>
+    <w:p/>
+    <w:p>
+      <w:r>
+        <w:t xml:space="preserve">D --&gt; </w:t>
+      </w:r>
+      <w:proofErr w:type="gramStart"/>
+      <w:r>
+        <w:t>E[</w:t>
+      </w:r>
+      <w:proofErr w:type="gramEnd"/>
+      <w:r>
+        <w:t>Tee Box Detection]</w:t>
+      </w:r>
+    </w:p>
+    <w:p/>
+    <w:p>
+      <w:r>
+        <w:t xml:space="preserve">E --&gt; </w:t>
+      </w:r>
+      <w:proofErr w:type="gramStart"/>
+      <w:r>
+        <w:t>F[</w:t>
+      </w:r>
+      <w:proofErr w:type="gramEnd"/>
+      <w:r>
+        <w:t>Bunker Detection]</w:t>
+      </w:r>
+    </w:p>
+    <w:p/>
+    <w:p>
+      <w:r>
+        <w:t xml:space="preserve">F --&gt; </w:t>
+      </w:r>
+      <w:proofErr w:type="gramStart"/>
+      <w:r>
+        <w:t>G[</w:t>
+      </w:r>
+      <w:proofErr w:type="gramEnd"/>
+      <w:r>
+        <w:t>Fringe Clipping]</w:t>
+      </w:r>
+    </w:p>
+    <w:p/>
+    <w:p>
+      <w:r>
+        <w:t xml:space="preserve">G --&gt; </w:t>
+      </w:r>
+      <w:proofErr w:type="gramStart"/>
+      <w:r>
+        <w:t>H[</w:t>
+      </w:r>
+      <w:proofErr w:type="gramEnd"/>
+      <w:r>
+        <w:t>Fairway Detection]</w:t>
+      </w:r>
+    </w:p>
+    <w:p/>
+    <w:p>
+      <w:r>
+        <w:t xml:space="preserve">H --&gt; </w:t>
+      </w:r>
+      <w:proofErr w:type="gramStart"/>
+      <w:r>
+        <w:t>I[</w:t>
+      </w:r>
+      <w:proofErr w:type="gramEnd"/>
+      <w:r>
+        <w:t>Future Detectors]</w:t>
       </w:r>
     </w:p>
     <w:p>
@@ -5364,10 +6111,7 @@
       </w:pPr>
       <w:bookmarkStart w:id="18" w:name="_Toc236754307"/>
       <w:r>
-        <w:t>1</w:t>
-      </w:r>
-      <w:r>
-        <w:t>5. OpenCV Pre-processing</w:t>
+        <w:t>15. OpenCV Pre-processing</w:t>
       </w:r>
       <w:bookmarkEnd w:id="18"/>
     </w:p>
@@ -5993,13 +6737,7 @@
       </w:pPr>
       <w:r>
         <w:lastRenderedPageBreak/>
-        <w:t>The default fringe width is:</w:t>
-      </w:r>
-      <w:r>
-        <w:t xml:space="preserve"> </w:t>
-      </w:r>
-      <w:r>
-        <w:t>600 mm</w:t>
+        <w:t>The default fringe width is: 600 mm</w:t>
       </w:r>
     </w:p>
     <w:p>
@@ -6009,83 +6747,87 @@
     </w:p>
     <w:p>
       <w:r>
-        <w:t xml:space="preserve">Equivalent </w:t>
-      </w:r>
+        <w:t>Equivalent to: 2 feet</w:t>
+      </w:r>
+    </w:p>
+    <w:p>
+      <w:r>
+        <w:t>```</w:t>
+      </w:r>
+    </w:p>
+    <w:p/>
+    <w:p>
+      <w:r>
+        <w:t>This value may become configurable in future versions.</w:t>
+      </w:r>
+    </w:p>
+    <w:p>
+      <w:r>
+        <w:t>Version 2 uses a fixed width.</w:t>
+      </w:r>
+    </w:p>
+    <w:p>
+      <w:r>
+        <w:t>---</w:t>
+      </w:r>
+    </w:p>
+    <w:p/>
+    <w:p>
+      <w:r>
+        <w:t>## Generation Method</w:t>
+      </w:r>
+    </w:p>
+    <w:p>
+      <w:r>
+        <w:t>The fringe is generated by offsetting the green polygon outward.</w:t>
+      </w:r>
+    </w:p>
+    <w:p>
+      <w:r>
+        <w:t>```mermaid flowchart LR</w:t>
+      </w:r>
+    </w:p>
+    <w:p/>
+    <w:p>
       <w:proofErr w:type="gramStart"/>
       <w:r>
-        <w:t>to:</w:t>
+        <w:t>A[</w:t>
       </w:r>
       <w:proofErr w:type="gramEnd"/>
       <w:r>
-        <w:t xml:space="preserve"> </w:t>
-      </w:r>
-      <w:r>
-        <w:t>2 feet</w:t>
-      </w:r>
-    </w:p>
-    <w:p>
-      <w:r>
-        <w:t>```</w:t>
-      </w:r>
-    </w:p>
-    <w:p/>
-    <w:p>
-      <w:r>
-        <w:t>This value may become configurable in future versions.</w:t>
-      </w:r>
-    </w:p>
-    <w:p>
-      <w:r>
-        <w:t>Version 2 uses a fixed width.</w:t>
-      </w:r>
-    </w:p>
-    <w:p>
-      <w:r>
-        <w:t>---</w:t>
-      </w:r>
-    </w:p>
-    <w:p/>
-    <w:p>
-      <w:r>
-        <w:t>## Generation Method</w:t>
-      </w:r>
-    </w:p>
-    <w:p>
-      <w:r>
-        <w:t>The fringe is generated by offsetting the green polygon outward.</w:t>
-      </w:r>
-    </w:p>
-    <w:p>
-      <w:r>
-        <w:t>```mermaid</w:t>
-      </w:r>
-      <w:r>
-        <w:t xml:space="preserve"> </w:t>
-      </w:r>
-      <w:r>
-        <w:t>flowchart LR</w:t>
-      </w:r>
-    </w:p>
-    <w:p/>
-    <w:p>
-      <w:r>
-        <w:t>A[Green Polygon]</w:t>
-      </w:r>
-    </w:p>
-    <w:p>
-      <w:pPr>
-        <w:ind w:left="720"/>
-      </w:pPr>
-      <w:r>
-        <w:t>--&gt; B[Offset 600 mm]</w:t>
-      </w:r>
-    </w:p>
-    <w:p>
-      <w:pPr>
-        <w:ind w:left="720"/>
-      </w:pPr>
-      <w:r>
-        <w:t>--&gt; C[Fringe Polygon]</w:t>
+        <w:t>Green Polygon]</w:t>
+      </w:r>
+    </w:p>
+    <w:p>
+      <w:pPr>
+        <w:ind w:left="720"/>
+      </w:pPr>
+      <w:r>
+        <w:t xml:space="preserve">--&gt; </w:t>
+      </w:r>
+      <w:proofErr w:type="gramStart"/>
+      <w:r>
+        <w:t>B[</w:t>
+      </w:r>
+      <w:proofErr w:type="gramEnd"/>
+      <w:r>
+        <w:t>Offset 600 mm]</w:t>
+      </w:r>
+    </w:p>
+    <w:p>
+      <w:pPr>
+        <w:ind w:left="720"/>
+      </w:pPr>
+      <w:r>
+        <w:t xml:space="preserve">--&gt; </w:t>
+      </w:r>
+      <w:proofErr w:type="gramStart"/>
+      <w:r>
+        <w:t>C[</w:t>
+      </w:r>
+      <w:proofErr w:type="gramEnd"/>
+      <w:r>
+        <w:t>Fringe Polygon]</w:t>
       </w:r>
     </w:p>
     <w:p>
@@ -7387,21 +8129,16 @@
       </w:r>
     </w:p>
     <w:p>
-      <w:proofErr w:type="spellStart"/>
-      <w:r>
-        <w:t>const</w:t>
-      </w:r>
-      <w:proofErr w:type="spellEnd"/>
-      <w:r>
-        <w:t xml:space="preserve"> engine = new </w:t>
-      </w:r>
-      <w:proofErr w:type="spellStart"/>
-      <w:r>
-        <w:t>FeatureDetectionEngine</w:t>
-      </w:r>
-      <w:proofErr w:type="spellEnd"/>
-      <w:r>
-        <w:t>();</w:t>
+      <w:r>
+        <w:t xml:space="preserve">const engine = new </w:t>
+      </w:r>
+      <w:proofErr w:type="gramStart"/>
+      <w:r>
+        <w:t>FeatureDetectionEngine(</w:t>
+      </w:r>
+      <w:proofErr w:type="gramEnd"/>
+      <w:r>
+        <w:t>);</w:t>
       </w:r>
     </w:p>
     <w:p>
@@ -7412,28 +8149,12 @@
     <w:p/>
     <w:p>
       <w:r>
-        <w:t>Processing is initiated by passing a `</w:t>
-      </w:r>
-      <w:proofErr w:type="spellStart"/>
-      <w:r>
-        <w:t>DetectionRequest</w:t>
-      </w:r>
-      <w:proofErr w:type="spellEnd"/>
-      <w:r>
-        <w:t>` and receiving a</w:t>
-      </w:r>
-    </w:p>
-    <w:p>
-      <w:r>
-        <w:t>`</w:t>
-      </w:r>
-      <w:proofErr w:type="spellStart"/>
-      <w:r>
-        <w:t>DetectionResult</w:t>
-      </w:r>
-      <w:proofErr w:type="spellEnd"/>
-      <w:r>
-        <w:t>`.</w:t>
+        <w:t>Processing is initiated by passing a `DetectionRequest` and receiving a</w:t>
+      </w:r>
+    </w:p>
+    <w:p>
+      <w:r>
+        <w:t>`DetectionResult`.</w:t>
       </w:r>
     </w:p>
     <w:p>
@@ -7442,19 +8163,14 @@
       </w:r>
     </w:p>
     <w:p>
-      <w:proofErr w:type="spellStart"/>
-      <w:r>
-        <w:t>const</w:t>
-      </w:r>
-      <w:proofErr w:type="spellEnd"/>
-      <w:r>
-        <w:t xml:space="preserve"> result = await </w:t>
-      </w:r>
-      <w:proofErr w:type="spellStart"/>
+      <w:r>
+        <w:t xml:space="preserve">const result = await </w:t>
+      </w:r>
+      <w:proofErr w:type="gramStart"/>
       <w:r>
         <w:t>engine.detect</w:t>
       </w:r>
-      <w:proofErr w:type="spellEnd"/>
+      <w:proofErr w:type="gramEnd"/>
       <w:r>
         <w:t>(request);</w:t>
       </w:r>
@@ -7488,15 +8204,7 @@
     <w:p/>
     <w:p>
       <w:r>
-        <w:t>All processing is initiated through a `</w:t>
-      </w:r>
-      <w:proofErr w:type="spellStart"/>
-      <w:r>
-        <w:t>DetectionRequest</w:t>
-      </w:r>
-      <w:proofErr w:type="spellEnd"/>
-      <w:r>
-        <w:t>`.</w:t>
+        <w:t>All processing is initiated through a `DetectionRequest`.</w:t>
       </w:r>
     </w:p>
     <w:p>
@@ -7697,15 +8405,7 @@
         <w:ind w:left="720"/>
       </w:pPr>
       <w:r>
-        <w:t xml:space="preserve">- Exporting </w:t>
-      </w:r>
-      <w:proofErr w:type="gramStart"/>
-      <w:r>
-        <w:t>final results</w:t>
-      </w:r>
-      <w:proofErr w:type="gramEnd"/>
-      <w:r>
-        <w:t>.</w:t>
+        <w:t>- Exporting final results.</w:t>
       </w:r>
     </w:p>
     <w:p/>
@@ -7909,9 +8609,14 @@
       <w:pPr>
         <w:ind w:left="720"/>
       </w:pPr>
+      <w:proofErr w:type="gramStart"/>
       <w:r>
         <w:lastRenderedPageBreak/>
-        <w:t>.github/</w:t>
+        <w:t>.github</w:t>
+      </w:r>
+      <w:proofErr w:type="gramEnd"/>
+      <w:r>
+        <w:t>/</w:t>
       </w:r>
     </w:p>
     <w:p>
@@ -7973,15 +8678,7 @@
         <w:ind w:left="720"/>
       </w:pPr>
       <w:r>
-        <w:t xml:space="preserve">- </w:t>
-      </w:r>
-      <w:proofErr w:type="spellStart"/>
-      <w:r>
-        <w:t>Readonly</w:t>
-      </w:r>
-      <w:proofErr w:type="spellEnd"/>
-      <w:r>
-        <w:t xml:space="preserve"> where possible.</w:t>
+        <w:t>- Readonly where possible.</w:t>
       </w:r>
     </w:p>
     <w:p>
@@ -8067,15 +8764,7 @@
     <w:p>
       <w:r>
         <w:lastRenderedPageBreak/>
-        <w:t xml:space="preserve">### </w:t>
-      </w:r>
-      <w:proofErr w:type="spellStart"/>
-      <w:r>
-        <w:t>Liskov</w:t>
-      </w:r>
-      <w:proofErr w:type="spellEnd"/>
-      <w:r>
-        <w:t xml:space="preserve"> Substitution</w:t>
+        <w:t>### Liskov Substitution</w:t>
       </w:r>
     </w:p>
     <w:p>
@@ -8095,127 +8784,118 @@
       <w:pPr>
         <w:ind w:left="720"/>
       </w:pPr>
+      <w:r>
+        <w:t>Small focused interfaces are preferred.</w:t>
+      </w:r>
+    </w:p>
+    <w:p>
+      <w:r>
+        <w:t>### Dependency Inversion</w:t>
+      </w:r>
+    </w:p>
+    <w:p>
+      <w:pPr>
+        <w:ind w:left="720"/>
+      </w:pPr>
+      <w:r>
+        <w:t>Depend upon abstractions rather than implementations.</w:t>
+      </w:r>
+    </w:p>
+    <w:p>
+      <w:r>
+        <w:t>---</w:t>
+      </w:r>
+    </w:p>
+    <w:p/>
+    <w:p>
+      <w:pPr>
+        <w:pStyle w:val="Heading1"/>
+      </w:pPr>
+      <w:bookmarkStart w:id="36" w:name="_Toc236754325"/>
+      <w:r>
+        <w:t>33. Naming Conventions</w:t>
+      </w:r>
+      <w:bookmarkEnd w:id="36"/>
+    </w:p>
+    <w:p/>
+    <w:p>
+      <w:r>
+        <w:t>Classes</w:t>
+      </w:r>
+    </w:p>
+    <w:p>
+      <w:r>
+        <w:t>```</w:t>
+      </w:r>
+    </w:p>
+    <w:p>
+      <w:r>
+        <w:t>GreenDetector</w:t>
+      </w:r>
+    </w:p>
+    <w:p>
+      <w:r>
+        <w:t>```</w:t>
+      </w:r>
+    </w:p>
+    <w:p>
+      <w:r>
+        <w:t>Interfaces</w:t>
+      </w:r>
+    </w:p>
+    <w:p>
+      <w:r>
+        <w:t>```</w:t>
+      </w:r>
+    </w:p>
+    <w:p>
+      <w:r>
+        <w:t>DetectionRequest</w:t>
+      </w:r>
+    </w:p>
+    <w:p>
+      <w:r>
+        <w:t>```</w:t>
+      </w:r>
+    </w:p>
+    <w:p>
+      <w:r>
+        <w:t>Enums</w:t>
+      </w:r>
+    </w:p>
+    <w:p>
+      <w:r>
+        <w:t>```</w:t>
+      </w:r>
+    </w:p>
+    <w:p>
+      <w:r>
+        <w:t>GolfFeatureType</w:t>
+      </w:r>
+    </w:p>
+    <w:p>
+      <w:r>
+        <w:t>```</w:t>
+      </w:r>
+    </w:p>
+    <w:p>
+      <w:r>
+        <w:t>Methods</w:t>
+      </w:r>
+    </w:p>
+    <w:p>
+      <w:r>
+        <w:t>```</w:t>
+      </w:r>
+    </w:p>
+    <w:p>
       <w:proofErr w:type="gramStart"/>
       <w:r>
-        <w:t>Small focused</w:t>
+        <w:t>detectGreen(</w:t>
       </w:r>
       <w:proofErr w:type="gramEnd"/>
       <w:r>
-        <w:t xml:space="preserve"> interfaces are preferred.</w:t>
-      </w:r>
-    </w:p>
-    <w:p>
-      <w:r>
-        <w:t>### Dependency Inversion</w:t>
-      </w:r>
-    </w:p>
-    <w:p>
-      <w:pPr>
-        <w:ind w:left="720"/>
-      </w:pPr>
-      <w:r>
-        <w:t>Depend upon abstractions rather than implementations.</w:t>
-      </w:r>
-    </w:p>
-    <w:p>
-      <w:r>
-        <w:t>---</w:t>
-      </w:r>
-    </w:p>
-    <w:p/>
-    <w:p>
-      <w:pPr>
-        <w:pStyle w:val="Heading1"/>
-      </w:pPr>
-      <w:bookmarkStart w:id="36" w:name="_Toc236754325"/>
-      <w:r>
-        <w:t>33. Naming Conventions</w:t>
-      </w:r>
-      <w:bookmarkEnd w:id="36"/>
-    </w:p>
-    <w:p/>
-    <w:p>
-      <w:r>
-        <w:t>Classes</w:t>
-      </w:r>
-    </w:p>
-    <w:p>
-      <w:r>
-        <w:t>```</w:t>
-      </w:r>
-    </w:p>
-    <w:p>
-      <w:r>
-        <w:t>GreenDetector</w:t>
-      </w:r>
-    </w:p>
-    <w:p>
-      <w:r>
-        <w:t>```</w:t>
-      </w:r>
-    </w:p>
-    <w:p>
-      <w:r>
-        <w:t>Interfaces</w:t>
-      </w:r>
-    </w:p>
-    <w:p>
-      <w:r>
-        <w:t>```</w:t>
-      </w:r>
-    </w:p>
-    <w:p>
-      <w:proofErr w:type="spellStart"/>
-      <w:r>
-        <w:t>DetectionRequest</w:t>
-      </w:r>
-      <w:proofErr w:type="spellEnd"/>
-    </w:p>
-    <w:p>
-      <w:r>
-        <w:t>```</w:t>
-      </w:r>
-    </w:p>
-    <w:p>
-      <w:r>
-        <w:t>Enums</w:t>
-      </w:r>
-    </w:p>
-    <w:p>
-      <w:r>
-        <w:t>```</w:t>
-      </w:r>
-    </w:p>
-    <w:p>
-      <w:proofErr w:type="spellStart"/>
-      <w:r>
-        <w:t>GolfFeatureType</w:t>
-      </w:r>
-      <w:proofErr w:type="spellEnd"/>
-    </w:p>
-    <w:p>
-      <w:r>
-        <w:t>```</w:t>
-      </w:r>
-    </w:p>
-    <w:p>
-      <w:r>
-        <w:t>Methods</w:t>
-      </w:r>
-    </w:p>
-    <w:p>
-      <w:r>
-        <w:t>```</w:t>
-      </w:r>
-    </w:p>
-    <w:p>
-      <w:proofErr w:type="spellStart"/>
-      <w:r>
-        <w:t>detectGreen</w:t>
-      </w:r>
-      <w:proofErr w:type="spellEnd"/>
-      <w:r>
-        <w:t>()</w:t>
+        <w:t>)</w:t>
       </w:r>
     </w:p>
     <w:p>
@@ -8235,11 +8915,9 @@
       </w:r>
     </w:p>
     <w:p>
-      <w:proofErr w:type="spellStart"/>
       <w:r>
         <w:t>greenPolygon</w:t>
       </w:r>
-      <w:proofErr w:type="spellEnd"/>
     </w:p>
     <w:p>
       <w:r>
@@ -8310,13 +8988,8 @@
         <w:ind w:left="720"/>
       </w:pPr>
       <w:r>
-        <w:t xml:space="preserve">- One public </w:t>
-      </w:r>
-      <w:proofErr w:type="spellStart"/>
-      <w:r>
-        <w:t>enum</w:t>
-      </w:r>
-      <w:proofErr w:type="spellEnd"/>
+        <w:t>- One public enum</w:t>
+      </w:r>
     </w:p>
     <w:p>
       <w:r>
@@ -8731,13 +9404,8 @@
         <w:ind w:left="720"/>
       </w:pPr>
       <w:r>
-        <w:t xml:space="preserve">- </w:t>
-      </w:r>
-      <w:proofErr w:type="spellStart"/>
-      <w:r>
-        <w:t>ESLint</w:t>
-      </w:r>
-      <w:proofErr w:type="spellEnd"/>
+        <w:t>- ESLint</w:t>
+      </w:r>
     </w:p>
     <w:p>
       <w:pPr>
@@ -9103,42 +9771,368 @@
     </w:p>
     <w:p>
       <w:r>
-        <w:t xml:space="preserve">  Governance </w:t>
-      </w:r>
-    </w:p>
-    <w:p>
-      <w:r>
-        <w:t xml:space="preserve">  Release process </w:t>
-      </w:r>
-    </w:p>
-    <w:p>
-      <w:r>
-        <w:t xml:space="preserve">  ADR log </w:t>
-      </w:r>
-    </w:p>
-    <w:p>
-      <w:r>
-        <w:t xml:space="preserve">  Roadmap </w:t>
-      </w:r>
-    </w:p>
-    <w:p>
-      <w:r>
-        <w:t xml:space="preserve">  Contribution guide </w:t>
-      </w:r>
-    </w:p>
-    <w:p>
-      <w:r>
-        <w:t xml:space="preserve">  Glossary </w:t>
-      </w:r>
-    </w:p>
-    <w:p>
-      <w:r>
-        <w:t xml:space="preserve">  Architecture diagrams </w:t>
-      </w:r>
-    </w:p>
-    <w:p>
-      <w:r>
-        <w:t>  Appendices</w:t>
+        <w:sym w:font="Times New Roman" w:char="F0B7"/>
+      </w:r>
+      <w:r>
+        <w:t xml:space="preserve">  Governance </w:t>
+      </w:r>
+    </w:p>
+    <w:p>
+      <w:r>
+        <w:sym w:font="Times New Roman" w:char="F0B7"/>
+      </w:r>
+      <w:r>
+        <w:t xml:space="preserve">  Release process </w:t>
+      </w:r>
+    </w:p>
+    <w:p>
+      <w:r>
+        <w:sym w:font="Times New Roman" w:char="F0B7"/>
+      </w:r>
+      <w:r>
+        <w:t xml:space="preserve">  ADR log </w:t>
+      </w:r>
+    </w:p>
+    <w:p>
+      <w:r>
+        <w:sym w:font="Times New Roman" w:char="F0B7"/>
+      </w:r>
+      <w:r>
+        <w:t xml:space="preserve">  Roadmap </w:t>
+      </w:r>
+    </w:p>
+    <w:p>
+      <w:r>
+        <w:sym w:font="Times New Roman" w:char="F0B7"/>
+      </w:r>
+      <w:r>
+        <w:t xml:space="preserve">  Contribution guide </w:t>
+      </w:r>
+    </w:p>
+    <w:p>
+      <w:r>
+        <w:sym w:font="Times New Roman" w:char="F0B7"/>
+      </w:r>
+      <w:r>
+        <w:t xml:space="preserve">  Glossary </w:t>
+      </w:r>
+    </w:p>
+    <w:p>
+      <w:r>
+        <w:sym w:font="Times New Roman" w:char="F0B7"/>
+      </w:r>
+      <w:r>
+        <w:t xml:space="preserve">  Architecture diagrams </w:t>
+      </w:r>
+    </w:p>
+    <w:p>
+      <w:r>
+        <w:sym w:font="Times New Roman" w:char="F0B7"/>
+      </w:r>
+      <w:r>
+        <w:t xml:space="preserve">  Appendices</w:t>
+      </w:r>
+    </w:p>
+    <w:p/>
+    <w:p>
+      <w:r>
+        <w:rPr>
+          <w14:ligatures w14:val="none"/>
+        </w:rPr>
+        <w:br w:type="page"/>
+      </w:r>
+    </w:p>
+    <w:p>
+      <w:pPr>
+        <w:pStyle w:val="Heading1"/>
+      </w:pPr>
+      <w:r>
+        <w:lastRenderedPageBreak/>
+        <w:t>Part 5 – Current Implementation Baseline</w:t>
+      </w:r>
+    </w:p>
+    <w:p>
+      <w:r>
+        <w:t>This section records the current implementation baseline as of August 2026. It supplements the original Version 2.0 specification and is authoritative where it describes the currently implemented browser/OpenCV stack.</w:t>
+      </w:r>
+    </w:p>
+    <w:p>
+      <w:pPr>
+        <w:pStyle w:val="Heading2"/>
+      </w:pPr>
+      <w:r>
+        <w:t>Technology Baseline</w:t>
+      </w:r>
+    </w:p>
+    <w:p>
+      <w:r>
+        <w:t>• Language: TypeScript.</w:t>
+      </w:r>
+    </w:p>
+    <w:p>
+      <w:r>
+        <w:t>• Package manager: npm.</w:t>
+      </w:r>
+    </w:p>
+    <w:p>
+      <w:r>
+        <w:t>• Browser development server: Vite.</w:t>
+      </w:r>
+    </w:p>
+    <w:p>
+      <w:r>
+        <w:t>• Testing: Vitest.</w:t>
+      </w:r>
+    </w:p>
+    <w:p>
+      <w:r>
+        <w:t>• Computer vision: OpenCV.js 1.2.1.</w:t>
+      </w:r>
+    </w:p>
+    <w:p>
+      <w:r>
+        <w:t>• OpenCV.js runtime file: node_modules\opencv.js\opencv.js.</w:t>
+      </w:r>
+    </w:p>
+    <w:p>
+      <w:r>
+        <w:t>• HTML entry point: index.html.</w:t>
+      </w:r>
+    </w:p>
+    <w:p>
+      <w:r>
+        <w:t>• Browser entry point: src/browser/main.ts.</w:t>
+      </w:r>
+    </w:p>
+    <w:p>
+      <w:pPr>
+        <w:pStyle w:val="Heading2"/>
+      </w:pPr>
+      <w:r>
+        <w:t>Verified Build and Test State</w:t>
+      </w:r>
+    </w:p>
+    <w:p>
+      <w:r>
+        <w:t>The current verified commands are:</w:t>
+      </w:r>
+    </w:p>
+    <w:p>
+      <w:r>
+        <w:t>npx tsc --noEmit</w:t>
+      </w:r>
+    </w:p>
+    <w:p>
+      <w:r>
+        <w:t>npx vitest run</w:t>
+      </w:r>
+    </w:p>
+    <w:p>
+      <w:r>
+        <w:t>npx vitest run tests/integration/OpenCvJsContourDetection.test.ts</w:t>
+      </w:r>
+    </w:p>
+    <w:p>
+      <w:r>
+        <w:t>The latest verified full test run passes 12 test files and 32 tests. The real OpenCV.js contour integration test also passes.</w:t>
+      </w:r>
+    </w:p>
+    <w:p>
+      <w:pPr>
+        <w:pStyle w:val="Heading2"/>
+      </w:pPr>
+      <w:r>
+        <w:t>Verified Browser State</w:t>
+      </w:r>
+    </w:p>
+    <w:p>
+      <w:r>
+        <w:t>• The Vite browser application starts successfully.</w:t>
+      </w:r>
+    </w:p>
+    <w:p>
+      <w:r>
+        <w:t>• A real golf-course image can be selected.</w:t>
+      </w:r>
+    </w:p>
+    <w:p>
+      <w:r>
+        <w:t>• The image is processed successfully.</w:t>
+      </w:r>
+    </w:p>
+    <w:p>
+      <w:r>
+        <w:t>• OpenCV.js initialises and performs real processing.</w:t>
+      </w:r>
+    </w:p>
+    <w:p>
+      <w:r>
+        <w:t>• No browser console errors were observed.</w:t>
+      </w:r>
+    </w:p>
+    <w:p>
+      <w:r>
+        <w:t>• A Green feature result is returned.</w:t>
+      </w:r>
+    </w:p>
+    <w:p>
+      <w:r>
+        <w:lastRenderedPageBreak/>
+        <w:t xml:space="preserve">Current limitation: the observed Green test returned a polygon covering the complete 575 x 620 image with confidence 0.5. </w:t>
+      </w:r>
+      <w:proofErr w:type="gramStart"/>
+      <w:r>
+        <w:t>Therefore</w:t>
+      </w:r>
+      <w:proofErr w:type="gramEnd"/>
+      <w:r>
+        <w:t xml:space="preserve"> the OpenCV runtime integration is working, but the current Green detection strategy is not yet sufficiently feature-specific.</w:t>
+      </w:r>
+    </w:p>
+    <w:p>
+      <w:pPr>
+        <w:pStyle w:val="Heading2"/>
+      </w:pPr>
+      <w:r>
+        <w:t>User-Guided Centre-Click Workflow</w:t>
+      </w:r>
+    </w:p>
+    <w:p>
+      <w:r>
+        <w:t>The agreed next workflow is user-guided detection using an approximate centre/seed click.</w:t>
+      </w:r>
+    </w:p>
+    <w:p>
+      <w:pPr>
+        <w:pStyle w:val="Heading3"/>
+      </w:pPr>
+      <w:r>
+        <w:t>Bunker Workflow</w:t>
+      </w:r>
+    </w:p>
+    <w:p>
+      <w:r>
+        <w:t>Select Bunker once.</w:t>
+      </w:r>
+    </w:p>
+    <w:p>
+      <w:r>
+        <w:t>Click approximately near the centre of bunker 1.</w:t>
+      </w:r>
+    </w:p>
+    <w:p>
+      <w:r>
+        <w:t>Process the bunker using the click as a seed/location.</w:t>
+      </w:r>
+    </w:p>
+    <w:p>
+      <w:r>
+        <w:t>Repeat the click for bunker 2, 3, 4 and 5 without reselecting Bunker.</w:t>
+      </w:r>
+    </w:p>
+    <w:p>
+      <w:r>
+        <w:t>Return each detected bunker as editable geometry.</w:t>
+      </w:r>
+    </w:p>
+    <w:p>
+      <w:pPr>
+        <w:pStyle w:val="Heading3"/>
+      </w:pPr>
+      <w:r>
+        <w:t>Green Workflow</w:t>
+      </w:r>
+    </w:p>
+    <w:p>
+      <w:r>
+        <w:t>Select Green.</w:t>
+      </w:r>
+    </w:p>
+    <w:p>
+      <w:r>
+        <w:t>Click approximately near the centre of the green.</w:t>
+      </w:r>
+    </w:p>
+    <w:p>
+      <w:r>
+        <w:t>Use the click as the seed/location for detection.</w:t>
+      </w:r>
+    </w:p>
+    <w:p>
+      <w:r>
+        <w:t>Return the detected green as editable geometry.</w:t>
+      </w:r>
+    </w:p>
+    <w:p>
+      <w:r>
+        <w:t>The centre click is intended to be approximate rather than pixel-perfect.</w:t>
+      </w:r>
+    </w:p>
+    <w:p>
+      <w:pPr>
+        <w:pStyle w:val="Heading2"/>
+      </w:pPr>
+      <w:r>
+        <w:t>Implementation Constraint</w:t>
+      </w:r>
+    </w:p>
+    <w:p>
+      <w:r>
+        <w:t>The seed/centre point must be represented in the public application/domain request without exposing OpenCV-specific types. The host/browser UI captures the click; the application layer passes the seed to the appropriate detector; the OpenCV adapter remains responsible only for OpenCV operations.</w:t>
+      </w:r>
+    </w:p>
+    <w:p>
+      <w:pPr>
+        <w:pStyle w:val="Heading2"/>
+      </w:pPr>
+      <w:r>
+        <w:t>Next Development Milestone</w:t>
+      </w:r>
+    </w:p>
+    <w:p>
+      <w:r>
+        <w:t>Milestone 3 — User-Guided Feature Detection</w:t>
+      </w:r>
+    </w:p>
+    <w:p>
+      <w:r>
+        <w:t>• Add seed/centre-point support to the detection request.</w:t>
+      </w:r>
+    </w:p>
+    <w:p>
+      <w:r>
+        <w:t>• Add tests for the new request behaviour.</w:t>
+      </w:r>
+    </w:p>
+    <w:p>
+      <w:r>
+        <w:t>• Implement seed-guided Green detection.</w:t>
+      </w:r>
+    </w:p>
+    <w:p>
+      <w:r>
+        <w:t>• Implement seed-guided Bunker detection.</w:t>
+      </w:r>
+    </w:p>
+    <w:p>
+      <w:r>
+        <w:t>• Allow repeated bunker clicks after one feature selection.</w:t>
+      </w:r>
+    </w:p>
+    <w:p>
+      <w:r>
+        <w:lastRenderedPageBreak/>
+        <w:t>• Improve Green detection so the full source image is not accepted as the Green polygon.</w:t>
+      </w:r>
+    </w:p>
+    <w:p>
+      <w:r>
+        <w:t>• Add browser/integration tests for the new interaction.</w:t>
+      </w:r>
+    </w:p>
+    <w:p>
+      <w:r>
+        <w:t>Documentation rule: architectural or workflow changes must be recorded in the handbook, decision log, progress tracker, and change log before or alongside implementation.</w:t>
       </w:r>
     </w:p>
     <w:p/>
@@ -9153,7 +10147,7 @@
 </file>
 
 <file path=word/numbering.xml><?xml version="1.0" encoding="utf-8"?>
-<w:numbering xmlns:wpc="http://schemas.microsoft.com/office/word/2010/wordprocessingCanvas" xmlns:cx="http://schemas.microsoft.com/office/drawing/2014/chartex" xmlns:cx1="http://schemas.microsoft.com/office/drawing/2015/9/8/chartex" xmlns:cx2="http://schemas.microsoft.com/office/drawing/2015/10/21/chartex" xmlns:cx3="http://schemas.microsoft.com/office/drawing/2016/5/9/chartex" xmlns:cx4="http://schemas.microsoft.com/office/drawing/2016/5/10/chartex" xmlns:cx5="http://schemas.microsoft.com/office/drawing/2016/5/11/chartex" xmlns:cx6="http://schemas.microsoft.com/office/drawing/2016/5/12/chartex" xmlns:cx7="http://schemas.microsoft.com/office/drawing/2016/5/13/chartex" xmlns:cx8="http://schemas.microsoft.com/office/drawing/2016/5/14/chartex" xmlns:mc="http://schemas.openxmlformats.org/markup-compatibility/2006" xmlns:aink="http://schemas.microsoft.com/office/drawing/2016/ink" xmlns:am3d="http://schemas.microsoft.com/office/drawing/2017/model3d" xmlns:o="urn:schemas-microsoft-com:office:office" xmlns:oel="http://schemas.microsoft.com/office/2019/extlst" xmlns:r="http://schemas.openxmlformats.org/officeDocument/2006/relationships" xmlns:m="http://schemas.openxmlformats.org/officeDocument/2006/math" xmlns:v="urn:schemas-microsoft-com:vml" xmlns:wp14="http://schemas.microsoft.com/office/word/2010/wordprocessingDrawing" xmlns:wp="http://schemas.openxmlformats.org/drawingml/2006/wordprocessingDrawing" xmlns:w10="urn:schemas-microsoft-com:office:word" xmlns:w="http://schemas.openxmlformats.org/wordprocessingml/2006/main" xmlns:w14="http://schemas.microsoft.com/office/word/2010/wordml" xmlns:w15="http://schemas.microsoft.com/office/word/2012/wordml" xmlns:w16cei="http://schemas.microsoft.com/office/word/2026/wordml/cei" xmlns:w16cex="http://schemas.microsoft.com/office/word/2018/wordml/cex" xmlns:w16cid="http://schemas.microsoft.com/office/word/2016/wordml/cid" xmlns:w16="http://schemas.microsoft.com/office/word/2018/wordml" xmlns:w16du="http://schemas.microsoft.com/office/word/2023/wordml/word16du" xmlns:w16sdtdh="http://schemas.microsoft.com/office/word/2020/wordml/sdtdatahash" xmlns:w16sdtfl="http://schemas.microsoft.com/office/word/2024/wordml/sdtformatlock" xmlns:w16se="http://schemas.microsoft.com/office/word/2015/wordml/symex" xmlns:wpg="http://schemas.microsoft.com/office/word/2010/wordprocessingGroup" xmlns:wpi="http://schemas.microsoft.com/office/word/2010/wordprocessingInk" xmlns:wne="http://schemas.microsoft.com/office/word/2006/wordml" xmlns:wps="http://schemas.microsoft.com/office/word/2010/wordprocessingShape" mc:Ignorable="w14 w15 w16se w16cid w16 w16cex w16sdtdh w16sdtfl w16du wp14">
+<w:numbering xmlns:wpc="http://schemas.microsoft.com/office/word/2010/wordprocessingCanvas" xmlns:cx="http://schemas.microsoft.com/office/drawing/2014/chartex" xmlns:cx1="http://schemas.microsoft.com/office/drawing/2015/9/8/chartex" xmlns:cx2="http://schemas.microsoft.com/office/drawing/2015/10/21/chartex" xmlns:cx3="http://schemas.microsoft.com/office/drawing/2016/5/9/chartex" xmlns:cx4="http://schemas.microsoft.com/office/drawing/2016/5/10/chartex" xmlns:cx5="http://schemas.microsoft.com/office/drawing/2016/5/11/chartex" xmlns:cx6="http://schemas.microsoft.com/office/drawing/2016/5/12/chartex" xmlns:cx7="http://schemas.microsoft.com/office/drawing/2016/5/13/chartex" xmlns:cx8="http://schemas.microsoft.com/office/drawing/2016/5/14/chartex" xmlns:mc="http://schemas.openxmlformats.org/markup-compatibility/2006" xmlns:aink="http://schemas.microsoft.com/office/drawing/2016/ink" xmlns:am3d="http://schemas.microsoft.com/office/drawing/2017/model3d" xmlns:o="urn:schemas-microsoft-com:office:office" xmlns:r="http://schemas.openxmlformats.org/officeDocument/2006/relationships" xmlns:m="http://schemas.openxmlformats.org/officeDocument/2006/math" xmlns:v="urn:schemas-microsoft-com:vml" xmlns:wp14="http://schemas.microsoft.com/office/word/2010/wordprocessingDrawing" xmlns:wp="http://schemas.openxmlformats.org/drawingml/2006/wordprocessingDrawing" xmlns:w10="urn:schemas-microsoft-com:office:word" xmlns:w="http://schemas.openxmlformats.org/wordprocessingml/2006/main" xmlns:w14="http://schemas.microsoft.com/office/word/2010/wordml" xmlns:w15="http://schemas.microsoft.com/office/word/2012/wordml" xmlns:w16cex="http://schemas.microsoft.com/office/word/2018/wordml/cex" xmlns:w16cid="http://schemas.microsoft.com/office/word/2016/wordml/cid" xmlns:w16="http://schemas.microsoft.com/office/word/2018/wordml" xmlns:w16se="http://schemas.microsoft.com/office/word/2015/wordml/symex" xmlns:wpg="http://schemas.microsoft.com/office/word/2010/wordprocessingGroup" xmlns:wpi="http://schemas.microsoft.com/office/word/2010/wordprocessingInk" xmlns:wne="http://schemas.microsoft.com/office/word/2006/wordml" xmlns:wps="http://schemas.microsoft.com/office/word/2010/wordprocessingShape" mc:Ignorable="w14 w15 w16se w16cid w16 w16cex wp14">
   <w:abstractNum w:abstractNumId="0" w15:restartNumberingAfterBreak="0">
     <w:nsid w:val="019A2DB2"/>
     <w:multiLevelType w:val="multilevel"/>
@@ -9822,38 +10816,98 @@
     <w:tmpl w:val="1809001F"/>
     <w:numStyleLink w:val="Style1"/>
   </w:abstractNum>
-  <w:num w:numId="1" w16cid:durableId="425005051">
+  <w:num w:numId="1">
     <w:abstractNumId w:val="5"/>
   </w:num>
-  <w:num w:numId="2" w16cid:durableId="1284724110">
+  <w:num w:numId="2">
     <w:abstractNumId w:val="6"/>
   </w:num>
-  <w:num w:numId="3" w16cid:durableId="10420499">
+  <w:num w:numId="3">
     <w:abstractNumId w:val="8"/>
   </w:num>
-  <w:num w:numId="4" w16cid:durableId="138109149">
+  <w:num w:numId="4">
     <w:abstractNumId w:val="2"/>
   </w:num>
-  <w:num w:numId="5" w16cid:durableId="1930575319">
+  <w:num w:numId="5">
     <w:abstractNumId w:val="3"/>
   </w:num>
-  <w:num w:numId="6" w16cid:durableId="1960792912">
+  <w:num w:numId="6">
     <w:abstractNumId w:val="7"/>
   </w:num>
-  <w:num w:numId="7" w16cid:durableId="23943150">
+  <w:num w:numId="7">
     <w:abstractNumId w:val="0"/>
   </w:num>
-  <w:num w:numId="8" w16cid:durableId="1271277654">
+  <w:num w:numId="8">
     <w:abstractNumId w:val="4"/>
   </w:num>
-  <w:num w:numId="9" w16cid:durableId="962075870">
+  <w:num w:numId="9">
     <w:abstractNumId w:val="1"/>
+  </w:num>
+  <w:num w:numId="10">
+    <w:abstractNumId w:val="6"/>
+    <w:lvlOverride w:ilvl="0">
+      <w:startOverride w:val="1"/>
+    </w:lvlOverride>
+    <w:lvlOverride w:ilvl="1">
+      <w:startOverride w:val="1"/>
+    </w:lvlOverride>
+    <w:lvlOverride w:ilvl="2">
+      <w:startOverride w:val="1"/>
+    </w:lvlOverride>
+    <w:lvlOverride w:ilvl="3">
+      <w:startOverride w:val="1"/>
+    </w:lvlOverride>
+    <w:lvlOverride w:ilvl="4">
+      <w:startOverride w:val="1"/>
+    </w:lvlOverride>
+    <w:lvlOverride w:ilvl="5">
+      <w:startOverride w:val="1"/>
+    </w:lvlOverride>
+    <w:lvlOverride w:ilvl="6">
+      <w:startOverride w:val="1"/>
+    </w:lvlOverride>
+    <w:lvlOverride w:ilvl="7">
+      <w:startOverride w:val="1"/>
+    </w:lvlOverride>
+    <w:lvlOverride w:ilvl="8">
+      <w:startOverride w:val="1"/>
+    </w:lvlOverride>
+  </w:num>
+  <w:num w:numId="11">
+    <w:abstractNumId w:val="4"/>
+    <w:lvlOverride w:ilvl="0">
+      <w:startOverride w:val="1"/>
+    </w:lvlOverride>
+    <w:lvlOverride w:ilvl="1">
+      <w:startOverride w:val="1"/>
+    </w:lvlOverride>
+    <w:lvlOverride w:ilvl="2">
+      <w:startOverride w:val="1"/>
+    </w:lvlOverride>
+    <w:lvlOverride w:ilvl="3">
+      <w:startOverride w:val="1"/>
+    </w:lvlOverride>
+    <w:lvlOverride w:ilvl="4">
+      <w:startOverride w:val="1"/>
+    </w:lvlOverride>
+    <w:lvlOverride w:ilvl="5">
+      <w:startOverride w:val="1"/>
+    </w:lvlOverride>
+    <w:lvlOverride w:ilvl="6">
+      <w:startOverride w:val="1"/>
+    </w:lvlOverride>
+    <w:lvlOverride w:ilvl="7">
+      <w:startOverride w:val="1"/>
+    </w:lvlOverride>
+    <w:lvlOverride w:ilvl="8">
+      <w:startOverride w:val="1"/>
+    </w:lvlOverride>
   </w:num>
 </w:numbering>
 </file>
 
 <file path=word/styles.xml><?xml version="1.0" encoding="utf-8"?>
-<w:styles xmlns:mc="http://schemas.openxmlformats.org/markup-compatibility/2006" xmlns:r="http://schemas.openxmlformats.org/officeDocument/2006/relationships" xmlns:w="http://schemas.openxmlformats.org/wordprocessingml/2006/main" xmlns:w14="http://schemas.microsoft.com/office/word/2010/wordml" xmlns:w15="http://schemas.microsoft.com/office/word/2012/wordml" xmlns:w16cex="http://schemas.microsoft.com/office/word/2018/wordml/cex" xmlns:w16cid="http://schemas.microsoft.com/office/word/2016/wordml/cid" xmlns:w16="http://schemas.microsoft.com/office/word/2018/wordml" xmlns:w16du="http://schemas.microsoft.com/office/word/2023/wordml/word16du" xmlns:w16sdtdh="http://schemas.microsoft.com/office/word/2020/wordml/sdtdatahash" xmlns:w16sdtfl="http://schemas.microsoft.com/office/word/2024/wordml/sdtformatlock" xmlns:w16se="http://schemas.microsoft.com/office/word/2015/wordml/symex" mc:Ignorable="w14 w15 w16se w16cid w16 w16cex w16sdtdh w16sdtfl w16du">
+<w:styles xmlns:mc="http://schemas.openxmlformats.org/markup-compatibility/2006" xmlns:r="http://schemas.openxmlformats.org/officeDocument/2006/relationships" xmlns:w="http://schemas.openxmlformats.org/wordprocessingml/2006/main" xmlns:w14="http://schemas.microsoft.com/office/word/2010/wordml" xmlns:w15="http://schemas.microsoft.com/office/word/2012/wordml" xmlns:w16cex="http://schemas.microsoft.com/office/word/2018/wordml/cex" xmlns:w16cid="http://schemas.microsoft.com/office/word/2016/wordml/cid" xmlns:w16="http://schemas.microsoft.com/office/word/2018/wordml" xmlns:w16se="http://schemas.microsoft.com/office/word/2015/wordml/symex" mc:Ignorable="w14 w15 w16se w16cid w16 w16cex">
   <w:docDefaults>
     <w:rPrDefault>
       <w:rPr>
@@ -10810,6 +11864,31 @@
       <w:ind w:left="240"/>
     </w:pPr>
   </w:style>
+  <w:style w:type="character" w:styleId="FollowedHyperlink">
+    <w:name w:val="FollowedHyperlink"/>
+    <w:basedOn w:val="DefaultParagraphFont"/>
+    <w:uiPriority w:val="99"/>
+    <w:semiHidden/>
+    <w:unhideWhenUsed/>
+    <w:rsid w:val="00590F7B"/>
+    <w:rPr>
+      <w:color w:val="96607D" w:themeColor="followedHyperlink"/>
+      <w:u w:val="single"/>
+    </w:rPr>
+  </w:style>
+  <w:style w:type="paragraph" w:customStyle="1" w:styleId="msonormal0">
+    <w:name w:val="msonormal"/>
+    <w:basedOn w:val="Normal"/>
+    <w:rsid w:val="00590F7B"/>
+    <w:pPr>
+      <w:spacing w:before="100" w:beforeAutospacing="1" w:after="100" w:afterAutospacing="1" w:line="240" w:lineRule="auto"/>
+    </w:pPr>
+    <w:rPr>
+      <w:rFonts w:ascii="Times New Roman" w:eastAsia="Times New Roman" w:hAnsi="Times New Roman" w:cs="Times New Roman"/>
+      <w:lang w:eastAsia="en-IE"/>
+      <w14:ligatures w14:val="none"/>
+    </w:rPr>
+  </w:style>
 </w:styles>
 </file>
 
@@ -11133,7 +12212,7 @@
 </file>
 
 <file path=customXml/itemProps1.xml><?xml version="1.0" encoding="utf-8"?>
-<ds:datastoreItem xmlns:ds="http://schemas.openxmlformats.org/officeDocument/2006/customXml" ds:itemID="{DC22EC9C-0EC7-484B-A4E3-BDD9E35A4782}">
+<ds:datastoreItem xmlns:ds="http://schemas.openxmlformats.org/officeDocument/2006/customXml" ds:itemID="{D335D96B-3843-4025-94B1-9994C41AFC06}">
   <ds:schemaRefs>
     <ds:schemaRef ds:uri="http://schemas.openxmlformats.org/officeDocument/2006/bibliography"/>
   </ds:schemaRefs>
